--- a/docs/files/altum/altum_6M2026_en.docx
+++ b/docs/files/altum/altum_6M2026_en.docx
@@ -2557,24 +2557,10 @@
         <w:rPr>
           <w:sz w:val="24"/>
         </w:rPr>
-        <w:t xml:space="preserve">☐ </w:t>
+        <w:t xml:space="preserve">☑ </w:t>
       </w:r>
       <w:r>
         <w:t>Yes, the company is not in the list of sanctions (add a screenshot)</w:t>
-      </w:r>
-    </w:p>
-    <w:p>
-      <w:pPr>
-        <w:spacing w:after="0"/>
-        <w:ind w:left="397"/>
-      </w:pPr>
-      <w:r>
-        <w:rPr>
-          <w:b/>
-          <w:color w:val="B42318"/>
-          <w:sz w:val="19"/>
-        </w:rPr>
-        <w:t>Needs review</w:t>
       </w:r>
     </w:p>
     <w:p>
@@ -2594,7 +2580,7 @@
           <w:color w:val="333333"/>
           <w:sz w:val="19"/>
         </w:rPr>
-        <w:t>Automatic check against the EU, UN, US OFAC and UK consolidated sanctions lists.</w:t>
+        <w:t>Not found on the EU, UN, UK, US OFAC consolidated sanctions lists (automatic check 2026-10-22).</w:t>
       </w:r>
     </w:p>
     <w:p>

--- a/docs/files/altum/altum_6M2026_en.docx
+++ b/docs/files/altum/altum_6M2026_en.docx
@@ -2,122 +2,297 @@
 <file path=word/document.xml><?xml version="1.0" encoding="utf-8"?>
 <w:document xmlns:wpc="http://schemas.microsoft.com/office/word/2010/wordprocessingCanvas" xmlns:mo="http://schemas.microsoft.com/office/mac/office/2008/main" xmlns:mc="http://schemas.openxmlformats.org/markup-compatibility/2006" xmlns:mv="urn:schemas-microsoft-com:mac:vml" xmlns:o="urn:schemas-microsoft-com:office:office" xmlns:r="http://schemas.openxmlformats.org/officeDocument/2006/relationships" xmlns:m="http://schemas.openxmlformats.org/officeDocument/2006/math" xmlns:v="urn:schemas-microsoft-com:vml" xmlns:wp14="http://schemas.microsoft.com/office/word/2010/wordprocessingDrawing" xmlns:wp="http://schemas.openxmlformats.org/drawingml/2006/wordprocessingDrawing" xmlns:w10="urn:schemas-microsoft-com:office:word" xmlns:w="http://schemas.openxmlformats.org/wordprocessingml/2006/main" xmlns:w14="http://schemas.microsoft.com/office/word/2010/wordml" xmlns:wpg="http://schemas.microsoft.com/office/word/2010/wordprocessingGroup" xmlns:wpi="http://schemas.microsoft.com/office/word/2010/wordprocessingInk" xmlns:wne="http://schemas.microsoft.com/office/word/2006/wordml" xmlns:wps="http://schemas.microsoft.com/office/word/2010/wordprocessingShape" mc:Ignorable="w14 wp14">
   <w:body>
+    <w:tbl>
+      <w:tblPr>
+        <w:tblW w:w="9639" w:type="dxa"/>
+        <w:tblBorders>
+          <w:top w:val="nil"/>
+          <w:left w:val="nil"/>
+          <w:bottom w:val="nil"/>
+          <w:right w:val="nil"/>
+          <w:insideH w:val="nil"/>
+          <w:insideV w:val="nil"/>
+        </w:tblBorders>
+        <w:tblLayout w:type="fixed"/>
+        <w:tblCellMar>
+          <w:top w:w="260" w:type="dxa"/>
+          <w:left w:w="280" w:type="dxa"/>
+          <w:bottom w:w="260" w:type="dxa"/>
+          <w:right w:w="280" w:type="dxa"/>
+        </w:tblCellMar>
+        <w:tblLook w:firstColumn="1" w:firstRow="1" w:lastColumn="0" w:lastRow="0" w:noHBand="0" w:noVBand="1" w:val="04A0"/>
+      </w:tblPr>
+      <w:tblGrid>
+        <w:gridCol w:w="7030"/>
+        <w:gridCol w:w="2608"/>
+      </w:tblGrid>
+      <w:tr>
+        <w:tc>
+          <w:tcPr>
+            <w:tcW w:type="dxa" w:w="7030"/>
+            <w:shd w:val="clear" w:color="auto" w:fill="1F4E79"/>
+          </w:tcPr>
+          <w:p>
+            <w:pPr>
+              <w:spacing w:before="0" w:after="0"/>
+            </w:pPr>
+            <w:r>
+              <w:rPr>
+                <w:b/>
+                <w:caps/>
+                <w:color w:val="AFC6DD"/>
+                <w:sz w:val="17"/>
+              </w:rPr>
+              <w:t>Issuer review · 6M2026</w:t>
+            </w:r>
+          </w:p>
+          <w:p>
+            <w:pPr>
+              <w:spacing w:before="40" w:after="0"/>
+            </w:pPr>
+            <w:r>
+              <w:rPr>
+                <w:b/>
+                <w:color w:val="FFFFFF"/>
+                <w:sz w:val="52"/>
+              </w:rPr>
+              <w:t>Altum</w:t>
+            </w:r>
+          </w:p>
+        </w:tc>
+        <w:tc>
+          <w:tcPr>
+            <w:tcW w:type="dxa" w:w="2608"/>
+            <w:shd w:val="clear" w:color="auto" w:fill="1F4E79"/>
+          </w:tcPr>
+          <w:p>
+            <w:pPr>
+              <w:spacing w:before="280" w:after="0"/>
+              <w:jc w:val="right"/>
+            </w:pPr>
+            <w:r>
+              <w:rPr>
+                <w:b/>
+                <w:color w:val="1B7F3B"/>
+                <w:sz w:val="19"/>
+                <w:shd w:val="clear" w:color="auto" w:fill="E3F3E8"/>
+              </w:rPr>
+              <w:t xml:space="preserve">  ●  OK  </w:t>
+            </w:r>
+          </w:p>
+        </w:tc>
+      </w:tr>
+    </w:tbl>
     <w:p>
       <w:pPr>
-        <w:spacing w:after="0"/>
+        <w:pBdr>
+          <w:top w:val="single" w:sz="12" w:color="2A78D6" w:space="0"/>
+        </w:pBdr>
+        <w:spacing w:before="0" w:after="200" w:line="120" w:lineRule="auto"/>
       </w:pPr>
-      <w:r>
-        <w:rPr>
-          <w:b/>
-          <w:color w:val="1F4E79"/>
-          <w:sz w:val="48"/>
-        </w:rPr>
-        <w:t>Altum</w:t>
-      </w:r>
-    </w:p>
-    <w:p>
-      <w:r>
-        <w:rPr>
-          <w:color w:val="5F6B7A"/>
-          <w:sz w:val="24"/>
-        </w:rPr>
-        <w:t>Issuer review · 6M2026</w:t>
-      </w:r>
-    </w:p>
-    <w:p>
-      <w:pPr>
-        <w:spacing w:after="0"/>
-      </w:pPr>
-      <w:r>
-        <w:rPr>
-          <w:b/>
-          <w:sz w:val="19"/>
-        </w:rPr>
-        <w:t xml:space="preserve">Analysis date: </w:t>
-      </w:r>
-      <w:r>
-        <w:rPr>
-          <w:b w:val="0"/>
-          <w:sz w:val="19"/>
-        </w:rPr>
-        <w:t>2026-10-22</w:t>
-      </w:r>
-    </w:p>
-    <w:p>
-      <w:pPr>
-        <w:spacing w:after="0"/>
-      </w:pPr>
-      <w:r>
-        <w:rPr>
-          <w:b/>
-          <w:sz w:val="19"/>
-        </w:rPr>
-        <w:t xml:space="preserve">Rating: </w:t>
-      </w:r>
-      <w:r>
-        <w:rPr>
-          <w:b w:val="0"/>
-          <w:sz w:val="19"/>
-        </w:rPr>
-        <w:t>Moody's Baa1 long-term issuer rating, P-2 short-term, outlook stable (affirmed 2025-01-28)</w:t>
-      </w:r>
-      <w:hyperlink r:id="rId10">
-        <w:r>
-          <w:rPr>
-            <w:color w:val="2A78D6"/>
-            <w:vertAlign w:val="superscript"/>
-            <w:sz w:val="16"/>
-          </w:rPr>
-          <w:t xml:space="preserve">1</w:t>
-        </w:r>
-      </w:hyperlink>
-    </w:p>
-    <w:p>
-      <w:pPr>
-        <w:spacing w:after="0"/>
-      </w:pPr>
-      <w:r>
-        <w:rPr>
-          <w:b/>
-          <w:sz w:val="19"/>
-        </w:rPr>
-        <w:t xml:space="preserve">Next report: </w:t>
-      </w:r>
-      <w:r>
-        <w:rPr>
-          <w:b w:val="0"/>
-          <w:sz w:val="19"/>
-        </w:rPr>
-        <w:t>9M 2026 interim report - 2026-11-26 to 2026-11-30</w:t>
-      </w:r>
-      <w:hyperlink r:id="rId11">
-        <w:r>
-          <w:rPr>
-            <w:color w:val="2A78D6"/>
-            <w:vertAlign w:val="superscript"/>
-            <w:sz w:val="16"/>
-          </w:rPr>
-          <w:t xml:space="preserve">2</w:t>
-        </w:r>
-      </w:hyperlink>
     </w:p>
     <w:tbl>
       <w:tblPr>
-        <w:tblW w:type="auto" w:w="0"/>
+        <w:tblW w:w="9639" w:type="dxa"/>
+        <w:tblBorders>
+          <w:top w:val="nil"/>
+          <w:left w:val="nil"/>
+          <w:bottom w:val="nil"/>
+          <w:right w:val="nil"/>
+          <w:insideH w:val="nil"/>
+          <w:insideV w:val="nil"/>
+        </w:tblBorders>
+        <w:tblLayout w:type="fixed"/>
+        <w:tblCellMar>
+          <w:top w:w="0" w:type="dxa"/>
+          <w:left w:w="0" w:type="dxa"/>
+          <w:bottom w:w="120" w:type="dxa"/>
+          <w:right w:w="160" w:type="dxa"/>
+        </w:tblCellMar>
         <w:tblLook w:firstColumn="1" w:firstRow="1" w:lastColumn="0" w:lastRow="0" w:noHBand="0" w:noVBand="1" w:val="04A0"/>
       </w:tblPr>
       <w:tblGrid>
-        <w:gridCol w:w="9972"/>
+        <w:gridCol w:w="3213"/>
+        <w:gridCol w:w="3213"/>
+        <w:gridCol w:w="3213"/>
+      </w:tblGrid>
+      <w:tr>
+        <w:tc>
+          <w:tcPr>
+            <w:tcW w:type="dxa" w:w="3213"/>
+            <w:tcBorders>
+              <w:top w:val="nil"/>
+              <w:left w:val="nil"/>
+              <w:bottom w:val="single" w:sz="4" w:color="C9D3DE" w:space="0"/>
+              <w:right w:val="nil"/>
+            </w:tcBorders>
+          </w:tcPr>
+          <w:p>
+            <w:pPr>
+              <w:spacing w:before="0" w:after="20"/>
+            </w:pPr>
+            <w:r>
+              <w:rPr>
+                <w:b/>
+                <w:caps/>
+                <w:color w:val="5F6B7A"/>
+                <w:sz w:val="15"/>
+              </w:rPr>
+              <w:t>Analysis date</w:t>
+            </w:r>
+          </w:p>
+          <w:p>
+            <w:pPr>
+              <w:spacing w:before="0" w:after="0"/>
+            </w:pPr>
+            <w:r>
+              <w:rPr>
+                <w:b w:val="0"/>
+                <w:sz w:val="19"/>
+              </w:rPr>
+              <w:t>2026-10-22</w:t>
+            </w:r>
+          </w:p>
+        </w:tc>
+        <w:tc>
+          <w:tcPr>
+            <w:tcW w:type="dxa" w:w="3213"/>
+            <w:tcBorders>
+              <w:top w:val="nil"/>
+              <w:left w:val="nil"/>
+              <w:bottom w:val="single" w:sz="4" w:color="C9D3DE" w:space="0"/>
+              <w:right w:val="nil"/>
+            </w:tcBorders>
+          </w:tcPr>
+          <w:p>
+            <w:pPr>
+              <w:spacing w:before="0" w:after="20"/>
+            </w:pPr>
+            <w:r>
+              <w:rPr>
+                <w:b/>
+                <w:caps/>
+                <w:color w:val="5F6B7A"/>
+                <w:sz w:val="15"/>
+              </w:rPr>
+              <w:t>Rating</w:t>
+            </w:r>
+          </w:p>
+          <w:p>
+            <w:pPr>
+              <w:spacing w:before="0" w:after="0"/>
+            </w:pPr>
+            <w:r>
+              <w:rPr>
+                <w:b w:val="0"/>
+                <w:sz w:val="19"/>
+              </w:rPr>
+              <w:t>Moody's Baa1 long-term issuer rating, P-2 short-term, outlook stable (affirmed 2025-01-28)</w:t>
+            </w:r>
+            <w:hyperlink r:id="rId12">
+              <w:r>
+                <w:rPr>
+                  <w:color w:val="2A78D6"/>
+                  <w:vertAlign w:val="superscript"/>
+                  <w:sz w:val="16"/>
+                </w:rPr>
+                <w:t xml:space="preserve">1</w:t>
+              </w:r>
+            </w:hyperlink>
+          </w:p>
+        </w:tc>
+        <w:tc>
+          <w:tcPr>
+            <w:tcW w:type="dxa" w:w="3213"/>
+            <w:tcBorders>
+              <w:top w:val="nil"/>
+              <w:left w:val="nil"/>
+              <w:bottom w:val="single" w:sz="4" w:color="C9D3DE" w:space="0"/>
+              <w:right w:val="nil"/>
+            </w:tcBorders>
+          </w:tcPr>
+          <w:p>
+            <w:pPr>
+              <w:spacing w:before="0" w:after="20"/>
+            </w:pPr>
+            <w:r>
+              <w:rPr>
+                <w:b/>
+                <w:caps/>
+                <w:color w:val="5F6B7A"/>
+                <w:sz w:val="15"/>
+              </w:rPr>
+              <w:t>Next report</w:t>
+            </w:r>
+          </w:p>
+          <w:p>
+            <w:pPr>
+              <w:spacing w:before="0" w:after="0"/>
+            </w:pPr>
+            <w:r>
+              <w:rPr>
+                <w:b w:val="0"/>
+                <w:sz w:val="19"/>
+              </w:rPr>
+              <w:t>9M 2026 interim report - 2026-11-26 to 2026-11-30</w:t>
+            </w:r>
+            <w:hyperlink r:id="rId13">
+              <w:r>
+                <w:rPr>
+                  <w:color w:val="2A78D6"/>
+                  <w:vertAlign w:val="superscript"/>
+                  <w:sz w:val="16"/>
+                </w:rPr>
+                <w:t xml:space="preserve">2</w:t>
+              </w:r>
+            </w:hyperlink>
+          </w:p>
+        </w:tc>
+      </w:tr>
+    </w:tbl>
+    <w:p>
+      <w:pPr>
+        <w:spacing w:before="0" w:after="80"/>
+      </w:pPr>
+    </w:p>
+    <w:tbl>
+      <w:tblPr>
+        <w:tblW w:w="9639" w:type="dxa"/>
+        <w:tblBorders>
+          <w:top w:val="nil"/>
+          <w:left w:val="nil"/>
+          <w:bottom w:val="nil"/>
+          <w:right w:val="nil"/>
+          <w:insideH w:val="nil"/>
+          <w:insideV w:val="nil"/>
+        </w:tblBorders>
+        <w:tblLayout w:type="fixed"/>
+        <w:tblCellMar>
+          <w:top w:w="180" w:type="dxa"/>
+          <w:left w:w="260" w:type="dxa"/>
+          <w:bottom w:w="200" w:type="dxa"/>
+          <w:right w:w="260" w:type="dxa"/>
+        </w:tblCellMar>
+        <w:tblLook w:firstColumn="1" w:firstRow="1" w:lastColumn="0" w:lastRow="0" w:noHBand="0" w:noVBand="1" w:val="04A0"/>
+      </w:tblPr>
+      <w:tblGrid>
+        <w:gridCol w:w="9639"/>
       </w:tblGrid>
       <w:tr>
         <w:tc>
           <w:tcPr>
             <w:tcW w:type="dxa" w:w="9638"/>
+            <w:tcBorders>
+              <w:top w:val="nil"/>
+              <w:left w:val="single" w:sz="24" w:color="1B7F3B" w:space="0"/>
+              <w:bottom w:val="nil"/>
+              <w:right w:val="nil"/>
+            </w:tcBorders>
             <w:shd w:val="clear" w:color="auto" w:fill="E3F3E8"/>
           </w:tcPr>
           <w:p>
             <w:pPr>
-              <w:spacing w:before="60" w:after="60"/>
+              <w:spacing w:before="0" w:after="0" w:line="276" w:lineRule="auto"/>
             </w:pPr>
             <w:r>
               <w:rPr>
@@ -135,7 +310,7 @@
               </w:rPr>
               <w:t xml:space="preserve"> Altum is Latvia's 100% state-owned development finance institution, rated Baa1 by Moody's</w:t>
             </w:r>
-            <w:hyperlink r:id="rId12">
+            <w:hyperlink r:id="rId14">
               <w:r>
                 <w:rPr>
                   <w:color w:val="2A78D6"/>
@@ -153,7 +328,7 @@
               </w:rPr>
               <w:t>. 1H profit EUR 10.1m (+15%), equity ratio about 25% (calculated by the tool), 180-day liquidity ratio 227%</w:t>
             </w:r>
-            <w:hyperlink r:id="rId10">
+            <w:hyperlink r:id="rId12">
               <w:r>
                 <w:rPr>
                   <w:color w:val="2A78D6"/>
@@ -177,63 +352,101 @@
     </w:tbl>
     <w:p>
       <w:pPr>
-        <w:spacing w:after="0"/>
+        <w:spacing w:before="0" w:after="120"/>
       </w:pPr>
     </w:p>
     <w:tbl>
       <w:tblPr>
-        <w:tblW w:type="auto" w:w="0"/>
-        <w:jc w:val="center"/>
+        <w:tblW w:w="9639" w:type="dxa"/>
+        <w:tblBorders>
+          <w:top w:val="nil"/>
+          <w:left w:val="nil"/>
+          <w:bottom w:val="nil"/>
+          <w:right w:val="nil"/>
+          <w:insideH w:val="nil"/>
+          <w:insideV w:val="nil"/>
+        </w:tblBorders>
+        <w:tblLayout w:type="fixed"/>
+        <w:tblCellMar>
+          <w:top w:w="150" w:type="dxa"/>
+          <w:left w:w="170" w:type="dxa"/>
+          <w:bottom w:w="150" w:type="dxa"/>
+          <w:right w:w="100" w:type="dxa"/>
+        </w:tblCellMar>
         <w:tblLook w:firstColumn="1" w:firstRow="1" w:lastColumn="0" w:lastRow="0" w:noHBand="0" w:noVBand="1" w:val="04A0"/>
-        <w:tblBorders>
-          <w:top w:val="single" w:sz="4" w:color="FFFFFF"/>
-          <w:left w:val="nil"/>
-          <w:bottom w:val="single" w:sz="4" w:color="FFFFFF"/>
-          <w:right w:val="nil"/>
-          <w:insideH w:val="single" w:sz="4" w:color="FFFFFF"/>
-          <w:insideV w:val="nil"/>
-        </w:tblBorders>
       </w:tblPr>
       <w:tblGrid>
-        <w:gridCol w:w="2493"/>
-        <w:gridCol w:w="2493"/>
-        <w:gridCol w:w="2493"/>
-        <w:gridCol w:w="2493"/>
+        <w:gridCol w:w="2260"/>
+        <w:gridCol w:w="198"/>
+        <w:gridCol w:w="2260"/>
+        <w:gridCol w:w="198"/>
+        <w:gridCol w:w="2260"/>
+        <w:gridCol w:w="198"/>
+        <w:gridCol w:w="2260"/>
       </w:tblGrid>
       <w:tr>
         <w:tc>
           <w:tcPr>
-            <w:tcW w:type="dxa" w:w="2493"/>
-            <w:shd w:val="clear" w:color="auto" w:fill="EAF1F8"/>
+            <w:tcW w:type="dxa" w:w="2261"/>
+            <w:tcBorders>
+              <w:top w:val="single" w:sz="18" w:color="2A78D6" w:space="0"/>
+              <w:left w:val="single" w:sz="4" w:color="C9D3DE" w:space="0"/>
+              <w:bottom w:val="single" w:sz="4" w:color="C9D3DE" w:space="0"/>
+              <w:right w:val="single" w:sz="4" w:color="C9D3DE" w:space="0"/>
+            </w:tcBorders>
           </w:tcPr>
           <w:p>
-            <w:r/>
+            <w:pPr>
+              <w:spacing w:before="0" w:after="60"/>
+            </w:pPr>
             <w:r>
               <w:rPr>
+                <w:b/>
+                <w:caps/>
                 <w:color w:val="5F6B7A"/>
-                <w:sz w:val="16"/>
+                <w:sz w:val="14"/>
               </w:rPr>
-              <w:t>Net profit (6M2026)</w:t>
+              <w:t>Net profit</w:t>
+            </w:r>
+            <w:r>
+              <w:rPr>
+                <w:b w:val="0"/>
+                <w:color w:val="5F6B7A"/>
+                <w:sz w:val="14"/>
+              </w:rPr>
+              <w:t xml:space="preserve">  ·  6M2026</w:t>
             </w:r>
           </w:p>
           <w:p>
             <w:pPr>
-              <w:spacing w:after="0"/>
+              <w:spacing w:before="0" w:after="20"/>
             </w:pPr>
             <w:r>
               <w:rPr>
                 <w:b/>
                 <w:color w:val="1F4E79"/>
-                <w:sz w:val="26"/>
+                <w:sz w:val="34"/>
               </w:rPr>
-              <w:t>10.13 EUR m</w:t>
+              <w:t>10.13</w:t>
+            </w:r>
+            <w:r>
+              <w:rPr>
+                <w:b w:val="0"/>
+                <w:color w:val="5F6B7A"/>
+                <w:sz w:val="18"/>
+              </w:rPr>
+              <w:t xml:space="preserve"> EUR m</w:t>
             </w:r>
           </w:p>
           <w:p>
+            <w:pPr>
+              <w:spacing w:before="0" w:after="0"/>
+            </w:pPr>
             <w:r>
               <w:rPr>
+                <w:b w:val="0"/>
                 <w:color w:val="5F6B7A"/>
-                <w:sz w:val="16"/>
+                <w:sz w:val="15"/>
               </w:rPr>
               <w:t>▲ 15.0 % vs 6M2025</w:t>
             </w:r>
@@ -241,37 +454,72 @@
         </w:tc>
         <w:tc>
           <w:tcPr>
-            <w:tcW w:type="dxa" w:w="2493"/>
-            <w:shd w:val="clear" w:color="auto" w:fill="EAF1F8"/>
+            <w:tcW w:type="dxa" w:w="198"/>
+          </w:tcPr>
+          <w:p/>
+        </w:tc>
+        <w:tc>
+          <w:tcPr>
+            <w:tcW w:type="dxa" w:w="2261"/>
+            <w:tcBorders>
+              <w:top w:val="single" w:sz="18" w:color="2A78D6" w:space="0"/>
+              <w:left w:val="single" w:sz="4" w:color="C9D3DE" w:space="0"/>
+              <w:bottom w:val="single" w:sz="4" w:color="C9D3DE" w:space="0"/>
+              <w:right w:val="single" w:sz="4" w:color="C9D3DE" w:space="0"/>
+            </w:tcBorders>
           </w:tcPr>
           <w:p>
-            <w:r/>
+            <w:pPr>
+              <w:spacing w:before="0" w:after="60"/>
+            </w:pPr>
             <w:r>
               <w:rPr>
+                <w:b/>
+                <w:caps/>
                 <w:color w:val="5F6B7A"/>
-                <w:sz w:val="16"/>
+                <w:sz w:val="14"/>
               </w:rPr>
-              <w:t>ROE (6M2026)</w:t>
+              <w:t>ROE</w:t>
+            </w:r>
+            <w:r>
+              <w:rPr>
+                <w:b w:val="0"/>
+                <w:color w:val="5F6B7A"/>
+                <w:sz w:val="14"/>
+              </w:rPr>
+              <w:t xml:space="preserve">  ·  6M2026</w:t>
             </w:r>
           </w:p>
           <w:p>
             <w:pPr>
-              <w:spacing w:after="0"/>
+              <w:spacing w:before="0" w:after="20"/>
             </w:pPr>
             <w:r>
               <w:rPr>
                 <w:b/>
                 <w:color w:val="1F4E79"/>
-                <w:sz w:val="26"/>
+                <w:sz w:val="34"/>
               </w:rPr>
-              <w:t>4.6%</w:t>
+              <w:t>4.6</w:t>
+            </w:r>
+            <w:r>
+              <w:rPr>
+                <w:b w:val="0"/>
+                <w:color w:val="5F6B7A"/>
+                <w:sz w:val="18"/>
+              </w:rPr>
+              <w:t xml:space="preserve"> %</w:t>
             </w:r>
           </w:p>
           <w:p>
+            <w:pPr>
+              <w:spacing w:before="0" w:after="0"/>
+            </w:pPr>
             <w:r>
               <w:rPr>
+                <w:b w:val="0"/>
                 <w:color w:val="5F6B7A"/>
-                <w:sz w:val="16"/>
+                <w:sz w:val="15"/>
               </w:rPr>
               <w:t>▲ 0.4 p. p. vs 6M2025</w:t>
             </w:r>
@@ -279,37 +527,72 @@
         </w:tc>
         <w:tc>
           <w:tcPr>
-            <w:tcW w:type="dxa" w:w="2493"/>
-            <w:shd w:val="clear" w:color="auto" w:fill="EAF1F8"/>
+            <w:tcW w:type="dxa" w:w="198"/>
+          </w:tcPr>
+          <w:p/>
+        </w:tc>
+        <w:tc>
+          <w:tcPr>
+            <w:tcW w:type="dxa" w:w="2261"/>
+            <w:tcBorders>
+              <w:top w:val="single" w:sz="18" w:color="2A78D6" w:space="0"/>
+              <w:left w:val="single" w:sz="4" w:color="C9D3DE" w:space="0"/>
+              <w:bottom w:val="single" w:sz="4" w:color="C9D3DE" w:space="0"/>
+              <w:right w:val="single" w:sz="4" w:color="C9D3DE" w:space="0"/>
+            </w:tcBorders>
           </w:tcPr>
           <w:p>
-            <w:r/>
+            <w:pPr>
+              <w:spacing w:before="0" w:after="60"/>
+            </w:pPr>
             <w:r>
               <w:rPr>
+                <w:b/>
+                <w:caps/>
                 <w:color w:val="5F6B7A"/>
-                <w:sz w:val="16"/>
+                <w:sz w:val="14"/>
               </w:rPr>
-              <w:t>Equity (6M2026)</w:t>
+              <w:t>Equity</w:t>
+            </w:r>
+            <w:r>
+              <w:rPr>
+                <w:b w:val="0"/>
+                <w:color w:val="5F6B7A"/>
+                <w:sz w:val="14"/>
+              </w:rPr>
+              <w:t xml:space="preserve">  ·  6M2026</w:t>
             </w:r>
           </w:p>
           <w:p>
             <w:pPr>
-              <w:spacing w:after="0"/>
+              <w:spacing w:before="0" w:after="20"/>
             </w:pPr>
             <w:r>
               <w:rPr>
                 <w:b/>
                 <w:color w:val="1F4E79"/>
-                <w:sz w:val="26"/>
+                <w:sz w:val="34"/>
               </w:rPr>
-              <w:t>455.8 EUR m</w:t>
+              <w:t>455.8</w:t>
+            </w:r>
+            <w:r>
+              <w:rPr>
+                <w:b w:val="0"/>
+                <w:color w:val="5F6B7A"/>
+                <w:sz w:val="18"/>
+              </w:rPr>
+              <w:t xml:space="preserve"> EUR m</w:t>
             </w:r>
           </w:p>
           <w:p>
+            <w:pPr>
+              <w:spacing w:before="0" w:after="0"/>
+            </w:pPr>
             <w:r>
               <w:rPr>
+                <w:b w:val="0"/>
                 <w:color w:val="5F6B7A"/>
-                <w:sz w:val="16"/>
+                <w:sz w:val="15"/>
               </w:rPr>
               <w:t>▲ 7.7 % vs 6M2025</w:t>
             </w:r>
@@ -317,37 +600,72 @@
         </w:tc>
         <w:tc>
           <w:tcPr>
-            <w:tcW w:type="dxa" w:w="2493"/>
-            <w:shd w:val="clear" w:color="auto" w:fill="EAF1F8"/>
+            <w:tcW w:type="dxa" w:w="198"/>
+          </w:tcPr>
+          <w:p/>
+        </w:tc>
+        <w:tc>
+          <w:tcPr>
+            <w:tcW w:type="dxa" w:w="2261"/>
+            <w:tcBorders>
+              <w:top w:val="single" w:sz="18" w:color="2A78D6" w:space="0"/>
+              <w:left w:val="single" w:sz="4" w:color="C9D3DE" w:space="0"/>
+              <w:bottom w:val="single" w:sz="4" w:color="C9D3DE" w:space="0"/>
+              <w:right w:val="single" w:sz="4" w:color="C9D3DE" w:space="0"/>
+            </w:tcBorders>
           </w:tcPr>
           <w:p>
-            <w:r/>
+            <w:pPr>
+              <w:spacing w:before="0" w:after="60"/>
+            </w:pPr>
             <w:r>
               <w:rPr>
+                <w:b/>
+                <w:caps/>
                 <w:color w:val="5F6B7A"/>
-                <w:sz w:val="16"/>
+                <w:sz w:val="14"/>
               </w:rPr>
-              <w:t>Equity ratio (6M2026)</w:t>
+              <w:t>Equity ratio</w:t>
+            </w:r>
+            <w:r>
+              <w:rPr>
+                <w:b w:val="0"/>
+                <w:color w:val="5F6B7A"/>
+                <w:sz w:val="14"/>
+              </w:rPr>
+              <w:t xml:space="preserve">  ·  6M2026</w:t>
             </w:r>
           </w:p>
           <w:p>
             <w:pPr>
-              <w:spacing w:after="0"/>
+              <w:spacing w:before="0" w:after="20"/>
             </w:pPr>
             <w:r>
               <w:rPr>
                 <w:b/>
                 <w:color w:val="1F4E79"/>
-                <w:sz w:val="26"/>
+                <w:sz w:val="34"/>
               </w:rPr>
-              <w:t>25.4%</w:t>
+              <w:t>25.4</w:t>
+            </w:r>
+            <w:r>
+              <w:rPr>
+                <w:b w:val="0"/>
+                <w:color w:val="5F6B7A"/>
+                <w:sz w:val="18"/>
+              </w:rPr>
+              <w:t xml:space="preserve"> %</w:t>
             </w:r>
           </w:p>
           <w:p>
+            <w:pPr>
+              <w:spacing w:before="0" w:after="0"/>
+            </w:pPr>
             <w:r>
               <w:rPr>
+                <w:b w:val="0"/>
                 <w:color w:val="5F6B7A"/>
-                <w:sz w:val="16"/>
+                <w:sz w:val="15"/>
               </w:rPr>
               <w:t>▲ 0.5 p. p. vs 6M2025</w:t>
             </w:r>
@@ -357,11 +675,29 @@
     </w:tbl>
     <w:p>
       <w:pPr>
-        <w:spacing w:before="280" w:after="80"/>
+        <w:spacing w:before="0" w:after="40"/>
+      </w:pPr>
+    </w:p>
+    <w:p>
+      <w:pPr>
+        <w:keepNext/>
         <w:pBdr>
-          <w:bottom w:val="single" w:sz="6" w:color="C9D3DE" w:space="2"/>
+          <w:bottom w:val="single" w:sz="8" w:color="1F4E79" w:space="4"/>
         </w:pBdr>
+        <w:tabs>
+          <w:tab w:pos="482" w:val="left"/>
+        </w:tabs>
+        <w:spacing w:before="360" w:after="160"/>
       </w:pPr>
+      <w:r>
+        <w:rPr>
+          <w:b/>
+          <w:color w:val="2A78D6"/>
+          <w:sz w:val="18"/>
+        </w:rPr>
+        <w:t>01</w:t>
+        <w:tab/>
+      </w:r>
       <w:r>
         <w:rPr>
           <w:b/>
@@ -373,9 +709,21 @@
     </w:p>
     <w:p>
       <w:pPr>
-        <w:pStyle w:val="ListBullet"/>
-        <w:spacing w:after="60"/>
+        <w:tabs>
+          <w:tab w:pos="255" w:val="left"/>
+        </w:tabs>
+        <w:spacing w:before="0" w:after="80"/>
+        <w:ind w:left="255" w:hanging="255"/>
       </w:pPr>
+      <w:r>
+        <w:rPr>
+          <w:b/>
+          <w:color w:val="2A78D6"/>
+          <w:sz w:val="20"/>
+        </w:rPr>
+        <w:t>▪</w:t>
+        <w:tab/>
+      </w:r>
       <w:r>
         <w:rPr>
           <w:b/>
@@ -388,7 +736,7 @@
         </w:rPr>
         <w:t xml:space="preserve"> 1H profit EUR 10.1m (8.8m), ROE 4.6% (4.2%); net interest income EUR 10.1m</w:t>
       </w:r>
-      <w:hyperlink r:id="rId10">
+      <w:hyperlink r:id="rId12">
         <w:r>
           <w:rPr>
             <w:color w:val="2A78D6"/>
@@ -407,9 +755,21 @@
     </w:p>
     <w:p>
       <w:pPr>
-        <w:pStyle w:val="ListBullet"/>
-        <w:spacing w:after="60"/>
+        <w:tabs>
+          <w:tab w:pos="255" w:val="left"/>
+        </w:tabs>
+        <w:spacing w:before="0" w:after="80"/>
+        <w:ind w:left="255" w:hanging="255"/>
       </w:pPr>
+      <w:r>
+        <w:rPr>
+          <w:b/>
+          <w:color w:val="2A78D6"/>
+          <w:sz w:val="20"/>
+        </w:rPr>
+        <w:t>▪</w:t>
+        <w:tab/>
+      </w:r>
       <w:r>
         <w:rPr>
           <w:b/>
@@ -422,7 +782,7 @@
         </w:rPr>
         <w:t xml:space="preserve"> loans EUR 707.1m (+32% year on year), guarantees EUR 737.7m; total portfolio EUR 1,704.8m (+26%; changes calculated by the tool)</w:t>
       </w:r>
-      <w:hyperlink r:id="rId10">
+      <w:hyperlink r:id="rId12">
         <w:r>
           <w:rPr>
             <w:color w:val="2A78D6"/>
@@ -441,9 +801,21 @@
     </w:p>
     <w:p>
       <w:pPr>
-        <w:pStyle w:val="ListBullet"/>
-        <w:spacing w:after="60"/>
+        <w:tabs>
+          <w:tab w:pos="255" w:val="left"/>
+        </w:tabs>
+        <w:spacing w:before="0" w:after="80"/>
+        <w:ind w:left="255" w:hanging="255"/>
       </w:pPr>
+      <w:r>
+        <w:rPr>
+          <w:b/>
+          <w:color w:val="2A78D6"/>
+          <w:sz w:val="20"/>
+        </w:rPr>
+        <w:t>▪</w:t>
+        <w:tab/>
+      </w:r>
       <w:r>
         <w:rPr>
           <w:b/>
@@ -456,7 +828,7 @@
         </w:rPr>
         <w:t xml:space="preserve"> total risk coverage EUR 392.7m; TCE / TMA 18.5%; 180-day liquidity 227% (387% a year ago)</w:t>
       </w:r>
-      <w:hyperlink r:id="rId10">
+      <w:hyperlink r:id="rId12">
         <w:r>
           <w:rPr>
             <w:color w:val="2A78D6"/>
@@ -475,9 +847,21 @@
     </w:p>
     <w:p>
       <w:pPr>
-        <w:pStyle w:val="ListBullet"/>
-        <w:spacing w:after="60"/>
+        <w:tabs>
+          <w:tab w:pos="255" w:val="left"/>
+        </w:tabs>
+        <w:spacing w:before="0" w:after="80"/>
+        <w:ind w:left="255" w:hanging="255"/>
       </w:pPr>
+      <w:r>
+        <w:rPr>
+          <w:b/>
+          <w:color w:val="2A78D6"/>
+          <w:sz w:val="20"/>
+        </w:rPr>
+        <w:t>▪</w:t>
+        <w:tab/>
+      </w:r>
       <w:r>
         <w:rPr>
           <w:b/>
@@ -490,7 +874,7 @@
         </w:rPr>
         <w:t xml:space="preserve"> a planned EUR 100m 'For Growth and Defence' fund, EUR 50m NIB funding, a 0% guarantee fee for sustainable SME projects</w:t>
       </w:r>
-      <w:hyperlink r:id="rId12">
+      <w:hyperlink r:id="rId14">
         <w:r>
           <w:rPr>
             <w:color w:val="2A78D6"/>
@@ -509,11 +893,24 @@
     </w:p>
     <w:p>
       <w:pPr>
-        <w:spacing w:before="280" w:after="80"/>
+        <w:keepNext/>
         <w:pBdr>
-          <w:bottom w:val="single" w:sz="6" w:color="C9D3DE" w:space="2"/>
+          <w:bottom w:val="single" w:sz="8" w:color="1F4E79" w:space="4"/>
         </w:pBdr>
+        <w:tabs>
+          <w:tab w:pos="482" w:val="left"/>
+        </w:tabs>
+        <w:spacing w:before="360" w:after="160"/>
       </w:pPr>
+      <w:r>
+        <w:rPr>
+          <w:b/>
+          <w:color w:val="2A78D6"/>
+          <w:sz w:val="18"/>
+        </w:rPr>
+        <w:t>02</w:t>
+        <w:tab/>
+      </w:r>
       <w:r>
         <w:rPr>
           <w:b/>
@@ -525,37 +922,53 @@
     </w:p>
     <w:tbl>
       <w:tblPr>
-        <w:tblW w:type="auto" w:w="0"/>
+        <w:tblW w:w="9639" w:type="dxa"/>
+        <w:tblBorders>
+          <w:top w:val="nil"/>
+          <w:left w:val="nil"/>
+          <w:bottom w:val="nil"/>
+          <w:right w:val="nil"/>
+          <w:insideH w:val="nil"/>
+          <w:insideV w:val="nil"/>
+        </w:tblBorders>
+        <w:tblLayout w:type="fixed"/>
+        <w:tblCellMar>
+          <w:top w:w="70" w:type="dxa"/>
+          <w:left w:w="100" w:type="dxa"/>
+          <w:bottom w:w="70" w:type="dxa"/>
+          <w:right w:w="100" w:type="dxa"/>
+        </w:tblCellMar>
         <w:tblLook w:firstColumn="1" w:firstRow="1" w:lastColumn="0" w:lastRow="0" w:noHBand="0" w:noVBand="1" w:val="04A0"/>
-        <w:tblBorders>
-          <w:top w:val="single" w:sz="4" w:color="C9D3DE"/>
-          <w:left w:val="nil"/>
-          <w:bottom w:val="single" w:sz="4" w:color="C9D3DE"/>
-          <w:right w:val="nil"/>
-          <w:insideH w:val="single" w:sz="4" w:color="C9D3DE"/>
-          <w:insideV w:val="nil"/>
-        </w:tblBorders>
       </w:tblPr>
       <w:tblGrid>
-        <w:gridCol w:w="1994"/>
-        <w:gridCol w:w="1994"/>
-        <w:gridCol w:w="1994"/>
-        <w:gridCol w:w="1994"/>
-        <w:gridCol w:w="1994"/>
+        <w:gridCol w:w="1701"/>
+        <w:gridCol w:w="2608"/>
+        <w:gridCol w:w="963"/>
+        <w:gridCol w:w="1304"/>
+        <w:gridCol w:w="3061"/>
       </w:tblGrid>
       <w:tr>
         <w:tc>
           <w:tcPr>
             <w:tcW w:type="dxa" w:w="1701"/>
-            <w:shd w:val="clear" w:color="auto" w:fill="1F4E79"/>
+            <w:tcBorders>
+              <w:top w:val="single" w:sz="12" w:color="1F4E79" w:space="0"/>
+              <w:left w:val="nil"/>
+              <w:bottom w:val="single" w:sz="4" w:color="C9D3DE" w:space="0"/>
+              <w:right w:val="nil"/>
+            </w:tcBorders>
+            <w:shd w:val="clear" w:color="auto" w:fill="EAF1F8"/>
           </w:tcPr>
           <w:p>
-            <w:r/>
+            <w:pPr>
+              <w:spacing w:before="0" w:after="0"/>
+            </w:pPr>
             <w:r>
               <w:rPr>
                 <w:b/>
-                <w:color w:val="FFFFFF"/>
-                <w:sz w:val="17"/>
+                <w:caps/>
+                <w:color w:val="1F4E79"/>
+                <w:sz w:val="16"/>
               </w:rPr>
               <w:t>ISIN</w:t>
             </w:r>
@@ -564,15 +977,24 @@
         <w:tc>
           <w:tcPr>
             <w:tcW w:type="dxa" w:w="2608"/>
-            <w:shd w:val="clear" w:color="auto" w:fill="1F4E79"/>
+            <w:tcBorders>
+              <w:top w:val="single" w:sz="12" w:color="1F4E79" w:space="0"/>
+              <w:left w:val="nil"/>
+              <w:bottom w:val="single" w:sz="4" w:color="C9D3DE" w:space="0"/>
+              <w:right w:val="nil"/>
+            </w:tcBorders>
+            <w:shd w:val="clear" w:color="auto" w:fill="EAF1F8"/>
           </w:tcPr>
           <w:p>
-            <w:r/>
+            <w:pPr>
+              <w:spacing w:before="0" w:after="0"/>
+            </w:pPr>
             <w:r>
               <w:rPr>
                 <w:b/>
-                <w:color w:val="FFFFFF"/>
-                <w:sz w:val="17"/>
+                <w:caps/>
+                <w:color w:val="1F4E79"/>
+                <w:sz w:val="16"/>
               </w:rPr>
               <w:t>Instrument</w:t>
             </w:r>
@@ -581,18 +1003,25 @@
         <w:tc>
           <w:tcPr>
             <w:tcW w:type="dxa" w:w="964"/>
-            <w:shd w:val="clear" w:color="auto" w:fill="1F4E79"/>
+            <w:tcBorders>
+              <w:top w:val="single" w:sz="12" w:color="1F4E79" w:space="0"/>
+              <w:left w:val="nil"/>
+              <w:bottom w:val="single" w:sz="4" w:color="C9D3DE" w:space="0"/>
+              <w:right w:val="nil"/>
+            </w:tcBorders>
+            <w:shd w:val="clear" w:color="auto" w:fill="EAF1F8"/>
           </w:tcPr>
           <w:p>
             <w:pPr>
+              <w:spacing w:before="0" w:after="0"/>
               <w:jc w:val="right"/>
             </w:pPr>
-            <w:r/>
             <w:r>
               <w:rPr>
                 <w:b/>
-                <w:color w:val="FFFFFF"/>
-                <w:sz w:val="17"/>
+                <w:caps/>
+                <w:color w:val="1F4E79"/>
+                <w:sz w:val="16"/>
               </w:rPr>
               <w:t>Coupon</w:t>
             </w:r>
@@ -601,15 +1030,24 @@
         <w:tc>
           <w:tcPr>
             <w:tcW w:type="dxa" w:w="1304"/>
-            <w:shd w:val="clear" w:color="auto" w:fill="1F4E79"/>
+            <w:tcBorders>
+              <w:top w:val="single" w:sz="12" w:color="1F4E79" w:space="0"/>
+              <w:left w:val="nil"/>
+              <w:bottom w:val="single" w:sz="4" w:color="C9D3DE" w:space="0"/>
+              <w:right w:val="nil"/>
+            </w:tcBorders>
+            <w:shd w:val="clear" w:color="auto" w:fill="EAF1F8"/>
           </w:tcPr>
           <w:p>
-            <w:r/>
+            <w:pPr>
+              <w:spacing w:before="0" w:after="0"/>
+            </w:pPr>
             <w:r>
               <w:rPr>
                 <w:b/>
-                <w:color w:val="FFFFFF"/>
-                <w:sz w:val="17"/>
+                <w:caps/>
+                <w:color w:val="1F4E79"/>
+                <w:sz w:val="16"/>
               </w:rPr>
               <w:t>Maturity</w:t>
             </w:r>
@@ -618,15 +1056,24 @@
         <w:tc>
           <w:tcPr>
             <w:tcW w:type="dxa" w:w="3061"/>
-            <w:shd w:val="clear" w:color="auto" w:fill="1F4E79"/>
+            <w:tcBorders>
+              <w:top w:val="single" w:sz="12" w:color="1F4E79" w:space="0"/>
+              <w:left w:val="nil"/>
+              <w:bottom w:val="single" w:sz="4" w:color="C9D3DE" w:space="0"/>
+              <w:right w:val="nil"/>
+            </w:tcBorders>
+            <w:shd w:val="clear" w:color="auto" w:fill="EAF1F8"/>
           </w:tcPr>
           <w:p>
-            <w:r/>
+            <w:pPr>
+              <w:spacing w:before="0" w:after="0"/>
+            </w:pPr>
             <w:r>
               <w:rPr>
                 <w:b/>
-                <w:color w:val="FFFFFF"/>
-                <w:sz w:val="17"/>
+                <w:caps/>
+                <w:color w:val="1F4E79"/>
+                <w:sz w:val="16"/>
               </w:rPr>
               <w:t>Note</w:t>
             </w:r>
@@ -637,12 +1084,17 @@
         <w:tc>
           <w:tcPr>
             <w:tcW w:type="dxa" w:w="1701"/>
+            <w:tcBorders>
+              <w:top w:val="nil"/>
+              <w:left w:val="nil"/>
+              <w:bottom w:val="single" w:sz="4" w:color="DDE3EA" w:space="0"/>
+              <w:right w:val="nil"/>
+            </w:tcBorders>
           </w:tcPr>
           <w:p>
             <w:pPr>
-              <w:spacing w:after="0"/>
+              <w:spacing w:before="0" w:after="0"/>
             </w:pPr>
-            <w:r/>
             <w:r>
               <w:rPr>
                 <w:b w:val="0"/>
@@ -655,12 +1107,17 @@
         <w:tc>
           <w:tcPr>
             <w:tcW w:type="dxa" w:w="2608"/>
+            <w:tcBorders>
+              <w:top w:val="nil"/>
+              <w:left w:val="nil"/>
+              <w:bottom w:val="single" w:sz="4" w:color="DDE3EA" w:space="0"/>
+              <w:right w:val="nil"/>
+            </w:tcBorders>
           </w:tcPr>
           <w:p>
             <w:pPr>
-              <w:spacing w:after="0"/>
+              <w:spacing w:before="0" w:after="0"/>
             </w:pPr>
-            <w:r/>
             <w:r>
               <w:rPr>
                 <w:b w:val="0"/>
@@ -673,13 +1130,18 @@
         <w:tc>
           <w:tcPr>
             <w:tcW w:type="dxa" w:w="964"/>
+            <w:tcBorders>
+              <w:top w:val="nil"/>
+              <w:left w:val="nil"/>
+              <w:bottom w:val="single" w:sz="4" w:color="DDE3EA" w:space="0"/>
+              <w:right w:val="nil"/>
+            </w:tcBorders>
           </w:tcPr>
           <w:p>
             <w:pPr>
-              <w:spacing w:after="0"/>
+              <w:spacing w:before="0" w:after="0"/>
               <w:jc w:val="right"/>
             </w:pPr>
-            <w:r/>
             <w:r>
               <w:rPr>
                 <w:b w:val="0"/>
@@ -692,12 +1154,17 @@
         <w:tc>
           <w:tcPr>
             <w:tcW w:type="dxa" w:w="1304"/>
+            <w:tcBorders>
+              <w:top w:val="nil"/>
+              <w:left w:val="nil"/>
+              <w:bottom w:val="single" w:sz="4" w:color="DDE3EA" w:space="0"/>
+              <w:right w:val="nil"/>
+            </w:tcBorders>
           </w:tcPr>
           <w:p>
             <w:pPr>
-              <w:spacing w:after="0"/>
+              <w:spacing w:before="0" w:after="0"/>
             </w:pPr>
-            <w:r/>
             <w:r>
               <w:rPr>
                 <w:b w:val="0"/>
@@ -710,12 +1177,17 @@
         <w:tc>
           <w:tcPr>
             <w:tcW w:type="dxa" w:w="3061"/>
+            <w:tcBorders>
+              <w:top w:val="nil"/>
+              <w:left w:val="nil"/>
+              <w:bottom w:val="single" w:sz="4" w:color="DDE3EA" w:space="0"/>
+              <w:right w:val="nil"/>
+            </w:tcBorders>
           </w:tcPr>
           <w:p>
             <w:pPr>
-              <w:spacing w:after="0"/>
+              <w:spacing w:before="0" w:after="0"/>
             </w:pPr>
-            <w:r/>
             <w:r>
               <w:rPr>
                 <w:b w:val="0"/>
@@ -729,11 +1201,29 @@
     </w:tbl>
     <w:p>
       <w:pPr>
-        <w:spacing w:before="280" w:after="80"/>
+        <w:spacing w:before="0" w:after="40"/>
+      </w:pPr>
+    </w:p>
+    <w:p>
+      <w:pPr>
+        <w:keepNext/>
         <w:pBdr>
-          <w:bottom w:val="single" w:sz="6" w:color="C9D3DE" w:space="2"/>
+          <w:bottom w:val="single" w:sz="8" w:color="1F4E79" w:space="4"/>
         </w:pBdr>
+        <w:tabs>
+          <w:tab w:pos="482" w:val="left"/>
+        </w:tabs>
+        <w:spacing w:before="360" w:after="160"/>
       </w:pPr>
+      <w:r>
+        <w:rPr>
+          <w:b/>
+          <w:color w:val="2A78D6"/>
+          <w:sz w:val="18"/>
+        </w:rPr>
+        <w:t>03</w:t>
+        <w:tab/>
+      </w:r>
       <w:r>
         <w:rPr>
           <w:b/>
@@ -745,37 +1235,53 @@
     </w:p>
     <w:tbl>
       <w:tblPr>
-        <w:tblW w:type="auto" w:w="0"/>
+        <w:tblW w:w="9639" w:type="dxa"/>
+        <w:tblBorders>
+          <w:top w:val="nil"/>
+          <w:left w:val="nil"/>
+          <w:bottom w:val="nil"/>
+          <w:right w:val="nil"/>
+          <w:insideH w:val="nil"/>
+          <w:insideV w:val="nil"/>
+        </w:tblBorders>
+        <w:tblLayout w:type="fixed"/>
+        <w:tblCellMar>
+          <w:top w:w="70" w:type="dxa"/>
+          <w:left w:w="100" w:type="dxa"/>
+          <w:bottom w:w="70" w:type="dxa"/>
+          <w:right w:w="100" w:type="dxa"/>
+        </w:tblCellMar>
         <w:tblLook w:firstColumn="1" w:firstRow="1" w:lastColumn="0" w:lastRow="0" w:noHBand="0" w:noVBand="1" w:val="04A0"/>
-        <w:tblBorders>
-          <w:top w:val="single" w:sz="4" w:color="C9D3DE"/>
-          <w:left w:val="nil"/>
-          <w:bottom w:val="single" w:sz="4" w:color="C9D3DE"/>
-          <w:right w:val="nil"/>
-          <w:insideH w:val="single" w:sz="4" w:color="C9D3DE"/>
-          <w:insideV w:val="nil"/>
-        </w:tblBorders>
       </w:tblPr>
       <w:tblGrid>
-        <w:gridCol w:w="1994"/>
-        <w:gridCol w:w="1994"/>
-        <w:gridCol w:w="1994"/>
-        <w:gridCol w:w="1994"/>
-        <w:gridCol w:w="1994"/>
+        <w:gridCol w:w="3254"/>
+        <w:gridCol w:w="1314"/>
+        <w:gridCol w:w="1314"/>
+        <w:gridCol w:w="1314"/>
+        <w:gridCol w:w="2441"/>
       </w:tblGrid>
       <w:tr>
         <w:tc>
           <w:tcPr>
-            <w:tcW w:type="dxa" w:w="2948"/>
-            <w:shd w:val="clear" w:color="auto" w:fill="1F4E79"/>
+            <w:tcW w:type="dxa" w:w="3254"/>
+            <w:tcBorders>
+              <w:top w:val="single" w:sz="12" w:color="1F4E79" w:space="0"/>
+              <w:left w:val="nil"/>
+              <w:bottom w:val="single" w:sz="4" w:color="C9D3DE" w:space="0"/>
+              <w:right w:val="nil"/>
+            </w:tcBorders>
+            <w:shd w:val="clear" w:color="auto" w:fill="EAF1F8"/>
           </w:tcPr>
           <w:p>
-            <w:r/>
+            <w:pPr>
+              <w:spacing w:before="0" w:after="0"/>
+            </w:pPr>
             <w:r>
               <w:rPr>
                 <w:b/>
-                <w:color w:val="FFFFFF"/>
-                <w:sz w:val="17"/>
+                <w:caps/>
+                <w:color w:val="1F4E79"/>
+                <w:sz w:val="16"/>
               </w:rPr>
               <w:t>Metric</w:t>
             </w:r>
@@ -783,19 +1289,26 @@
         </w:tc>
         <w:tc>
           <w:tcPr>
-            <w:tcW w:type="dxa" w:w="1191"/>
-            <w:shd w:val="clear" w:color="auto" w:fill="1F4E79"/>
+            <w:tcW w:type="dxa" w:w="1314"/>
+            <w:tcBorders>
+              <w:top w:val="single" w:sz="12" w:color="1F4E79" w:space="0"/>
+              <w:left w:val="nil"/>
+              <w:bottom w:val="single" w:sz="4" w:color="C9D3DE" w:space="0"/>
+              <w:right w:val="nil"/>
+            </w:tcBorders>
+            <w:shd w:val="clear" w:color="auto" w:fill="EAF1F8"/>
           </w:tcPr>
           <w:p>
             <w:pPr>
+              <w:spacing w:before="0" w:after="0"/>
               <w:jc w:val="right"/>
             </w:pPr>
-            <w:r/>
             <w:r>
               <w:rPr>
                 <w:b/>
-                <w:color w:val="FFFFFF"/>
-                <w:sz w:val="17"/>
+                <w:caps/>
+                <w:color w:val="1F4E79"/>
+                <w:sz w:val="16"/>
               </w:rPr>
               <w:t>FY2025</w:t>
             </w:r>
@@ -803,19 +1316,26 @@
         </w:tc>
         <w:tc>
           <w:tcPr>
-            <w:tcW w:type="dxa" w:w="1191"/>
-            <w:shd w:val="clear" w:color="auto" w:fill="1F4E79"/>
+            <w:tcW w:type="dxa" w:w="1314"/>
+            <w:tcBorders>
+              <w:top w:val="single" w:sz="12" w:color="1F4E79" w:space="0"/>
+              <w:left w:val="nil"/>
+              <w:bottom w:val="single" w:sz="4" w:color="C9D3DE" w:space="0"/>
+              <w:right w:val="nil"/>
+            </w:tcBorders>
+            <w:shd w:val="clear" w:color="auto" w:fill="EAF1F8"/>
           </w:tcPr>
           <w:p>
             <w:pPr>
+              <w:spacing w:before="0" w:after="0"/>
               <w:jc w:val="right"/>
             </w:pPr>
-            <w:r/>
             <w:r>
               <w:rPr>
                 <w:b/>
-                <w:color w:val="FFFFFF"/>
-                <w:sz w:val="17"/>
+                <w:caps/>
+                <w:color w:val="1F4E79"/>
+                <w:sz w:val="16"/>
               </w:rPr>
               <w:t>6M2025</w:t>
             </w:r>
@@ -823,19 +1343,26 @@
         </w:tc>
         <w:tc>
           <w:tcPr>
-            <w:tcW w:type="dxa" w:w="1191"/>
-            <w:shd w:val="clear" w:color="auto" w:fill="1F4E79"/>
+            <w:tcW w:type="dxa" w:w="1314"/>
+            <w:tcBorders>
+              <w:top w:val="single" w:sz="12" w:color="1F4E79" w:space="0"/>
+              <w:left w:val="nil"/>
+              <w:bottom w:val="single" w:sz="4" w:color="C9D3DE" w:space="0"/>
+              <w:right w:val="nil"/>
+            </w:tcBorders>
+            <w:shd w:val="clear" w:color="auto" w:fill="EAF1F8"/>
           </w:tcPr>
           <w:p>
             <w:pPr>
+              <w:spacing w:before="0" w:after="0"/>
               <w:jc w:val="right"/>
             </w:pPr>
-            <w:r/>
             <w:r>
               <w:rPr>
                 <w:b/>
-                <w:color w:val="FFFFFF"/>
-                <w:sz w:val="17"/>
+                <w:caps/>
+                <w:color w:val="1F4E79"/>
+                <w:sz w:val="16"/>
               </w:rPr>
               <w:t>6M2026</w:t>
             </w:r>
@@ -843,19 +1370,26 @@
         </w:tc>
         <w:tc>
           <w:tcPr>
-            <w:tcW w:type="dxa" w:w="2211"/>
-            <w:shd w:val="clear" w:color="auto" w:fill="1F4E79"/>
+            <w:tcW w:type="dxa" w:w="2441"/>
+            <w:tcBorders>
+              <w:top w:val="single" w:sz="12" w:color="1F4E79" w:space="0"/>
+              <w:left w:val="nil"/>
+              <w:bottom w:val="single" w:sz="4" w:color="C9D3DE" w:space="0"/>
+              <w:right w:val="nil"/>
+            </w:tcBorders>
+            <w:shd w:val="clear" w:color="auto" w:fill="EAF1F8"/>
           </w:tcPr>
           <w:p>
             <w:pPr>
+              <w:spacing w:before="0" w:after="0"/>
               <w:jc w:val="right"/>
             </w:pPr>
-            <w:r/>
             <w:r>
               <w:rPr>
                 <w:b/>
-                <w:color w:val="FFFFFF"/>
-                <w:sz w:val="17"/>
+                <w:caps/>
+                <w:color w:val="1F4E79"/>
+                <w:sz w:val="16"/>
               </w:rPr>
               <w:t>Change</w:t>
             </w:r>
@@ -865,13 +1399,18 @@
       <w:tr>
         <w:tc>
           <w:tcPr>
-            <w:tcW w:type="dxa" w:w="2948"/>
+            <w:tcW w:type="dxa" w:w="3254"/>
+            <w:tcBorders>
+              <w:top w:val="nil"/>
+              <w:left w:val="nil"/>
+              <w:bottom w:val="single" w:sz="4" w:color="DDE3EA" w:space="0"/>
+              <w:right w:val="nil"/>
+            </w:tcBorders>
           </w:tcPr>
           <w:p>
             <w:pPr>
-              <w:spacing w:after="0"/>
+              <w:spacing w:before="0" w:after="0"/>
             </w:pPr>
-            <w:r/>
             <w:r>
               <w:rPr>
                 <w:b w:val="0"/>
@@ -879,7 +1418,7 @@
               </w:rPr>
               <w:t>Net profit, EUR m</w:t>
             </w:r>
-            <w:hyperlink r:id="rId10">
+            <w:hyperlink r:id="rId12">
               <w:r>
                 <w:rPr>
                   <w:color w:val="2A78D6"/>
@@ -893,14 +1432,19 @@
         </w:tc>
         <w:tc>
           <w:tcPr>
-            <w:tcW w:type="dxa" w:w="1191"/>
+            <w:tcW w:type="dxa" w:w="1314"/>
+            <w:tcBorders>
+              <w:top w:val="nil"/>
+              <w:left w:val="nil"/>
+              <w:bottom w:val="single" w:sz="4" w:color="DDE3EA" w:space="0"/>
+              <w:right w:val="nil"/>
+            </w:tcBorders>
           </w:tcPr>
           <w:p>
             <w:pPr>
-              <w:spacing w:after="0"/>
+              <w:spacing w:before="0" w:after="0"/>
               <w:jc w:val="right"/>
             </w:pPr>
-            <w:r/>
             <w:r>
               <w:rPr>
                 <w:b w:val="0"/>
@@ -912,14 +1456,19 @@
         </w:tc>
         <w:tc>
           <w:tcPr>
-            <w:tcW w:type="dxa" w:w="1191"/>
+            <w:tcW w:type="dxa" w:w="1314"/>
+            <w:tcBorders>
+              <w:top w:val="nil"/>
+              <w:left w:val="nil"/>
+              <w:bottom w:val="single" w:sz="4" w:color="DDE3EA" w:space="0"/>
+              <w:right w:val="nil"/>
+            </w:tcBorders>
           </w:tcPr>
           <w:p>
             <w:pPr>
-              <w:spacing w:after="0"/>
+              <w:spacing w:before="0" w:after="0"/>
               <w:jc w:val="right"/>
             </w:pPr>
-            <w:r/>
             <w:r>
               <w:rPr>
                 <w:b w:val="0"/>
@@ -931,14 +1480,19 @@
         </w:tc>
         <w:tc>
           <w:tcPr>
-            <w:tcW w:type="dxa" w:w="1191"/>
+            <w:tcW w:type="dxa" w:w="1314"/>
+            <w:tcBorders>
+              <w:top w:val="nil"/>
+              <w:left w:val="nil"/>
+              <w:bottom w:val="single" w:sz="4" w:color="DDE3EA" w:space="0"/>
+              <w:right w:val="nil"/>
+            </w:tcBorders>
           </w:tcPr>
           <w:p>
             <w:pPr>
-              <w:spacing w:after="0"/>
+              <w:spacing w:before="0" w:after="0"/>
               <w:jc w:val="right"/>
             </w:pPr>
-            <w:r/>
             <w:r>
               <w:rPr>
                 <w:b w:val="0"/>
@@ -950,14 +1504,19 @@
         </w:tc>
         <w:tc>
           <w:tcPr>
-            <w:tcW w:type="dxa" w:w="2211"/>
+            <w:tcW w:type="dxa" w:w="2441"/>
+            <w:tcBorders>
+              <w:top w:val="nil"/>
+              <w:left w:val="nil"/>
+              <w:bottom w:val="single" w:sz="4" w:color="DDE3EA" w:space="0"/>
+              <w:right w:val="nil"/>
+            </w:tcBorders>
           </w:tcPr>
           <w:p>
             <w:pPr>
-              <w:spacing w:after="0"/>
+              <w:spacing w:before="0" w:after="0"/>
               <w:jc w:val="right"/>
             </w:pPr>
-            <w:r/>
             <w:r>
               <w:rPr>
                 <w:b/>
@@ -972,14 +1531,18 @@
       <w:tr>
         <w:tc>
           <w:tcPr>
-            <w:tcW w:type="dxa" w:w="2948"/>
-            <w:shd w:val="clear" w:color="auto" w:fill="F6F8FA"/>
+            <w:tcW w:type="dxa" w:w="3254"/>
+            <w:tcBorders>
+              <w:top w:val="nil"/>
+              <w:left w:val="nil"/>
+              <w:bottom w:val="single" w:sz="4" w:color="DDE3EA" w:space="0"/>
+              <w:right w:val="nil"/>
+            </w:tcBorders>
           </w:tcPr>
           <w:p>
             <w:pPr>
-              <w:spacing w:after="0"/>
+              <w:spacing w:before="0" w:after="0"/>
             </w:pPr>
-            <w:r/>
             <w:r>
               <w:rPr>
                 <w:b w:val="0"/>
@@ -987,7 +1550,7 @@
               </w:rPr>
               <w:t>Net interest income, EUR m</w:t>
             </w:r>
-            <w:hyperlink r:id="rId10">
+            <w:hyperlink r:id="rId12">
               <w:r>
                 <w:rPr>
                   <w:color w:val="2A78D6"/>
@@ -1001,15 +1564,19 @@
         </w:tc>
         <w:tc>
           <w:tcPr>
-            <w:tcW w:type="dxa" w:w="1191"/>
-            <w:shd w:val="clear" w:color="auto" w:fill="F6F8FA"/>
+            <w:tcW w:type="dxa" w:w="1314"/>
+            <w:tcBorders>
+              <w:top w:val="nil"/>
+              <w:left w:val="nil"/>
+              <w:bottom w:val="single" w:sz="4" w:color="DDE3EA" w:space="0"/>
+              <w:right w:val="nil"/>
+            </w:tcBorders>
           </w:tcPr>
           <w:p>
             <w:pPr>
-              <w:spacing w:after="0"/>
+              <w:spacing w:before="0" w:after="0"/>
               <w:jc w:val="right"/>
             </w:pPr>
-            <w:r/>
             <w:r>
               <w:rPr>
                 <w:b w:val="0"/>
@@ -1021,15 +1588,19 @@
         </w:tc>
         <w:tc>
           <w:tcPr>
-            <w:tcW w:type="dxa" w:w="1191"/>
-            <w:shd w:val="clear" w:color="auto" w:fill="F6F8FA"/>
+            <w:tcW w:type="dxa" w:w="1314"/>
+            <w:tcBorders>
+              <w:top w:val="nil"/>
+              <w:left w:val="nil"/>
+              <w:bottom w:val="single" w:sz="4" w:color="DDE3EA" w:space="0"/>
+              <w:right w:val="nil"/>
+            </w:tcBorders>
           </w:tcPr>
           <w:p>
             <w:pPr>
-              <w:spacing w:after="0"/>
+              <w:spacing w:before="0" w:after="0"/>
               <w:jc w:val="right"/>
             </w:pPr>
-            <w:r/>
             <w:r>
               <w:rPr>
                 <w:b w:val="0"/>
@@ -1041,15 +1612,19 @@
         </w:tc>
         <w:tc>
           <w:tcPr>
-            <w:tcW w:type="dxa" w:w="1191"/>
-            <w:shd w:val="clear" w:color="auto" w:fill="F6F8FA"/>
+            <w:tcW w:type="dxa" w:w="1314"/>
+            <w:tcBorders>
+              <w:top w:val="nil"/>
+              <w:left w:val="nil"/>
+              <w:bottom w:val="single" w:sz="4" w:color="DDE3EA" w:space="0"/>
+              <w:right w:val="nil"/>
+            </w:tcBorders>
           </w:tcPr>
           <w:p>
             <w:pPr>
-              <w:spacing w:after="0"/>
+              <w:spacing w:before="0" w:after="0"/>
               <w:jc w:val="right"/>
             </w:pPr>
-            <w:r/>
             <w:r>
               <w:rPr>
                 <w:b w:val="0"/>
@@ -1061,15 +1636,19 @@
         </w:tc>
         <w:tc>
           <w:tcPr>
-            <w:tcW w:type="dxa" w:w="2211"/>
-            <w:shd w:val="clear" w:color="auto" w:fill="F6F8FA"/>
+            <w:tcW w:type="dxa" w:w="2441"/>
+            <w:tcBorders>
+              <w:top w:val="nil"/>
+              <w:left w:val="nil"/>
+              <w:bottom w:val="single" w:sz="4" w:color="DDE3EA" w:space="0"/>
+              <w:right w:val="nil"/>
+            </w:tcBorders>
           </w:tcPr>
           <w:p>
             <w:pPr>
-              <w:spacing w:after="0"/>
+              <w:spacing w:before="0" w:after="0"/>
               <w:jc w:val="right"/>
             </w:pPr>
-            <w:r/>
             <w:r>
               <w:rPr>
                 <w:b/>
@@ -1084,13 +1663,18 @@
       <w:tr>
         <w:tc>
           <w:tcPr>
-            <w:tcW w:type="dxa" w:w="2948"/>
+            <w:tcW w:type="dxa" w:w="3254"/>
+            <w:tcBorders>
+              <w:top w:val="nil"/>
+              <w:left w:val="nil"/>
+              <w:bottom w:val="single" w:sz="4" w:color="DDE3EA" w:space="0"/>
+              <w:right w:val="nil"/>
+            </w:tcBorders>
           </w:tcPr>
           <w:p>
             <w:pPr>
-              <w:spacing w:after="0"/>
+              <w:spacing w:before="0" w:after="0"/>
             </w:pPr>
-            <w:r/>
             <w:r>
               <w:rPr>
                 <w:b w:val="0"/>
@@ -1098,7 +1682,7 @@
               </w:rPr>
               <w:t>Cost/income ratio</w:t>
             </w:r>
-            <w:hyperlink r:id="rId10">
+            <w:hyperlink r:id="rId12">
               <w:r>
                 <w:rPr>
                   <w:color w:val="2A78D6"/>
@@ -1112,14 +1696,19 @@
         </w:tc>
         <w:tc>
           <w:tcPr>
-            <w:tcW w:type="dxa" w:w="1191"/>
+            <w:tcW w:type="dxa" w:w="1314"/>
+            <w:tcBorders>
+              <w:top w:val="nil"/>
+              <w:left w:val="nil"/>
+              <w:bottom w:val="single" w:sz="4" w:color="DDE3EA" w:space="0"/>
+              <w:right w:val="nil"/>
+            </w:tcBorders>
           </w:tcPr>
           <w:p>
             <w:pPr>
-              <w:spacing w:after="0"/>
+              <w:spacing w:before="0" w:after="0"/>
               <w:jc w:val="right"/>
             </w:pPr>
-            <w:r/>
             <w:r>
               <w:rPr>
                 <w:b w:val="0"/>
@@ -1131,14 +1720,19 @@
         </w:tc>
         <w:tc>
           <w:tcPr>
-            <w:tcW w:type="dxa" w:w="1191"/>
+            <w:tcW w:type="dxa" w:w="1314"/>
+            <w:tcBorders>
+              <w:top w:val="nil"/>
+              <w:left w:val="nil"/>
+              <w:bottom w:val="single" w:sz="4" w:color="DDE3EA" w:space="0"/>
+              <w:right w:val="nil"/>
+            </w:tcBorders>
           </w:tcPr>
           <w:p>
             <w:pPr>
-              <w:spacing w:after="0"/>
+              <w:spacing w:before="0" w:after="0"/>
               <w:jc w:val="right"/>
             </w:pPr>
-            <w:r/>
             <w:r>
               <w:rPr>
                 <w:b w:val="0"/>
@@ -1150,15 +1744,20 @@
         </w:tc>
         <w:tc>
           <w:tcPr>
-            <w:tcW w:type="dxa" w:w="1191"/>
+            <w:tcW w:type="dxa" w:w="1314"/>
+            <w:tcBorders>
+              <w:top w:val="nil"/>
+              <w:left w:val="nil"/>
+              <w:bottom w:val="single" w:sz="4" w:color="DDE3EA" w:space="0"/>
+              <w:right w:val="nil"/>
+            </w:tcBorders>
             <w:shd w:val="clear" w:color="auto" w:fill="E3F3E8"/>
           </w:tcPr>
           <w:p>
             <w:pPr>
-              <w:spacing w:after="0"/>
+              <w:spacing w:before="0" w:after="0"/>
               <w:jc w:val="right"/>
             </w:pPr>
-            <w:r/>
             <w:r>
               <w:rPr>
                 <w:b/>
@@ -1170,14 +1769,19 @@
         </w:tc>
         <w:tc>
           <w:tcPr>
-            <w:tcW w:type="dxa" w:w="2211"/>
+            <w:tcW w:type="dxa" w:w="2441"/>
+            <w:tcBorders>
+              <w:top w:val="nil"/>
+              <w:left w:val="nil"/>
+              <w:bottom w:val="single" w:sz="4" w:color="DDE3EA" w:space="0"/>
+              <w:right w:val="nil"/>
+            </w:tcBorders>
           </w:tcPr>
           <w:p>
             <w:pPr>
-              <w:spacing w:after="0"/>
+              <w:spacing w:before="0" w:after="0"/>
               <w:jc w:val="right"/>
             </w:pPr>
-            <w:r/>
             <w:r>
               <w:rPr>
                 <w:b/>
@@ -1192,14 +1796,18 @@
       <w:tr>
         <w:tc>
           <w:tcPr>
-            <w:tcW w:type="dxa" w:w="2948"/>
-            <w:shd w:val="clear" w:color="auto" w:fill="F6F8FA"/>
+            <w:tcW w:type="dxa" w:w="3254"/>
+            <w:tcBorders>
+              <w:top w:val="nil"/>
+              <w:left w:val="nil"/>
+              <w:bottom w:val="single" w:sz="4" w:color="DDE3EA" w:space="0"/>
+              <w:right w:val="nil"/>
+            </w:tcBorders>
           </w:tcPr>
           <w:p>
             <w:pPr>
-              <w:spacing w:after="0"/>
+              <w:spacing w:before="0" w:after="0"/>
             </w:pPr>
-            <w:r/>
             <w:r>
               <w:rPr>
                 <w:b w:val="0"/>
@@ -1207,7 +1815,7 @@
               </w:rPr>
               <w:t>ROE</w:t>
             </w:r>
-            <w:hyperlink r:id="rId10">
+            <w:hyperlink r:id="rId12">
               <w:r>
                 <w:rPr>
                   <w:color w:val="2A78D6"/>
@@ -1221,15 +1829,19 @@
         </w:tc>
         <w:tc>
           <w:tcPr>
-            <w:tcW w:type="dxa" w:w="1191"/>
-            <w:shd w:val="clear" w:color="auto" w:fill="F6F8FA"/>
+            <w:tcW w:type="dxa" w:w="1314"/>
+            <w:tcBorders>
+              <w:top w:val="nil"/>
+              <w:left w:val="nil"/>
+              <w:bottom w:val="single" w:sz="4" w:color="DDE3EA" w:space="0"/>
+              <w:right w:val="nil"/>
+            </w:tcBorders>
           </w:tcPr>
           <w:p>
             <w:pPr>
-              <w:spacing w:after="0"/>
+              <w:spacing w:before="0" w:after="0"/>
               <w:jc w:val="right"/>
             </w:pPr>
-            <w:r/>
             <w:r>
               <w:rPr>
                 <w:b w:val="0"/>
@@ -1241,15 +1853,19 @@
         </w:tc>
         <w:tc>
           <w:tcPr>
-            <w:tcW w:type="dxa" w:w="1191"/>
-            <w:shd w:val="clear" w:color="auto" w:fill="F6F8FA"/>
+            <w:tcW w:type="dxa" w:w="1314"/>
+            <w:tcBorders>
+              <w:top w:val="nil"/>
+              <w:left w:val="nil"/>
+              <w:bottom w:val="single" w:sz="4" w:color="DDE3EA" w:space="0"/>
+              <w:right w:val="nil"/>
+            </w:tcBorders>
           </w:tcPr>
           <w:p>
             <w:pPr>
-              <w:spacing w:after="0"/>
+              <w:spacing w:before="0" w:after="0"/>
               <w:jc w:val="right"/>
             </w:pPr>
-            <w:r/>
             <w:r>
               <w:rPr>
                 <w:b w:val="0"/>
@@ -1261,15 +1877,20 @@
         </w:tc>
         <w:tc>
           <w:tcPr>
-            <w:tcW w:type="dxa" w:w="1191"/>
+            <w:tcW w:type="dxa" w:w="1314"/>
+            <w:tcBorders>
+              <w:top w:val="nil"/>
+              <w:left w:val="nil"/>
+              <w:bottom w:val="single" w:sz="4" w:color="DDE3EA" w:space="0"/>
+              <w:right w:val="nil"/>
+            </w:tcBorders>
             <w:shd w:val="clear" w:color="auto" w:fill="FDE7E5"/>
           </w:tcPr>
           <w:p>
             <w:pPr>
-              <w:spacing w:after="0"/>
+              <w:spacing w:before="0" w:after="0"/>
               <w:jc w:val="right"/>
             </w:pPr>
-            <w:r/>
             <w:r>
               <w:rPr>
                 <w:b/>
@@ -1281,15 +1902,19 @@
         </w:tc>
         <w:tc>
           <w:tcPr>
-            <w:tcW w:type="dxa" w:w="2211"/>
-            <w:shd w:val="clear" w:color="auto" w:fill="F6F8FA"/>
+            <w:tcW w:type="dxa" w:w="2441"/>
+            <w:tcBorders>
+              <w:top w:val="nil"/>
+              <w:left w:val="nil"/>
+              <w:bottom w:val="single" w:sz="4" w:color="DDE3EA" w:space="0"/>
+              <w:right w:val="nil"/>
+            </w:tcBorders>
           </w:tcPr>
           <w:p>
             <w:pPr>
-              <w:spacing w:after="0"/>
+              <w:spacing w:before="0" w:after="0"/>
               <w:jc w:val="right"/>
             </w:pPr>
-            <w:r/>
             <w:r>
               <w:rPr>
                 <w:b/>
@@ -1304,13 +1929,18 @@
       <w:tr>
         <w:tc>
           <w:tcPr>
-            <w:tcW w:type="dxa" w:w="2948"/>
+            <w:tcW w:type="dxa" w:w="3254"/>
+            <w:tcBorders>
+              <w:top w:val="nil"/>
+              <w:left w:val="nil"/>
+              <w:bottom w:val="single" w:sz="4" w:color="DDE3EA" w:space="0"/>
+              <w:right w:val="nil"/>
+            </w:tcBorders>
           </w:tcPr>
           <w:p>
             <w:pPr>
-              <w:spacing w:after="0"/>
+              <w:spacing w:before="0" w:after="0"/>
             </w:pPr>
-            <w:r/>
             <w:r>
               <w:rPr>
                 <w:b w:val="0"/>
@@ -1318,7 +1948,7 @@
               </w:rPr>
               <w:t>Loans to customers, EUR m</w:t>
             </w:r>
-            <w:hyperlink r:id="rId10">
+            <w:hyperlink r:id="rId12">
               <w:r>
                 <w:rPr>
                   <w:color w:val="2A78D6"/>
@@ -1332,14 +1962,19 @@
         </w:tc>
         <w:tc>
           <w:tcPr>
-            <w:tcW w:type="dxa" w:w="1191"/>
+            <w:tcW w:type="dxa" w:w="1314"/>
+            <w:tcBorders>
+              <w:top w:val="nil"/>
+              <w:left w:val="nil"/>
+              <w:bottom w:val="single" w:sz="4" w:color="DDE3EA" w:space="0"/>
+              <w:right w:val="nil"/>
+            </w:tcBorders>
           </w:tcPr>
           <w:p>
             <w:pPr>
-              <w:spacing w:after="0"/>
+              <w:spacing w:before="0" w:after="0"/>
               <w:jc w:val="right"/>
             </w:pPr>
-            <w:r/>
             <w:r>
               <w:rPr>
                 <w:b w:val="0"/>
@@ -1351,14 +1986,19 @@
         </w:tc>
         <w:tc>
           <w:tcPr>
-            <w:tcW w:type="dxa" w:w="1191"/>
+            <w:tcW w:type="dxa" w:w="1314"/>
+            <w:tcBorders>
+              <w:top w:val="nil"/>
+              <w:left w:val="nil"/>
+              <w:bottom w:val="single" w:sz="4" w:color="DDE3EA" w:space="0"/>
+              <w:right w:val="nil"/>
+            </w:tcBorders>
           </w:tcPr>
           <w:p>
             <w:pPr>
-              <w:spacing w:after="0"/>
+              <w:spacing w:before="0" w:after="0"/>
               <w:jc w:val="right"/>
             </w:pPr>
-            <w:r/>
             <w:r>
               <w:rPr>
                 <w:b w:val="0"/>
@@ -1370,14 +2010,19 @@
         </w:tc>
         <w:tc>
           <w:tcPr>
-            <w:tcW w:type="dxa" w:w="1191"/>
+            <w:tcW w:type="dxa" w:w="1314"/>
+            <w:tcBorders>
+              <w:top w:val="nil"/>
+              <w:left w:val="nil"/>
+              <w:bottom w:val="single" w:sz="4" w:color="DDE3EA" w:space="0"/>
+              <w:right w:val="nil"/>
+            </w:tcBorders>
           </w:tcPr>
           <w:p>
             <w:pPr>
-              <w:spacing w:after="0"/>
+              <w:spacing w:before="0" w:after="0"/>
               <w:jc w:val="right"/>
             </w:pPr>
-            <w:r/>
             <w:r>
               <w:rPr>
                 <w:b w:val="0"/>
@@ -1389,14 +2034,19 @@
         </w:tc>
         <w:tc>
           <w:tcPr>
-            <w:tcW w:type="dxa" w:w="2211"/>
+            <w:tcW w:type="dxa" w:w="2441"/>
+            <w:tcBorders>
+              <w:top w:val="nil"/>
+              <w:left w:val="nil"/>
+              <w:bottom w:val="single" w:sz="4" w:color="DDE3EA" w:space="0"/>
+              <w:right w:val="nil"/>
+            </w:tcBorders>
           </w:tcPr>
           <w:p>
             <w:pPr>
-              <w:spacing w:after="0"/>
+              <w:spacing w:before="0" w:after="0"/>
               <w:jc w:val="right"/>
             </w:pPr>
-            <w:r/>
             <w:r>
               <w:rPr>
                 <w:b/>
@@ -1411,14 +2061,18 @@
       <w:tr>
         <w:tc>
           <w:tcPr>
-            <w:tcW w:type="dxa" w:w="2948"/>
-            <w:shd w:val="clear" w:color="auto" w:fill="F6F8FA"/>
+            <w:tcW w:type="dxa" w:w="3254"/>
+            <w:tcBorders>
+              <w:top w:val="nil"/>
+              <w:left w:val="nil"/>
+              <w:bottom w:val="single" w:sz="4" w:color="DDE3EA" w:space="0"/>
+              <w:right w:val="nil"/>
+            </w:tcBorders>
           </w:tcPr>
           <w:p>
             <w:pPr>
-              <w:spacing w:after="0"/>
+              <w:spacing w:before="0" w:after="0"/>
             </w:pPr>
-            <w:r/>
             <w:r>
               <w:rPr>
                 <w:b w:val="0"/>
@@ -1426,7 +2080,7 @@
               </w:rPr>
               <w:t>Total assets, EUR m</w:t>
             </w:r>
-            <w:hyperlink r:id="rId10">
+            <w:hyperlink r:id="rId12">
               <w:r>
                 <w:rPr>
                   <w:color w:val="2A78D6"/>
@@ -1440,15 +2094,19 @@
         </w:tc>
         <w:tc>
           <w:tcPr>
-            <w:tcW w:type="dxa" w:w="1191"/>
-            <w:shd w:val="clear" w:color="auto" w:fill="F6F8FA"/>
+            <w:tcW w:type="dxa" w:w="1314"/>
+            <w:tcBorders>
+              <w:top w:val="nil"/>
+              <w:left w:val="nil"/>
+              <w:bottom w:val="single" w:sz="4" w:color="DDE3EA" w:space="0"/>
+              <w:right w:val="nil"/>
+            </w:tcBorders>
           </w:tcPr>
           <w:p>
             <w:pPr>
-              <w:spacing w:after="0"/>
+              <w:spacing w:before="0" w:after="0"/>
               <w:jc w:val="right"/>
             </w:pPr>
-            <w:r/>
             <w:r>
               <w:rPr>
                 <w:b w:val="0"/>
@@ -1460,15 +2118,19 @@
         </w:tc>
         <w:tc>
           <w:tcPr>
-            <w:tcW w:type="dxa" w:w="1191"/>
-            <w:shd w:val="clear" w:color="auto" w:fill="F6F8FA"/>
+            <w:tcW w:type="dxa" w:w="1314"/>
+            <w:tcBorders>
+              <w:top w:val="nil"/>
+              <w:left w:val="nil"/>
+              <w:bottom w:val="single" w:sz="4" w:color="DDE3EA" w:space="0"/>
+              <w:right w:val="nil"/>
+            </w:tcBorders>
           </w:tcPr>
           <w:p>
             <w:pPr>
-              <w:spacing w:after="0"/>
+              <w:spacing w:before="0" w:after="0"/>
               <w:jc w:val="right"/>
             </w:pPr>
-            <w:r/>
             <w:r>
               <w:rPr>
                 <w:b w:val="0"/>
@@ -1480,15 +2142,19 @@
         </w:tc>
         <w:tc>
           <w:tcPr>
-            <w:tcW w:type="dxa" w:w="1191"/>
-            <w:shd w:val="clear" w:color="auto" w:fill="F6F8FA"/>
+            <w:tcW w:type="dxa" w:w="1314"/>
+            <w:tcBorders>
+              <w:top w:val="nil"/>
+              <w:left w:val="nil"/>
+              <w:bottom w:val="single" w:sz="4" w:color="DDE3EA" w:space="0"/>
+              <w:right w:val="nil"/>
+            </w:tcBorders>
           </w:tcPr>
           <w:p>
             <w:pPr>
-              <w:spacing w:after="0"/>
+              <w:spacing w:before="0" w:after="0"/>
               <w:jc w:val="right"/>
             </w:pPr>
-            <w:r/>
             <w:r>
               <w:rPr>
                 <w:b w:val="0"/>
@@ -1500,15 +2166,19 @@
         </w:tc>
         <w:tc>
           <w:tcPr>
-            <w:tcW w:type="dxa" w:w="2211"/>
-            <w:shd w:val="clear" w:color="auto" w:fill="F6F8FA"/>
+            <w:tcW w:type="dxa" w:w="2441"/>
+            <w:tcBorders>
+              <w:top w:val="nil"/>
+              <w:left w:val="nil"/>
+              <w:bottom w:val="single" w:sz="4" w:color="DDE3EA" w:space="0"/>
+              <w:right w:val="nil"/>
+            </w:tcBorders>
           </w:tcPr>
           <w:p>
             <w:pPr>
-              <w:spacing w:after="0"/>
+              <w:spacing w:before="0" w:after="0"/>
               <w:jc w:val="right"/>
             </w:pPr>
-            <w:r/>
             <w:r>
               <w:rPr>
                 <w:b w:val="0"/>
@@ -1523,13 +2193,18 @@
       <w:tr>
         <w:tc>
           <w:tcPr>
-            <w:tcW w:type="dxa" w:w="2948"/>
+            <w:tcW w:type="dxa" w:w="3254"/>
+            <w:tcBorders>
+              <w:top w:val="nil"/>
+              <w:left w:val="nil"/>
+              <w:bottom w:val="single" w:sz="4" w:color="DDE3EA" w:space="0"/>
+              <w:right w:val="nil"/>
+            </w:tcBorders>
           </w:tcPr>
           <w:p>
             <w:pPr>
-              <w:spacing w:after="0"/>
+              <w:spacing w:before="0" w:after="0"/>
             </w:pPr>
-            <w:r/>
             <w:r>
               <w:rPr>
                 <w:b w:val="0"/>
@@ -1537,7 +2212,7 @@
               </w:rPr>
               <w:t>Equity, EUR m</w:t>
             </w:r>
-            <w:hyperlink r:id="rId10">
+            <w:hyperlink r:id="rId12">
               <w:r>
                 <w:rPr>
                   <w:color w:val="2A78D6"/>
@@ -1551,14 +2226,19 @@
         </w:tc>
         <w:tc>
           <w:tcPr>
-            <w:tcW w:type="dxa" w:w="1191"/>
+            <w:tcW w:type="dxa" w:w="1314"/>
+            <w:tcBorders>
+              <w:top w:val="nil"/>
+              <w:left w:val="nil"/>
+              <w:bottom w:val="single" w:sz="4" w:color="DDE3EA" w:space="0"/>
+              <w:right w:val="nil"/>
+            </w:tcBorders>
           </w:tcPr>
           <w:p>
             <w:pPr>
-              <w:spacing w:after="0"/>
+              <w:spacing w:before="0" w:after="0"/>
               <w:jc w:val="right"/>
             </w:pPr>
-            <w:r/>
             <w:r>
               <w:rPr>
                 <w:b w:val="0"/>
@@ -1570,14 +2250,19 @@
         </w:tc>
         <w:tc>
           <w:tcPr>
-            <w:tcW w:type="dxa" w:w="1191"/>
+            <w:tcW w:type="dxa" w:w="1314"/>
+            <w:tcBorders>
+              <w:top w:val="nil"/>
+              <w:left w:val="nil"/>
+              <w:bottom w:val="single" w:sz="4" w:color="DDE3EA" w:space="0"/>
+              <w:right w:val="nil"/>
+            </w:tcBorders>
           </w:tcPr>
           <w:p>
             <w:pPr>
-              <w:spacing w:after="0"/>
+              <w:spacing w:before="0" w:after="0"/>
               <w:jc w:val="right"/>
             </w:pPr>
-            <w:r/>
             <w:r>
               <w:rPr>
                 <w:b w:val="0"/>
@@ -1589,14 +2274,19 @@
         </w:tc>
         <w:tc>
           <w:tcPr>
-            <w:tcW w:type="dxa" w:w="1191"/>
+            <w:tcW w:type="dxa" w:w="1314"/>
+            <w:tcBorders>
+              <w:top w:val="nil"/>
+              <w:left w:val="nil"/>
+              <w:bottom w:val="single" w:sz="4" w:color="DDE3EA" w:space="0"/>
+              <w:right w:val="nil"/>
+            </w:tcBorders>
           </w:tcPr>
           <w:p>
             <w:pPr>
-              <w:spacing w:after="0"/>
+              <w:spacing w:before="0" w:after="0"/>
               <w:jc w:val="right"/>
             </w:pPr>
-            <w:r/>
             <w:r>
               <w:rPr>
                 <w:b w:val="0"/>
@@ -1608,14 +2298,19 @@
         </w:tc>
         <w:tc>
           <w:tcPr>
-            <w:tcW w:type="dxa" w:w="2211"/>
+            <w:tcW w:type="dxa" w:w="2441"/>
+            <w:tcBorders>
+              <w:top w:val="nil"/>
+              <w:left w:val="nil"/>
+              <w:bottom w:val="single" w:sz="4" w:color="DDE3EA" w:space="0"/>
+              <w:right w:val="nil"/>
+            </w:tcBorders>
           </w:tcPr>
           <w:p>
             <w:pPr>
-              <w:spacing w:after="0"/>
+              <w:spacing w:before="0" w:after="0"/>
               <w:jc w:val="right"/>
             </w:pPr>
-            <w:r/>
             <w:r>
               <w:rPr>
                 <w:b/>
@@ -1630,14 +2325,18 @@
       <w:tr>
         <w:tc>
           <w:tcPr>
-            <w:tcW w:type="dxa" w:w="2948"/>
-            <w:shd w:val="clear" w:color="auto" w:fill="F6F8FA"/>
+            <w:tcW w:type="dxa" w:w="3254"/>
+            <w:tcBorders>
+              <w:top w:val="nil"/>
+              <w:left w:val="nil"/>
+              <w:bottom w:val="single" w:sz="4" w:color="DDE3EA" w:space="0"/>
+              <w:right w:val="nil"/>
+            </w:tcBorders>
           </w:tcPr>
           <w:p>
             <w:pPr>
-              <w:spacing w:after="0"/>
+              <w:spacing w:before="0" w:after="0"/>
             </w:pPr>
-            <w:r/>
             <w:r>
               <w:rPr>
                 <w:b w:val="0"/>
@@ -1645,7 +2344,7 @@
               </w:rPr>
               <w:t>Equity ratio</w:t>
             </w:r>
-            <w:hyperlink r:id="rId10">
+            <w:hyperlink r:id="rId12">
               <w:r>
                 <w:rPr>
                   <w:color w:val="2A78D6"/>
@@ -1659,15 +2358,19 @@
         </w:tc>
         <w:tc>
           <w:tcPr>
-            <w:tcW w:type="dxa" w:w="1191"/>
-            <w:shd w:val="clear" w:color="auto" w:fill="F6F8FA"/>
+            <w:tcW w:type="dxa" w:w="1314"/>
+            <w:tcBorders>
+              <w:top w:val="nil"/>
+              <w:left w:val="nil"/>
+              <w:bottom w:val="single" w:sz="4" w:color="DDE3EA" w:space="0"/>
+              <w:right w:val="nil"/>
+            </w:tcBorders>
           </w:tcPr>
           <w:p>
             <w:pPr>
-              <w:spacing w:after="0"/>
+              <w:spacing w:before="0" w:after="0"/>
               <w:jc w:val="right"/>
             </w:pPr>
-            <w:r/>
             <w:r>
               <w:rPr>
                 <w:b w:val="0"/>
@@ -1679,15 +2382,19 @@
         </w:tc>
         <w:tc>
           <w:tcPr>
-            <w:tcW w:type="dxa" w:w="1191"/>
-            <w:shd w:val="clear" w:color="auto" w:fill="F6F8FA"/>
+            <w:tcW w:type="dxa" w:w="1314"/>
+            <w:tcBorders>
+              <w:top w:val="nil"/>
+              <w:left w:val="nil"/>
+              <w:bottom w:val="single" w:sz="4" w:color="DDE3EA" w:space="0"/>
+              <w:right w:val="nil"/>
+            </w:tcBorders>
           </w:tcPr>
           <w:p>
             <w:pPr>
-              <w:spacing w:after="0"/>
+              <w:spacing w:before="0" w:after="0"/>
               <w:jc w:val="right"/>
             </w:pPr>
-            <w:r/>
             <w:r>
               <w:rPr>
                 <w:b w:val="0"/>
@@ -1699,15 +2406,20 @@
         </w:tc>
         <w:tc>
           <w:tcPr>
-            <w:tcW w:type="dxa" w:w="1191"/>
+            <w:tcW w:type="dxa" w:w="1314"/>
+            <w:tcBorders>
+              <w:top w:val="nil"/>
+              <w:left w:val="nil"/>
+              <w:bottom w:val="single" w:sz="4" w:color="DDE3EA" w:space="0"/>
+              <w:right w:val="nil"/>
+            </w:tcBorders>
             <w:shd w:val="clear" w:color="auto" w:fill="FDE7E5"/>
           </w:tcPr>
           <w:p>
             <w:pPr>
-              <w:spacing w:after="0"/>
+              <w:spacing w:before="0" w:after="0"/>
               <w:jc w:val="right"/>
             </w:pPr>
-            <w:r/>
             <w:r>
               <w:rPr>
                 <w:b/>
@@ -1719,15 +2431,19 @@
         </w:tc>
         <w:tc>
           <w:tcPr>
-            <w:tcW w:type="dxa" w:w="2211"/>
-            <w:shd w:val="clear" w:color="auto" w:fill="F6F8FA"/>
+            <w:tcW w:type="dxa" w:w="2441"/>
+            <w:tcBorders>
+              <w:top w:val="nil"/>
+              <w:left w:val="nil"/>
+              <w:bottom w:val="single" w:sz="4" w:color="DDE3EA" w:space="0"/>
+              <w:right w:val="nil"/>
+            </w:tcBorders>
           </w:tcPr>
           <w:p>
             <w:pPr>
-              <w:spacing w:after="0"/>
+              <w:spacing w:before="0" w:after="0"/>
               <w:jc w:val="right"/>
             </w:pPr>
-            <w:r/>
             <w:r>
               <w:rPr>
                 <w:b/>
@@ -1741,9 +2457,17 @@
       </w:tr>
     </w:tbl>
     <w:p>
+      <w:pPr>
+        <w:spacing w:before="0" w:after="40"/>
+      </w:pPr>
+    </w:p>
+    <w:p>
+      <w:pPr>
+        <w:spacing w:before="40" w:after="60"/>
+      </w:pPr>
       <w:r>
         <w:rPr>
-          <w:i/>
+          <w:b w:val="0"/>
           <w:color w:val="5F6B7A"/>
           <w:sz w:val="16"/>
         </w:rPr>
@@ -1751,9 +2475,12 @@
       </w:r>
     </w:p>
     <w:p>
+      <w:pPr>
+        <w:spacing w:before="40" w:after="60"/>
+      </w:pPr>
       <w:r>
         <w:rPr>
-          <w:i/>
+          <w:b w:val="0"/>
           <w:color w:val="5F6B7A"/>
           <w:sz w:val="16"/>
         </w:rPr>
@@ -1777,7 +2504,7 @@
                     <pic:cNvPicPr/>
                   </pic:nvPicPr>
                   <pic:blipFill>
-                    <a:blip r:embed="rId13"/>
+                    <a:blip r:embed="rId15"/>
                     <a:stretch>
                       <a:fillRect/>
                     </a:stretch>
@@ -1798,11 +2525,24 @@
     </w:p>
     <w:p>
       <w:pPr>
-        <w:spacing w:before="280" w:after="80"/>
+        <w:keepNext/>
         <w:pBdr>
-          <w:bottom w:val="single" w:sz="6" w:color="C9D3DE" w:space="2"/>
+          <w:bottom w:val="single" w:sz="8" w:color="1F4E79" w:space="4"/>
         </w:pBdr>
+        <w:tabs>
+          <w:tab w:pos="482" w:val="left"/>
+        </w:tabs>
+        <w:spacing w:before="360" w:after="160"/>
       </w:pPr>
+      <w:r>
+        <w:rPr>
+          <w:b/>
+          <w:color w:val="2A78D6"/>
+          <w:sz w:val="18"/>
+        </w:rPr>
+        <w:t>04</w:t>
+        <w:tab/>
+      </w:r>
       <w:r>
         <w:rPr>
           <w:b/>
@@ -1814,9 +2554,21 @@
     </w:p>
     <w:p>
       <w:pPr>
-        <w:pStyle w:val="ListBullet"/>
-        <w:spacing w:after="60"/>
+        <w:tabs>
+          <w:tab w:pos="255" w:val="left"/>
+        </w:tabs>
+        <w:spacing w:before="0" w:after="80"/>
+        <w:ind w:left="255" w:hanging="255"/>
       </w:pPr>
+      <w:r>
+        <w:rPr>
+          <w:b/>
+          <w:color w:val="2A78D6"/>
+          <w:sz w:val="20"/>
+        </w:rPr>
+        <w:t>▪</w:t>
+        <w:tab/>
+      </w:r>
       <w:r>
         <w:rPr>
           <w:b/>
@@ -1829,7 +2581,7 @@
         </w:rPr>
         <w:t xml:space="preserve"> loans, guarantees, venture capital funds, the Latvian Land Fund and an IPO fund</w:t>
       </w:r>
-      <w:hyperlink r:id="rId14">
+      <w:hyperlink r:id="rId16">
         <w:r>
           <w:rPr>
             <w:color w:val="2A78D6"/>
@@ -1848,16 +2600,28 @@
     </w:p>
     <w:p>
       <w:pPr>
-        <w:pStyle w:val="ListBullet"/>
-        <w:spacing w:after="60"/>
+        <w:tabs>
+          <w:tab w:pos="255" w:val="left"/>
+        </w:tabs>
+        <w:spacing w:before="0" w:after="80"/>
+        <w:ind w:left="255" w:hanging="255"/>
       </w:pPr>
+      <w:r>
+        <w:rPr>
+          <w:b/>
+          <w:color w:val="2A78D6"/>
+          <w:sz w:val="20"/>
+        </w:rPr>
+        <w:t>▪</w:t>
+        <w:tab/>
+      </w:r>
       <w:r>
         <w:rPr>
           <w:b w:val="0"/>
         </w:rPr>
         <w:t>A zero-tolerance regime for Russian residents applies from 2026</w:t>
       </w:r>
-      <w:hyperlink r:id="rId12">
+      <w:hyperlink r:id="rId14">
         <w:r>
           <w:rPr>
             <w:color w:val="2A78D6"/>
@@ -1876,11 +2640,24 @@
     </w:p>
     <w:p>
       <w:pPr>
-        <w:spacing w:before="280" w:after="80"/>
+        <w:keepNext/>
         <w:pBdr>
-          <w:bottom w:val="single" w:sz="6" w:color="C9D3DE" w:space="2"/>
+          <w:bottom w:val="single" w:sz="8" w:color="1F4E79" w:space="4"/>
         </w:pBdr>
+        <w:tabs>
+          <w:tab w:pos="482" w:val="left"/>
+        </w:tabs>
+        <w:spacing w:before="360" w:after="160"/>
       </w:pPr>
+      <w:r>
+        <w:rPr>
+          <w:b/>
+          <w:color w:val="2A78D6"/>
+          <w:sz w:val="18"/>
+        </w:rPr>
+        <w:t>05</w:t>
+        <w:tab/>
+      </w:r>
       <w:r>
         <w:rPr>
           <w:b/>
@@ -1892,16 +2669,28 @@
     </w:p>
     <w:p>
       <w:pPr>
-        <w:pStyle w:val="ListBullet"/>
-        <w:spacing w:after="60"/>
+        <w:tabs>
+          <w:tab w:pos="255" w:val="left"/>
+        </w:tabs>
+        <w:spacing w:before="0" w:after="80"/>
+        <w:ind w:left="255" w:hanging="255"/>
       </w:pPr>
+      <w:r>
+        <w:rPr>
+          <w:b/>
+          <w:color w:val="2A78D6"/>
+          <w:sz w:val="20"/>
+        </w:rPr>
+        <w:t>▪</w:t>
+        <w:tab/>
+      </w:r>
       <w:r>
         <w:rPr>
           <w:b w:val="0"/>
         </w:rPr>
         <w:t>FY2025 profit EUR 32.1m, ROE 7.4%</w:t>
       </w:r>
-      <w:hyperlink r:id="rId10">
+      <w:hyperlink r:id="rId12">
         <w:r>
           <w:rPr>
             <w:color w:val="2A78D6"/>
@@ -1917,7 +2706,7 @@
         </w:rPr>
         <w:t>. Equity EUR 455.8m, total assets EUR 1,791.9m, financial debt EUR 955.7m</w:t>
       </w:r>
-      <w:hyperlink r:id="rId10">
+      <w:hyperlink r:id="rId12">
         <w:r>
           <w:rPr>
             <w:color w:val="2A78D6"/>
@@ -1936,16 +2725,28 @@
     </w:p>
     <w:p>
       <w:pPr>
-        <w:pStyle w:val="ListBullet"/>
-        <w:spacing w:after="60"/>
+        <w:tabs>
+          <w:tab w:pos="255" w:val="left"/>
+        </w:tabs>
+        <w:spacing w:before="0" w:after="80"/>
+        <w:ind w:left="255" w:hanging="255"/>
       </w:pPr>
+      <w:r>
+        <w:rPr>
+          <w:b/>
+          <w:color w:val="2A78D6"/>
+          <w:sz w:val="20"/>
+        </w:rPr>
+        <w:t>▪</w:t>
+        <w:tab/>
+      </w:r>
       <w:r>
         <w:rPr>
           <w:b w:val="0"/>
         </w:rPr>
         <w:t>Bank capital adequacy requirements do not apply to Altum</w:t>
       </w:r>
-      <w:hyperlink r:id="rId15">
+      <w:hyperlink r:id="rId17">
         <w:r>
           <w:rPr>
             <w:color w:val="2A78D6"/>
@@ -1964,11 +2765,24 @@
     </w:p>
     <w:p>
       <w:pPr>
-        <w:spacing w:before="280" w:after="80"/>
+        <w:keepNext/>
         <w:pBdr>
-          <w:bottom w:val="single" w:sz="6" w:color="C9D3DE" w:space="2"/>
+          <w:bottom w:val="single" w:sz="8" w:color="1F4E79" w:space="4"/>
         </w:pBdr>
+        <w:tabs>
+          <w:tab w:pos="482" w:val="left"/>
+        </w:tabs>
+        <w:spacing w:before="360" w:after="160"/>
       </w:pPr>
+      <w:r>
+        <w:rPr>
+          <w:b/>
+          <w:color w:val="2A78D6"/>
+          <w:sz w:val="18"/>
+        </w:rPr>
+        <w:t>06</w:t>
+        <w:tab/>
+      </w:r>
       <w:r>
         <w:rPr>
           <w:b/>
@@ -1980,36 +2794,52 @@
     </w:p>
     <w:tbl>
       <w:tblPr>
-        <w:tblW w:type="auto" w:w="0"/>
+        <w:tblW w:w="9638" w:type="dxa"/>
+        <w:tblBorders>
+          <w:top w:val="nil"/>
+          <w:left w:val="nil"/>
+          <w:bottom w:val="nil"/>
+          <w:right w:val="nil"/>
+          <w:insideH w:val="nil"/>
+          <w:insideV w:val="nil"/>
+        </w:tblBorders>
+        <w:tblLayout w:type="fixed"/>
+        <w:tblCellMar>
+          <w:top w:w="70" w:type="dxa"/>
+          <w:left w:w="100" w:type="dxa"/>
+          <w:bottom w:w="70" w:type="dxa"/>
+          <w:right w:w="100" w:type="dxa"/>
+        </w:tblCellMar>
         <w:tblLook w:firstColumn="1" w:firstRow="1" w:lastColumn="0" w:lastRow="0" w:noHBand="0" w:noVBand="1" w:val="04A0"/>
-        <w:tblBorders>
-          <w:top w:val="single" w:sz="4" w:color="C9D3DE"/>
-          <w:left w:val="nil"/>
-          <w:bottom w:val="single" w:sz="4" w:color="C9D3DE"/>
-          <w:right w:val="nil"/>
-          <w:insideH w:val="single" w:sz="4" w:color="C9D3DE"/>
-          <w:insideV w:val="nil"/>
-        </w:tblBorders>
       </w:tblPr>
       <w:tblGrid>
-        <w:gridCol w:w="2493"/>
-        <w:gridCol w:w="2493"/>
-        <w:gridCol w:w="2493"/>
-        <w:gridCol w:w="2493"/>
+        <w:gridCol w:w="2577"/>
+        <w:gridCol w:w="2577"/>
+        <w:gridCol w:w="3138"/>
+        <w:gridCol w:w="1344"/>
       </w:tblGrid>
       <w:tr>
         <w:tc>
           <w:tcPr>
-            <w:tcW w:type="dxa" w:w="2608"/>
-            <w:shd w:val="clear" w:color="auto" w:fill="1F4E79"/>
+            <w:tcW w:type="dxa" w:w="2578"/>
+            <w:tcBorders>
+              <w:top w:val="single" w:sz="12" w:color="1F4E79" w:space="0"/>
+              <w:left w:val="nil"/>
+              <w:bottom w:val="single" w:sz="4" w:color="C9D3DE" w:space="0"/>
+              <w:right w:val="nil"/>
+            </w:tcBorders>
+            <w:shd w:val="clear" w:color="auto" w:fill="EAF1F8"/>
           </w:tcPr>
           <w:p>
-            <w:r/>
+            <w:pPr>
+              <w:spacing w:before="0" w:after="0"/>
+            </w:pPr>
             <w:r>
               <w:rPr>
                 <w:b/>
-                <w:color w:val="FFFFFF"/>
-                <w:sz w:val="17"/>
+                <w:caps/>
+                <w:color w:val="1F4E79"/>
+                <w:sz w:val="16"/>
               </w:rPr>
               <w:t>Plan / target</w:t>
             </w:r>
@@ -2017,16 +2847,25 @@
         </w:tc>
         <w:tc>
           <w:tcPr>
-            <w:tcW w:type="dxa" w:w="2608"/>
-            <w:shd w:val="clear" w:color="auto" w:fill="1F4E79"/>
+            <w:tcW w:type="dxa" w:w="2578"/>
+            <w:tcBorders>
+              <w:top w:val="single" w:sz="12" w:color="1F4E79" w:space="0"/>
+              <w:left w:val="nil"/>
+              <w:bottom w:val="single" w:sz="4" w:color="C9D3DE" w:space="0"/>
+              <w:right w:val="nil"/>
+            </w:tcBorders>
+            <w:shd w:val="clear" w:color="auto" w:fill="EAF1F8"/>
           </w:tcPr>
           <w:p>
-            <w:r/>
+            <w:pPr>
+              <w:spacing w:before="0" w:after="0"/>
+            </w:pPr>
             <w:r>
               <w:rPr>
                 <w:b/>
-                <w:color w:val="FFFFFF"/>
-                <w:sz w:val="17"/>
+                <w:caps/>
+                <w:color w:val="1F4E79"/>
+                <w:sz w:val="16"/>
               </w:rPr>
               <w:t>Outcome</w:t>
             </w:r>
@@ -2034,16 +2873,25 @@
         </w:tc>
         <w:tc>
           <w:tcPr>
-            <w:tcW w:type="dxa" w:w="3175"/>
-            <w:shd w:val="clear" w:color="auto" w:fill="1F4E79"/>
+            <w:tcW w:type="dxa" w:w="3138"/>
+            <w:tcBorders>
+              <w:top w:val="single" w:sz="12" w:color="1F4E79" w:space="0"/>
+              <w:left w:val="nil"/>
+              <w:bottom w:val="single" w:sz="4" w:color="C9D3DE" w:space="0"/>
+              <w:right w:val="nil"/>
+            </w:tcBorders>
+            <w:shd w:val="clear" w:color="auto" w:fill="EAF1F8"/>
           </w:tcPr>
           <w:p>
-            <w:r/>
+            <w:pPr>
+              <w:spacing w:before="0" w:after="0"/>
+            </w:pPr>
             <w:r>
               <w:rPr>
                 <w:b/>
-                <w:color w:val="FFFFFF"/>
-                <w:sz w:val="17"/>
+                <w:caps/>
+                <w:color w:val="1F4E79"/>
+                <w:sz w:val="16"/>
               </w:rPr>
               <w:t>What changed and why</w:t>
             </w:r>
@@ -2051,16 +2899,25 @@
         </w:tc>
         <w:tc>
           <w:tcPr>
-            <w:tcW w:type="dxa" w:w="1361"/>
-            <w:shd w:val="clear" w:color="auto" w:fill="1F4E79"/>
+            <w:tcW w:type="dxa" w:w="1345"/>
+            <w:tcBorders>
+              <w:top w:val="single" w:sz="12" w:color="1F4E79" w:space="0"/>
+              <w:left w:val="nil"/>
+              <w:bottom w:val="single" w:sz="4" w:color="C9D3DE" w:space="0"/>
+              <w:right w:val="nil"/>
+            </w:tcBorders>
+            <w:shd w:val="clear" w:color="auto" w:fill="EAF1F8"/>
           </w:tcPr>
           <w:p>
-            <w:r/>
+            <w:pPr>
+              <w:spacing w:before="0" w:after="0"/>
+            </w:pPr>
             <w:r>
               <w:rPr>
                 <w:b/>
-                <w:color w:val="FFFFFF"/>
-                <w:sz w:val="17"/>
+                <w:caps/>
+                <w:color w:val="1F4E79"/>
+                <w:sz w:val="16"/>
               </w:rPr>
               <w:t>Status</w:t>
             </w:r>
@@ -2070,13 +2927,18 @@
       <w:tr>
         <w:tc>
           <w:tcPr>
-            <w:tcW w:type="dxa" w:w="2608"/>
+            <w:tcW w:type="dxa" w:w="2578"/>
+            <w:tcBorders>
+              <w:top w:val="nil"/>
+              <w:left w:val="nil"/>
+              <w:bottom w:val="single" w:sz="4" w:color="DDE3EA" w:space="0"/>
+              <w:right w:val="nil"/>
+            </w:tcBorders>
           </w:tcPr>
           <w:p>
             <w:pPr>
-              <w:spacing w:after="0"/>
+              <w:spacing w:before="0" w:after="0"/>
             </w:pPr>
-            <w:r/>
             <w:r>
               <w:rPr>
                 <w:b w:val="0"/>
@@ -2088,13 +2950,18 @@
         </w:tc>
         <w:tc>
           <w:tcPr>
-            <w:tcW w:type="dxa" w:w="2608"/>
+            <w:tcW w:type="dxa" w:w="2578"/>
+            <w:tcBorders>
+              <w:top w:val="nil"/>
+              <w:left w:val="nil"/>
+              <w:bottom w:val="single" w:sz="4" w:color="DDE3EA" w:space="0"/>
+              <w:right w:val="nil"/>
+            </w:tcBorders>
           </w:tcPr>
           <w:p>
             <w:pPr>
-              <w:spacing w:after="0"/>
+              <w:spacing w:before="0" w:after="0"/>
             </w:pPr>
-            <w:r/>
             <w:r>
               <w:rPr>
                 <w:b w:val="0"/>
@@ -2102,7 +2969,7 @@
               </w:rPr>
               <w:t>6M 2026 ROE 4.6%; portfolio +26%</w:t>
             </w:r>
-            <w:hyperlink r:id="rId14">
+            <w:hyperlink r:id="rId16">
               <w:r>
                 <w:rPr>
                   <w:color w:val="2A78D6"/>
@@ -2116,13 +2983,18 @@
         </w:tc>
         <w:tc>
           <w:tcPr>
-            <w:tcW w:type="dxa" w:w="3175"/>
+            <w:tcW w:type="dxa" w:w="3138"/>
+            <w:tcBorders>
+              <w:top w:val="nil"/>
+              <w:left w:val="nil"/>
+              <w:bottom w:val="single" w:sz="4" w:color="DDE3EA" w:space="0"/>
+              <w:right w:val="nil"/>
+            </w:tcBorders>
           </w:tcPr>
           <w:p>
             <w:pPr>
-              <w:spacing w:after="0"/>
+              <w:spacing w:before="0" w:after="0"/>
             </w:pPr>
-            <w:r/>
             <w:r>
               <w:rPr>
                 <w:b w:val="0"/>
@@ -2130,7 +3002,7 @@
               </w:rPr>
               <w:t>On track: return is positive and the portfolio is growing</w:t>
             </w:r>
-            <w:hyperlink r:id="rId10">
+            <w:hyperlink r:id="rId12">
               <w:r>
                 <w:rPr>
                   <w:color w:val="2A78D6"/>
@@ -2151,14 +3023,19 @@
         </w:tc>
         <w:tc>
           <w:tcPr>
-            <w:tcW w:type="dxa" w:w="1361"/>
+            <w:tcW w:type="dxa" w:w="1345"/>
+            <w:tcBorders>
+              <w:top w:val="nil"/>
+              <w:left w:val="nil"/>
+              <w:bottom w:val="single" w:sz="4" w:color="DDE3EA" w:space="0"/>
+              <w:right w:val="nil"/>
+            </w:tcBorders>
             <w:shd w:val="clear" w:color="auto" w:fill="E3F3E8"/>
           </w:tcPr>
           <w:p>
             <w:pPr>
-              <w:spacing w:after="0"/>
+              <w:spacing w:before="0" w:after="0"/>
             </w:pPr>
-            <w:r/>
             <w:r>
               <w:rPr>
                 <w:b/>
@@ -2172,14 +3049,18 @@
       <w:tr>
         <w:tc>
           <w:tcPr>
-            <w:tcW w:type="dxa" w:w="2608"/>
-            <w:shd w:val="clear" w:color="auto" w:fill="F6F8FA"/>
+            <w:tcW w:type="dxa" w:w="2578"/>
+            <w:tcBorders>
+              <w:top w:val="nil"/>
+              <w:left w:val="nil"/>
+              <w:bottom w:val="single" w:sz="4" w:color="DDE3EA" w:space="0"/>
+              <w:right w:val="nil"/>
+            </w:tcBorders>
           </w:tcPr>
           <w:p>
             <w:pPr>
-              <w:spacing w:after="0"/>
+              <w:spacing w:before="0" w:after="0"/>
             </w:pPr>
-            <w:r/>
             <w:r>
               <w:rPr>
                 <w:b w:val="0"/>
@@ -2191,14 +3072,18 @@
         </w:tc>
         <w:tc>
           <w:tcPr>
-            <w:tcW w:type="dxa" w:w="2608"/>
-            <w:shd w:val="clear" w:color="auto" w:fill="F6F8FA"/>
+            <w:tcW w:type="dxa" w:w="2578"/>
+            <w:tcBorders>
+              <w:top w:val="nil"/>
+              <w:left w:val="nil"/>
+              <w:bottom w:val="single" w:sz="4" w:color="DDE3EA" w:space="0"/>
+              <w:right w:val="nil"/>
+            </w:tcBorders>
           </w:tcPr>
           <w:p>
             <w:pPr>
-              <w:spacing w:after="0"/>
+              <w:spacing w:before="0" w:after="0"/>
             </w:pPr>
-            <w:r/>
             <w:r>
               <w:rPr>
                 <w:b w:val="0"/>
@@ -2206,7 +3091,7 @@
               </w:rPr>
               <w:t>Planned</w:t>
             </w:r>
-            <w:hyperlink r:id="rId16">
+            <w:hyperlink r:id="rId18">
               <w:r>
                 <w:rPr>
                   <w:color w:val="2A78D6"/>
@@ -2220,14 +3105,18 @@
         </w:tc>
         <w:tc>
           <w:tcPr>
-            <w:tcW w:type="dxa" w:w="3175"/>
-            <w:shd w:val="clear" w:color="auto" w:fill="F6F8FA"/>
+            <w:tcW w:type="dxa" w:w="3138"/>
+            <w:tcBorders>
+              <w:top w:val="nil"/>
+              <w:left w:val="nil"/>
+              <w:bottom w:val="single" w:sz="4" w:color="DDE3EA" w:space="0"/>
+              <w:right w:val="nil"/>
+            </w:tcBorders>
           </w:tcPr>
           <w:p>
             <w:pPr>
-              <w:spacing w:after="0"/>
+              <w:spacing w:before="0" w:after="0"/>
             </w:pPr>
-            <w:r/>
             <w:r>
               <w:rPr>
                 <w:b w:val="0"/>
@@ -2235,7 +3124,7 @@
               </w:rPr>
               <w:t>New plan</w:t>
             </w:r>
-            <w:hyperlink r:id="rId16">
+            <w:hyperlink r:id="rId18">
               <w:r>
                 <w:rPr>
                   <w:color w:val="2A78D6"/>
@@ -2256,14 +3145,19 @@
         </w:tc>
         <w:tc>
           <w:tcPr>
-            <w:tcW w:type="dxa" w:w="1361"/>
+            <w:tcW w:type="dxa" w:w="1345"/>
+            <w:tcBorders>
+              <w:top w:val="nil"/>
+              <w:left w:val="nil"/>
+              <w:bottom w:val="single" w:sz="4" w:color="DDE3EA" w:space="0"/>
+              <w:right w:val="nil"/>
+            </w:tcBorders>
             <w:shd w:val="clear" w:color="auto" w:fill="EAF1F8"/>
           </w:tcPr>
           <w:p>
             <w:pPr>
-              <w:spacing w:after="0"/>
+              <w:spacing w:before="0" w:after="0"/>
             </w:pPr>
-            <w:r/>
             <w:r>
               <w:rPr>
                 <w:b/>
@@ -2277,11 +3171,29 @@
     </w:tbl>
     <w:p>
       <w:pPr>
-        <w:spacing w:before="280" w:after="80"/>
+        <w:spacing w:before="0" w:after="40"/>
+      </w:pPr>
+    </w:p>
+    <w:p>
+      <w:pPr>
+        <w:keepNext/>
         <w:pBdr>
-          <w:bottom w:val="single" w:sz="6" w:color="C9D3DE" w:space="2"/>
+          <w:bottom w:val="single" w:sz="8" w:color="1F4E79" w:space="4"/>
         </w:pBdr>
+        <w:tabs>
+          <w:tab w:pos="482" w:val="left"/>
+        </w:tabs>
+        <w:spacing w:before="360" w:after="160"/>
       </w:pPr>
+      <w:r>
+        <w:rPr>
+          <w:b/>
+          <w:color w:val="2A78D6"/>
+          <w:sz w:val="18"/>
+        </w:rPr>
+        <w:t>07</w:t>
+        <w:tab/>
+      </w:r>
       <w:r>
         <w:rPr>
           <w:b/>
@@ -2293,9 +3205,21 @@
     </w:p>
     <w:p>
       <w:pPr>
-        <w:pStyle w:val="ListBullet"/>
-        <w:spacing w:after="60"/>
+        <w:tabs>
+          <w:tab w:pos="255" w:val="left"/>
+        </w:tabs>
+        <w:spacing w:before="0" w:after="80"/>
+        <w:ind w:left="255" w:hanging="255"/>
       </w:pPr>
+      <w:r>
+        <w:rPr>
+          <w:b/>
+          <w:color w:val="2A78D6"/>
+          <w:sz w:val="20"/>
+        </w:rPr>
+        <w:t>▪</w:t>
+        <w:tab/>
+      </w:r>
       <w:r>
         <w:rPr>
           <w:b/>
@@ -2308,7 +3232,7 @@
         </w:rPr>
         <w:t xml:space="preserve"> a 3.576% bond, EUR 70m, maturing 2030-05-30 (Nasdaq Riga)</w:t>
       </w:r>
-      <w:hyperlink r:id="rId17">
+      <w:hyperlink r:id="rId19">
         <w:r>
           <w:rPr>
             <w:color w:val="2A78D6"/>
@@ -2327,9 +3251,21 @@
     </w:p>
     <w:p>
       <w:pPr>
-        <w:pStyle w:val="ListBullet"/>
-        <w:spacing w:after="60"/>
+        <w:tabs>
+          <w:tab w:pos="255" w:val="left"/>
+        </w:tabs>
+        <w:spacing w:before="0" w:after="80"/>
+        <w:ind w:left="255" w:hanging="255"/>
       </w:pPr>
+      <w:r>
+        <w:rPr>
+          <w:b/>
+          <w:color w:val="2A78D6"/>
+          <w:sz w:val="20"/>
+        </w:rPr>
+        <w:t>▪</w:t>
+        <w:tab/>
+      </w:r>
       <w:r>
         <w:rPr>
           <w:b/>
@@ -2342,7 +3278,7 @@
         </w:rPr>
         <w:t xml:space="preserve"> state ownership and Moody's Baa1; borrowing funds state programmes</w:t>
       </w:r>
-      <w:hyperlink r:id="rId10">
+      <w:hyperlink r:id="rId12">
         <w:r>
           <w:rPr>
             <w:color w:val="2A78D6"/>
@@ -2361,9 +3297,21 @@
     </w:p>
     <w:p>
       <w:pPr>
-        <w:pStyle w:val="ListBullet"/>
-        <w:spacing w:after="60"/>
+        <w:tabs>
+          <w:tab w:pos="255" w:val="left"/>
+        </w:tabs>
+        <w:spacing w:before="0" w:after="80"/>
+        <w:ind w:left="255" w:hanging="255"/>
       </w:pPr>
+      <w:r>
+        <w:rPr>
+          <w:b/>
+          <w:color w:val="2A78D6"/>
+          <w:sz w:val="20"/>
+        </w:rPr>
+        <w:t>▪</w:t>
+        <w:tab/>
+      </w:r>
       <w:r>
         <w:rPr>
           <w:b/>
@@ -2379,11 +3327,265 @@
     </w:p>
     <w:p>
       <w:pPr>
-        <w:spacing w:before="280" w:after="80"/>
+        <w:keepNext/>
         <w:pBdr>
-          <w:bottom w:val="single" w:sz="6" w:color="C9D3DE" w:space="2"/>
+          <w:bottom w:val="single" w:sz="8" w:color="1F4E79" w:space="4"/>
         </w:pBdr>
+        <w:tabs>
+          <w:tab w:pos="482" w:val="left"/>
+        </w:tabs>
+        <w:spacing w:before="360" w:after="160"/>
       </w:pPr>
+      <w:r>
+        <w:rPr>
+          <w:b/>
+          <w:color w:val="2A78D6"/>
+          <w:sz w:val="18"/>
+        </w:rPr>
+        <w:t>08</w:t>
+        <w:tab/>
+      </w:r>
+      <w:r>
+        <w:rPr>
+          <w:b/>
+          <w:color w:val="1F4E79"/>
+          <w:sz w:val="28"/>
+        </w:rPr>
+        <w:t>In the press</w:t>
+      </w:r>
+    </w:p>
+    <w:p>
+      <w:pPr>
+        <w:spacing w:before="40" w:after="60"/>
+      </w:pPr>
+      <w:r>
+        <w:rPr>
+          <w:b w:val="0"/>
+          <w:color w:val="5F6B7A"/>
+          <w:sz w:val="18"/>
+        </w:rPr>
+        <w:t>Automatic news scan (Google News, LV), 2026-07-24 – 2026-10-22: 2 articles.</w:t>
+      </w:r>
+    </w:p>
+    <w:tbl>
+      <w:tblPr>
+        <w:tblW w:w="9639" w:type="dxa"/>
+        <w:tblBorders>
+          <w:top w:val="nil"/>
+          <w:left w:val="nil"/>
+          <w:bottom w:val="nil"/>
+          <w:right w:val="nil"/>
+          <w:insideH w:val="nil"/>
+          <w:insideV w:val="nil"/>
+        </w:tblBorders>
+        <w:tblLayout w:type="fixed"/>
+        <w:tblCellMar>
+          <w:top w:w="80" w:type="dxa"/>
+          <w:left w:w="0" w:type="dxa"/>
+          <w:bottom w:w="80" w:type="dxa"/>
+          <w:right w:w="120" w:type="dxa"/>
+        </w:tblCellMar>
+        <w:tblLook w:firstColumn="1" w:firstRow="1" w:lastColumn="0" w:lastRow="0" w:noHBand="0" w:noVBand="1" w:val="04A0"/>
+      </w:tblPr>
+      <w:tblGrid>
+        <w:gridCol w:w="1020"/>
+        <w:gridCol w:w="1360"/>
+        <w:gridCol w:w="7257"/>
+      </w:tblGrid>
+      <w:tr>
+        <w:tc>
+          <w:tcPr>
+            <w:tcW w:type="dxa" w:w="1020"/>
+            <w:tcBorders>
+              <w:top w:val="nil"/>
+              <w:left w:val="nil"/>
+              <w:bottom w:val="single" w:sz="4" w:color="E3E8EE" w:space="0"/>
+              <w:right w:val="nil"/>
+            </w:tcBorders>
+          </w:tcPr>
+          <w:p>
+            <w:pPr>
+              <w:spacing w:before="0" w:after="0"/>
+            </w:pPr>
+            <w:r>
+              <w:rPr>
+                <w:b w:val="0"/>
+                <w:color w:val="1A1A1A"/>
+                <w:sz w:val="17"/>
+              </w:rPr>
+              <w:t>2026-10-13</w:t>
+            </w:r>
+          </w:p>
+        </w:tc>
+        <w:tc>
+          <w:tcPr>
+            <w:tcW w:type="dxa" w:w="1361"/>
+            <w:tcBorders>
+              <w:top w:val="nil"/>
+              <w:left w:val="nil"/>
+              <w:bottom w:val="single" w:sz="4" w:color="E3E8EE" w:space="0"/>
+              <w:right w:val="nil"/>
+            </w:tcBorders>
+          </w:tcPr>
+          <w:p>
+            <w:pPr>
+              <w:spacing w:before="0" w:after="0"/>
+            </w:pPr>
+            <w:r>
+              <w:rPr>
+                <w:b/>
+                <w:color w:val="5F6B7A"/>
+                <w:sz w:val="14"/>
+                <w:shd w:val="clear" w:color="auto" w:fill="F0F2F5"/>
+              </w:rPr>
+              <w:t xml:space="preserve"> OTHER </w:t>
+            </w:r>
+          </w:p>
+        </w:tc>
+        <w:tc>
+          <w:tcPr>
+            <w:tcW w:type="dxa" w:w="7257"/>
+            <w:tcBorders>
+              <w:top w:val="nil"/>
+              <w:left w:val="nil"/>
+              <w:bottom w:val="single" w:sz="4" w:color="E3E8EE" w:space="0"/>
+              <w:right w:val="nil"/>
+            </w:tcBorders>
+          </w:tcPr>
+          <w:p>
+            <w:pPr>
+              <w:spacing w:before="0" w:after="0"/>
+            </w:pPr>
+            <w:hyperlink r:id="rId20">
+              <w:r>
+                <w:rPr>
+                  <w:color w:val="1A1A1A"/>
+                  <w:sz w:val="18"/>
+                </w:rPr>
+                <w:t xml:space="preserve">Alūksnes putnu ferma piesaista 33 miljonus eiro no Swedbank un ALTUM</w:t>
+              </w:r>
+            </w:hyperlink>
+            <w:r>
+              <w:rPr>
+                <w:b w:val="0"/>
+                <w:color w:val="5F6B7A"/>
+                <w:sz w:val="15"/>
+              </w:rPr>
+              <w:t xml:space="preserve">   Dienas Bizness</w:t>
+            </w:r>
+          </w:p>
+        </w:tc>
+      </w:tr>
+      <w:tr>
+        <w:tc>
+          <w:tcPr>
+            <w:tcW w:type="dxa" w:w="1020"/>
+            <w:tcBorders>
+              <w:top w:val="nil"/>
+              <w:left w:val="nil"/>
+              <w:bottom w:val="single" w:sz="4" w:color="E3E8EE" w:space="0"/>
+              <w:right w:val="nil"/>
+            </w:tcBorders>
+          </w:tcPr>
+          <w:p>
+            <w:pPr>
+              <w:spacing w:before="0" w:after="0"/>
+            </w:pPr>
+            <w:r>
+              <w:rPr>
+                <w:b w:val="0"/>
+                <w:color w:val="1A1A1A"/>
+                <w:sz w:val="17"/>
+              </w:rPr>
+              <w:t>2026-10-02</w:t>
+            </w:r>
+          </w:p>
+        </w:tc>
+        <w:tc>
+          <w:tcPr>
+            <w:tcW w:type="dxa" w:w="1361"/>
+            <w:tcBorders>
+              <w:top w:val="nil"/>
+              <w:left w:val="nil"/>
+              <w:bottom w:val="single" w:sz="4" w:color="E3E8EE" w:space="0"/>
+              <w:right w:val="nil"/>
+            </w:tcBorders>
+          </w:tcPr>
+          <w:p>
+            <w:pPr>
+              <w:spacing w:before="0" w:after="0"/>
+            </w:pPr>
+            <w:r>
+              <w:rPr>
+                <w:b/>
+                <w:color w:val="5F6B7A"/>
+                <w:sz w:val="14"/>
+                <w:shd w:val="clear" w:color="auto" w:fill="F0F2F5"/>
+              </w:rPr>
+              <w:t xml:space="preserve"> OTHER </w:t>
+            </w:r>
+          </w:p>
+        </w:tc>
+        <w:tc>
+          <w:tcPr>
+            <w:tcW w:type="dxa" w:w="7257"/>
+            <w:tcBorders>
+              <w:top w:val="nil"/>
+              <w:left w:val="nil"/>
+              <w:bottom w:val="single" w:sz="4" w:color="E3E8EE" w:space="0"/>
+              <w:right w:val="nil"/>
+            </w:tcBorders>
+          </w:tcPr>
+          <w:p>
+            <w:pPr>
+              <w:spacing w:before="0" w:after="0"/>
+            </w:pPr>
+            <w:hyperlink r:id="rId21">
+              <w:r>
+                <w:rPr>
+                  <w:color w:val="1A1A1A"/>
+                  <w:sz w:val="18"/>
+                </w:rPr>
+                <w:t xml:space="preserve">Lauku uzņēmējiem pieejama jauna "Altum" finansējuma programma</w:t>
+              </w:r>
+            </w:hyperlink>
+            <w:r>
+              <w:rPr>
+                <w:b w:val="0"/>
+                <w:color w:val="5F6B7A"/>
+                <w:sz w:val="15"/>
+              </w:rPr>
+              <w:t xml:space="preserve">   Lasi.lv</w:t>
+            </w:r>
+          </w:p>
+        </w:tc>
+      </w:tr>
+    </w:tbl>
+    <w:p>
+      <w:pPr>
+        <w:spacing w:before="0" w:after="40"/>
+      </w:pPr>
+    </w:p>
+    <w:p>
+      <w:pPr>
+        <w:keepNext/>
+        <w:pBdr>
+          <w:bottom w:val="single" w:sz="8" w:color="1F4E79" w:space="4"/>
+        </w:pBdr>
+        <w:tabs>
+          <w:tab w:pos="482" w:val="left"/>
+        </w:tabs>
+        <w:spacing w:before="360" w:after="160"/>
+      </w:pPr>
+      <w:r>
+        <w:rPr>
+          <w:b/>
+          <w:color w:val="2A78D6"/>
+          <w:sz w:val="18"/>
+        </w:rPr>
+        <w:t>09</w:t>
+        <w:tab/>
+      </w:r>
       <w:r>
         <w:rPr>
           <w:b/>
@@ -2395,698 +3597,1453 @@
     </w:p>
     <w:p>
       <w:pPr>
-        <w:spacing w:before="160"/>
+        <w:keepNext/>
+        <w:shd w:val="clear" w:color="auto" w:fill="EAF1F8"/>
+        <w:spacing w:before="200" w:after="80"/>
+        <w:ind w:left="85"/>
       </w:pPr>
       <w:r>
         <w:rPr>
           <w:b/>
-          <w:sz w:val="22"/>
+          <w:caps/>
+          <w:color w:val="1F4E79"/>
+          <w:sz w:val="19"/>
         </w:rPr>
         <w:t>Exclusionary screening (companies)</w:t>
       </w:r>
     </w:p>
+    <w:tbl>
+      <w:tblPr>
+        <w:tblW w:w="9639" w:type="dxa"/>
+        <w:tblBorders>
+          <w:top w:val="nil"/>
+          <w:left w:val="nil"/>
+          <w:bottom w:val="nil"/>
+          <w:right w:val="nil"/>
+          <w:insideH w:val="nil"/>
+          <w:insideV w:val="nil"/>
+        </w:tblBorders>
+        <w:tblLayout w:type="fixed"/>
+        <w:tblCellMar>
+          <w:top w:w="90" w:type="dxa"/>
+          <w:left w:w="0" w:type="dxa"/>
+          <w:bottom w:w="110" w:type="dxa"/>
+          <w:right w:w="0" w:type="dxa"/>
+        </w:tblCellMar>
+        <w:tblLook w:firstColumn="1" w:firstRow="1" w:lastColumn="0" w:lastRow="0" w:noHBand="0" w:noVBand="1" w:val="04A0"/>
+      </w:tblPr>
+      <w:tblGrid>
+        <w:gridCol w:w="340"/>
+        <w:gridCol w:w="9298"/>
+      </w:tblGrid>
+      <w:tr>
+        <w:tc>
+          <w:tcPr>
+            <w:tcW w:type="dxa" w:w="340"/>
+            <w:tcBorders>
+              <w:top w:val="nil"/>
+              <w:left w:val="nil"/>
+              <w:bottom w:val="single" w:sz="4" w:color="E3E8EE" w:space="0"/>
+              <w:right w:val="nil"/>
+            </w:tcBorders>
+          </w:tcPr>
+          <w:p>
+            <w:pPr>
+              <w:spacing w:before="0" w:after="0"/>
+            </w:pPr>
+            <w:r>
+              <w:rPr>
+                <w:rFonts w:ascii="Segoe UI Symbol" w:hAnsi="Segoe UI Symbol"/>
+                <w:b w:val="0"/>
+                <w:color w:val="1B7F3B"/>
+                <w:sz w:val="24"/>
+              </w:rPr>
+              <w:t>☑</w:t>
+            </w:r>
+          </w:p>
+        </w:tc>
+        <w:tc>
+          <w:tcPr>
+            <w:tcW w:type="dxa" w:w="9298"/>
+            <w:tcBorders>
+              <w:top w:val="nil"/>
+              <w:left w:val="nil"/>
+              <w:bottom w:val="single" w:sz="4" w:color="E3E8EE" w:space="0"/>
+              <w:right w:val="nil"/>
+            </w:tcBorders>
+          </w:tcPr>
+          <w:p>
+            <w:pPr>
+              <w:spacing w:before="0" w:after="40"/>
+            </w:pPr>
+            <w:r>
+              <w:rPr>
+                <w:b/>
+                <w:color w:val="1A1A1A"/>
+                <w:sz w:val="19"/>
+              </w:rPr>
+              <w:t>Yes, the company is not involved in excluded sectors: controversial and nuclear weapons, tobacco, gambling and restricted sectors in fossil fuel</w:t>
+            </w:r>
+          </w:p>
+          <w:p>
+            <w:pPr>
+              <w:tabs>
+                <w:tab w:pos="198" w:val="left"/>
+              </w:tabs>
+              <w:spacing w:before="0" w:after="20"/>
+              <w:ind w:left="198" w:hanging="198"/>
+            </w:pPr>
+            <w:r>
+              <w:rPr>
+                <w:b w:val="0"/>
+                <w:color w:val="5F6B7A"/>
+                <w:sz w:val="18"/>
+              </w:rPr>
+              <w:t>•</w:t>
+              <w:tab/>
+            </w:r>
+            <w:r>
+              <w:rPr>
+                <w:b w:val="0"/>
+                <w:color w:val="333333"/>
+                <w:sz w:val="18"/>
+              </w:rPr>
+              <w:t>State development finance</w:t>
+            </w:r>
+          </w:p>
+          <w:p>
+            <w:pPr>
+              <w:tabs>
+                <w:tab w:pos="198" w:val="left"/>
+              </w:tabs>
+              <w:spacing w:before="0" w:after="20"/>
+              <w:ind w:left="198" w:hanging="198"/>
+            </w:pPr>
+            <w:r>
+              <w:rPr>
+                <w:b w:val="0"/>
+                <w:color w:val="5F6B7A"/>
+                <w:sz w:val="18"/>
+              </w:rPr>
+              <w:t>•</w:t>
+              <w:tab/>
+            </w:r>
+            <w:r>
+              <w:rPr>
+                <w:b w:val="0"/>
+                <w:color w:val="333333"/>
+                <w:sz w:val="18"/>
+              </w:rPr>
+              <w:t>No activity in excluded sectors</w:t>
+            </w:r>
+            <w:hyperlink r:id="rId16">
+              <w:r>
+                <w:rPr>
+                  <w:color w:val="2A78D6"/>
+                  <w:vertAlign w:val="superscript"/>
+                  <w:sz w:val="15"/>
+                </w:rPr>
+                <w:t xml:space="preserve">6</w:t>
+              </w:r>
+            </w:hyperlink>
+            <w:r>
+              <w:rPr>
+                <w:b w:val="0"/>
+                <w:color w:val="333333"/>
+                <w:sz w:val="18"/>
+              </w:rPr>
+              <w:t>.</w:t>
+            </w:r>
+          </w:p>
+        </w:tc>
+      </w:tr>
+    </w:tbl>
+    <w:tbl>
+      <w:tblPr>
+        <w:tblW w:w="9639" w:type="dxa"/>
+        <w:tblBorders>
+          <w:top w:val="nil"/>
+          <w:left w:val="nil"/>
+          <w:bottom w:val="nil"/>
+          <w:right w:val="nil"/>
+          <w:insideH w:val="nil"/>
+          <w:insideV w:val="nil"/>
+        </w:tblBorders>
+        <w:tblLayout w:type="fixed"/>
+        <w:tblCellMar>
+          <w:top w:w="90" w:type="dxa"/>
+          <w:left w:w="0" w:type="dxa"/>
+          <w:bottom w:w="110" w:type="dxa"/>
+          <w:right w:w="0" w:type="dxa"/>
+        </w:tblCellMar>
+        <w:tblLook w:firstColumn="1" w:firstRow="1" w:lastColumn="0" w:lastRow="0" w:noHBand="0" w:noVBand="1" w:val="04A0"/>
+      </w:tblPr>
+      <w:tblGrid>
+        <w:gridCol w:w="340"/>
+        <w:gridCol w:w="9298"/>
+      </w:tblGrid>
+      <w:tr>
+        <w:tc>
+          <w:tcPr>
+            <w:tcW w:type="dxa" w:w="340"/>
+            <w:tcBorders>
+              <w:top w:val="nil"/>
+              <w:left w:val="nil"/>
+              <w:bottom w:val="single" w:sz="4" w:color="E3E8EE" w:space="0"/>
+              <w:right w:val="nil"/>
+            </w:tcBorders>
+          </w:tcPr>
+          <w:p>
+            <w:pPr>
+              <w:spacing w:before="0" w:after="0"/>
+            </w:pPr>
+            <w:r>
+              <w:rPr>
+                <w:rFonts w:ascii="Segoe UI Symbol" w:hAnsi="Segoe UI Symbol"/>
+                <w:b w:val="0"/>
+                <w:color w:val="1B7F3B"/>
+                <w:sz w:val="24"/>
+              </w:rPr>
+              <w:t>☑</w:t>
+            </w:r>
+          </w:p>
+        </w:tc>
+        <w:tc>
+          <w:tcPr>
+            <w:tcW w:type="dxa" w:w="9298"/>
+            <w:tcBorders>
+              <w:top w:val="nil"/>
+              <w:left w:val="nil"/>
+              <w:bottom w:val="single" w:sz="4" w:color="E3E8EE" w:space="0"/>
+              <w:right w:val="nil"/>
+            </w:tcBorders>
+          </w:tcPr>
+          <w:p>
+            <w:pPr>
+              <w:spacing w:before="0" w:after="40"/>
+            </w:pPr>
+            <w:r>
+              <w:rPr>
+                <w:b/>
+                <w:color w:val="1A1A1A"/>
+                <w:sz w:val="19"/>
+              </w:rPr>
+              <w:t>Yes, the company does not have red flag/signal related to controversies based on UN Global Compact, OECD Guidelines for Multinational Enterprises or any other relevant principles/standards</w:t>
+            </w:r>
+          </w:p>
+          <w:p>
+            <w:pPr>
+              <w:tabs>
+                <w:tab w:pos="198" w:val="left"/>
+              </w:tabs>
+              <w:spacing w:before="0" w:after="20"/>
+              <w:ind w:left="198" w:hanging="198"/>
+            </w:pPr>
+            <w:r>
+              <w:rPr>
+                <w:b w:val="0"/>
+                <w:color w:val="5F6B7A"/>
+                <w:sz w:val="18"/>
+              </w:rPr>
+              <w:t>•</w:t>
+              <w:tab/>
+            </w:r>
+            <w:r>
+              <w:rPr>
+                <w:b w:val="0"/>
+                <w:color w:val="333333"/>
+                <w:sz w:val="18"/>
+              </w:rPr>
+              <w:t>No UN Global Compact or OECD related controversies found</w:t>
+            </w:r>
+          </w:p>
+          <w:p>
+            <w:pPr>
+              <w:tabs>
+                <w:tab w:pos="198" w:val="left"/>
+              </w:tabs>
+              <w:spacing w:before="0" w:after="20"/>
+              <w:ind w:left="198" w:hanging="198"/>
+            </w:pPr>
+            <w:r>
+              <w:rPr>
+                <w:b w:val="0"/>
+                <w:color w:val="5F6B7A"/>
+                <w:sz w:val="18"/>
+              </w:rPr>
+              <w:t>•</w:t>
+              <w:tab/>
+            </w:r>
+            <w:r>
+              <w:rPr>
+                <w:b w:val="0"/>
+                <w:color w:val="333333"/>
+                <w:sz w:val="18"/>
+              </w:rPr>
+              <w:t>Cooperation with Russian and Belarusian parties is restricted</w:t>
+            </w:r>
+            <w:hyperlink r:id="rId14">
+              <w:r>
+                <w:rPr>
+                  <w:color w:val="2A78D6"/>
+                  <w:vertAlign w:val="superscript"/>
+                  <w:sz w:val="15"/>
+                </w:rPr>
+                <w:t xml:space="preserve">3</w:t>
+              </w:r>
+            </w:hyperlink>
+            <w:r>
+              <w:rPr>
+                <w:b w:val="0"/>
+                <w:color w:val="333333"/>
+                <w:sz w:val="18"/>
+              </w:rPr>
+              <w:t>.</w:t>
+            </w:r>
+          </w:p>
+        </w:tc>
+      </w:tr>
+    </w:tbl>
+    <w:tbl>
+      <w:tblPr>
+        <w:tblW w:w="9639" w:type="dxa"/>
+        <w:tblBorders>
+          <w:top w:val="nil"/>
+          <w:left w:val="nil"/>
+          <w:bottom w:val="nil"/>
+          <w:right w:val="nil"/>
+          <w:insideH w:val="nil"/>
+          <w:insideV w:val="nil"/>
+        </w:tblBorders>
+        <w:tblLayout w:type="fixed"/>
+        <w:tblCellMar>
+          <w:top w:w="90" w:type="dxa"/>
+          <w:left w:w="0" w:type="dxa"/>
+          <w:bottom w:w="110" w:type="dxa"/>
+          <w:right w:w="0" w:type="dxa"/>
+        </w:tblCellMar>
+        <w:tblLook w:firstColumn="1" w:firstRow="1" w:lastColumn="0" w:lastRow="0" w:noHBand="0" w:noVBand="1" w:val="04A0"/>
+      </w:tblPr>
+      <w:tblGrid>
+        <w:gridCol w:w="340"/>
+        <w:gridCol w:w="9298"/>
+      </w:tblGrid>
+      <w:tr>
+        <w:tc>
+          <w:tcPr>
+            <w:tcW w:type="dxa" w:w="340"/>
+            <w:tcBorders>
+              <w:top w:val="nil"/>
+              <w:left w:val="nil"/>
+              <w:bottom w:val="single" w:sz="4" w:color="E3E8EE" w:space="0"/>
+              <w:right w:val="nil"/>
+            </w:tcBorders>
+          </w:tcPr>
+          <w:p>
+            <w:pPr>
+              <w:spacing w:before="0" w:after="0"/>
+            </w:pPr>
+            <w:r>
+              <w:rPr>
+                <w:rFonts w:ascii="Segoe UI Symbol" w:hAnsi="Segoe UI Symbol"/>
+                <w:b w:val="0"/>
+                <w:color w:val="1B7F3B"/>
+                <w:sz w:val="24"/>
+              </w:rPr>
+              <w:t>☑</w:t>
+            </w:r>
+          </w:p>
+        </w:tc>
+        <w:tc>
+          <w:tcPr>
+            <w:tcW w:type="dxa" w:w="9298"/>
+            <w:tcBorders>
+              <w:top w:val="nil"/>
+              <w:left w:val="nil"/>
+              <w:bottom w:val="single" w:sz="4" w:color="E3E8EE" w:space="0"/>
+              <w:right w:val="nil"/>
+            </w:tcBorders>
+          </w:tcPr>
+          <w:p>
+            <w:pPr>
+              <w:spacing w:before="0" w:after="40"/>
+            </w:pPr>
+            <w:r>
+              <w:rPr>
+                <w:b/>
+                <w:color w:val="1A1A1A"/>
+                <w:sz w:val="19"/>
+              </w:rPr>
+              <w:t>Yes, the company is not in the list of sanctions (add a screenshot)</w:t>
+            </w:r>
+          </w:p>
+          <w:p>
+            <w:pPr>
+              <w:tabs>
+                <w:tab w:pos="198" w:val="left"/>
+              </w:tabs>
+              <w:spacing w:before="0" w:after="20"/>
+              <w:ind w:left="198" w:hanging="198"/>
+            </w:pPr>
+            <w:r>
+              <w:rPr>
+                <w:b w:val="0"/>
+                <w:color w:val="5F6B7A"/>
+                <w:sz w:val="18"/>
+              </w:rPr>
+              <w:t>•</w:t>
+              <w:tab/>
+            </w:r>
+            <w:r>
+              <w:rPr>
+                <w:b w:val="0"/>
+                <w:color w:val="333333"/>
+                <w:sz w:val="18"/>
+              </w:rPr>
+              <w:t>Not found on the EU, UN, UK, US OFAC consolidated sanctions lists (automatic check 2026-10-22).</w:t>
+            </w:r>
+          </w:p>
+        </w:tc>
+      </w:tr>
+    </w:tbl>
+    <w:tbl>
+      <w:tblPr>
+        <w:tblW w:w="9639" w:type="dxa"/>
+        <w:tblBorders>
+          <w:top w:val="nil"/>
+          <w:left w:val="nil"/>
+          <w:bottom w:val="nil"/>
+          <w:right w:val="nil"/>
+          <w:insideH w:val="nil"/>
+          <w:insideV w:val="nil"/>
+        </w:tblBorders>
+        <w:tblLayout w:type="fixed"/>
+        <w:tblCellMar>
+          <w:top w:w="90" w:type="dxa"/>
+          <w:left w:w="0" w:type="dxa"/>
+          <w:bottom w:w="110" w:type="dxa"/>
+          <w:right w:w="0" w:type="dxa"/>
+        </w:tblCellMar>
+        <w:tblLook w:firstColumn="1" w:firstRow="1" w:lastColumn="0" w:lastRow="0" w:noHBand="0" w:noVBand="1" w:val="04A0"/>
+      </w:tblPr>
+      <w:tblGrid>
+        <w:gridCol w:w="340"/>
+        <w:gridCol w:w="9298"/>
+      </w:tblGrid>
+      <w:tr>
+        <w:tc>
+          <w:tcPr>
+            <w:tcW w:type="dxa" w:w="340"/>
+            <w:tcBorders>
+              <w:top w:val="nil"/>
+              <w:left w:val="nil"/>
+              <w:bottom w:val="single" w:sz="4" w:color="E3E8EE" w:space="0"/>
+              <w:right w:val="nil"/>
+            </w:tcBorders>
+          </w:tcPr>
+          <w:p>
+            <w:pPr>
+              <w:spacing w:before="0" w:after="0"/>
+            </w:pPr>
+            <w:r>
+              <w:rPr>
+                <w:rFonts w:ascii="Segoe UI Symbol" w:hAnsi="Segoe UI Symbol"/>
+                <w:b w:val="0"/>
+                <w:color w:val="1B7F3B"/>
+                <w:sz w:val="24"/>
+              </w:rPr>
+              <w:t>☑</w:t>
+            </w:r>
+          </w:p>
+        </w:tc>
+        <w:tc>
+          <w:tcPr>
+            <w:tcW w:type="dxa" w:w="9298"/>
+            <w:tcBorders>
+              <w:top w:val="nil"/>
+              <w:left w:val="nil"/>
+              <w:bottom w:val="single" w:sz="4" w:color="E3E8EE" w:space="0"/>
+              <w:right w:val="nil"/>
+            </w:tcBorders>
+          </w:tcPr>
+          <w:p>
+            <w:pPr>
+              <w:spacing w:before="0" w:after="40"/>
+            </w:pPr>
+            <w:r>
+              <w:rPr>
+                <w:b/>
+                <w:color w:val="1A1A1A"/>
+                <w:sz w:val="19"/>
+              </w:rPr>
+              <w:t>Yes, issues were not identified from adverse media checks (add a screenshot)</w:t>
+            </w:r>
+          </w:p>
+          <w:p>
+            <w:pPr>
+              <w:tabs>
+                <w:tab w:pos="198" w:val="left"/>
+              </w:tabs>
+              <w:spacing w:before="0" w:after="20"/>
+              <w:ind w:left="198" w:hanging="198"/>
+            </w:pPr>
+            <w:r>
+              <w:rPr>
+                <w:b w:val="0"/>
+                <w:color w:val="5F6B7A"/>
+                <w:sz w:val="18"/>
+              </w:rPr>
+              <w:t>•</w:t>
+              <w:tab/>
+            </w:r>
+            <w:r>
+              <w:rPr>
+                <w:b w:val="0"/>
+                <w:color w:val="333333"/>
+                <w:sz w:val="18"/>
+              </w:rPr>
+              <w:t>No adverse news found (2026-10-22).</w:t>
+            </w:r>
+          </w:p>
+          <w:p>
+            <w:pPr>
+              <w:tabs>
+                <w:tab w:pos="198" w:val="left"/>
+              </w:tabs>
+              <w:spacing w:before="0" w:after="20"/>
+              <w:ind w:left="198" w:hanging="198"/>
+            </w:pPr>
+            <w:r>
+              <w:rPr>
+                <w:b w:val="0"/>
+                <w:color w:val="5F6B7A"/>
+                <w:sz w:val="18"/>
+              </w:rPr>
+              <w:t>•</w:t>
+              <w:tab/>
+            </w:r>
+            <w:r>
+              <w:rPr>
+                <w:b w:val="0"/>
+                <w:color w:val="333333"/>
+                <w:sz w:val="18"/>
+              </w:rPr>
+              <w:t>News summary 2026-07-24 – 2026-10-22: 2 articles, 0 with an adverse keyword in the headline (details in the section "In the press").</w:t>
+            </w:r>
+          </w:p>
+        </w:tc>
+      </w:tr>
+    </w:tbl>
     <w:p>
       <w:pPr>
-        <w:spacing w:before="80" w:after="20"/>
+        <w:spacing w:before="120" w:after="40"/>
       </w:pPr>
       <w:r>
         <w:rPr>
-          <w:sz w:val="24"/>
-        </w:rPr>
-        <w:t xml:space="preserve">☑ </w:t>
-      </w:r>
-      <w:r>
-        <w:t>Yes, the company is not involved in excluded sectors: controversial and nuclear weapons, tobacco, gambling and restricted sectors in fossil fuel</w:t>
-      </w:r>
-    </w:p>
-    <w:p>
-      <w:pPr>
-        <w:spacing w:after="0"/>
-        <w:ind w:left="510" w:hanging="198"/>
-      </w:pPr>
-      <w:r>
-        <w:rPr>
-          <w:sz w:val="19"/>
-        </w:rPr>
-        <w:t xml:space="preserve">•  </w:t>
-      </w:r>
-      <w:r>
-        <w:rPr>
-          <w:b w:val="0"/>
+          <w:i/>
           <w:color w:val="333333"/>
-          <w:sz w:val="19"/>
-        </w:rPr>
-        <w:t>State development finance</w:t>
-      </w:r>
-    </w:p>
-    <w:p>
-      <w:pPr>
-        <w:spacing w:after="120"/>
-        <w:ind w:left="510" w:hanging="198"/>
-      </w:pPr>
-      <w:r>
-        <w:rPr>
-          <w:sz w:val="19"/>
-        </w:rPr>
-        <w:t xml:space="preserve">•  </w:t>
-      </w:r>
-      <w:r>
-        <w:rPr>
-          <w:b w:val="0"/>
-          <w:color w:val="333333"/>
-          <w:sz w:val="19"/>
-        </w:rPr>
-        <w:t>No activity in excluded sectors</w:t>
-      </w:r>
-      <w:hyperlink r:id="rId14">
-        <w:r>
-          <w:rPr>
-            <w:color w:val="2A78D6"/>
-            <w:vertAlign w:val="superscript"/>
-            <w:sz w:val="16"/>
-          </w:rPr>
-          <w:t xml:space="preserve">6</w:t>
-        </w:r>
-      </w:hyperlink>
-      <w:r>
-        <w:rPr>
-          <w:b w:val="0"/>
-          <w:color w:val="333333"/>
-          <w:sz w:val="19"/>
-        </w:rPr>
-        <w:t>.</w:t>
-      </w:r>
-    </w:p>
-    <w:p>
-      <w:pPr>
-        <w:spacing w:before="80" w:after="20"/>
-      </w:pPr>
-      <w:r>
-        <w:rPr>
-          <w:sz w:val="24"/>
-        </w:rPr>
-        <w:t xml:space="preserve">☑ </w:t>
-      </w:r>
-      <w:r>
-        <w:t>Yes, the company does not have red flag/signal related to controversies based on UN Global Compact, OECD Guidelines for Multinational Enterprises or any other relevant principles/standards</w:t>
-      </w:r>
-    </w:p>
-    <w:p>
-      <w:pPr>
-        <w:spacing w:after="0"/>
-        <w:ind w:left="510" w:hanging="198"/>
-      </w:pPr>
-      <w:r>
-        <w:rPr>
-          <w:sz w:val="19"/>
-        </w:rPr>
-        <w:t xml:space="preserve">•  </w:t>
-      </w:r>
-      <w:r>
-        <w:rPr>
-          <w:b w:val="0"/>
-          <w:color w:val="333333"/>
-          <w:sz w:val="19"/>
-        </w:rPr>
-        <w:t>No UN Global Compact or OECD related controversies found</w:t>
-      </w:r>
-    </w:p>
-    <w:p>
-      <w:pPr>
-        <w:spacing w:after="120"/>
-        <w:ind w:left="510" w:hanging="198"/>
-      </w:pPr>
-      <w:r>
-        <w:rPr>
-          <w:sz w:val="19"/>
-        </w:rPr>
-        <w:t xml:space="preserve">•  </w:t>
-      </w:r>
-      <w:r>
-        <w:rPr>
-          <w:b w:val="0"/>
-          <w:color w:val="333333"/>
-          <w:sz w:val="19"/>
-        </w:rPr>
-        <w:t>Cooperation with Russian and Belarusian parties is restricted</w:t>
-      </w:r>
-      <w:hyperlink r:id="rId12">
-        <w:r>
-          <w:rPr>
-            <w:color w:val="2A78D6"/>
-            <w:vertAlign w:val="superscript"/>
-            <w:sz w:val="16"/>
-          </w:rPr>
-          <w:t xml:space="preserve">3</w:t>
-        </w:r>
-      </w:hyperlink>
-      <w:r>
-        <w:rPr>
-          <w:b w:val="0"/>
-          <w:color w:val="333333"/>
-          <w:sz w:val="19"/>
-        </w:rPr>
-        <w:t>.</w:t>
-      </w:r>
-    </w:p>
-    <w:p>
-      <w:pPr>
-        <w:spacing w:before="80" w:after="20"/>
-      </w:pPr>
-      <w:r>
-        <w:rPr>
-          <w:sz w:val="24"/>
-        </w:rPr>
-        <w:t xml:space="preserve">☑ </w:t>
-      </w:r>
-      <w:r>
-        <w:t>Yes, the company is not in the list of sanctions (add a screenshot)</w:t>
-      </w:r>
-    </w:p>
-    <w:p>
-      <w:pPr>
-        <w:spacing w:after="120"/>
-        <w:ind w:left="510" w:hanging="198"/>
-      </w:pPr>
-      <w:r>
-        <w:rPr>
-          <w:sz w:val="19"/>
-        </w:rPr>
-        <w:t xml:space="preserve">•  </w:t>
-      </w:r>
-      <w:r>
-        <w:rPr>
-          <w:b w:val="0"/>
-          <w:color w:val="333333"/>
-          <w:sz w:val="19"/>
-        </w:rPr>
-        <w:t>Not found on the EU, UN, UK, US OFAC consolidated sanctions lists (automatic check 2026-10-22).</w:t>
-      </w:r>
-    </w:p>
-    <w:p>
-      <w:pPr>
-        <w:spacing w:before="80" w:after="20"/>
-      </w:pPr>
-      <w:r>
-        <w:rPr>
-          <w:sz w:val="24"/>
-        </w:rPr>
-        <w:t xml:space="preserve">☑ </w:t>
-      </w:r>
-      <w:r>
-        <w:t>Yes, issues were not identified from adverse media checks (add a screenshot)</w:t>
-      </w:r>
-    </w:p>
-    <w:p>
-      <w:pPr>
-        <w:spacing w:after="120"/>
-        <w:ind w:left="510" w:hanging="198"/>
-      </w:pPr>
-      <w:r>
-        <w:rPr>
-          <w:sz w:val="19"/>
-        </w:rPr>
-        <w:t xml:space="preserve">•  </w:t>
-      </w:r>
-      <w:r>
-        <w:rPr>
-          <w:b w:val="0"/>
-          <w:color w:val="333333"/>
-          <w:sz w:val="19"/>
-        </w:rPr>
-        <w:t>No adverse news found (2026-10-22).</w:t>
-      </w:r>
-    </w:p>
-    <w:p>
-      <w:r>
-        <w:rPr>
-          <w:i/>
-          <w:sz w:val="19"/>
+          <w:sz w:val="18"/>
         </w:rPr>
         <w:t>In case any red flags, risks, unclarities were identified then additional checks (sanctions screening and adverse media checks) on the company’s Ultimate Beneficial Owners and/or senior management shall be performed.</w:t>
       </w:r>
     </w:p>
     <w:p>
       <w:pPr>
-        <w:spacing w:before="80"/>
+        <w:spacing w:before="120" w:after="40"/>
       </w:pPr>
       <w:r>
         <w:rPr>
           <w:b/>
+          <w:sz w:val="19"/>
         </w:rPr>
         <w:t xml:space="preserve">Additional comments: </w:t>
       </w:r>
     </w:p>
     <w:p>
       <w:pPr>
-        <w:spacing w:before="160"/>
+        <w:keepNext/>
+        <w:shd w:val="clear" w:color="auto" w:fill="EAF1F8"/>
+        <w:spacing w:before="200" w:after="80"/>
+        <w:ind w:left="85"/>
       </w:pPr>
       <w:r>
         <w:rPr>
           <w:b/>
-          <w:sz w:val="22"/>
+          <w:caps/>
+          <w:color w:val="1F4E79"/>
+          <w:sz w:val="19"/>
         </w:rPr>
         <w:t>ESG integration and positive screening (positive answers imply higher allocation)</w:t>
       </w:r>
     </w:p>
+    <w:tbl>
+      <w:tblPr>
+        <w:tblW w:w="9639" w:type="dxa"/>
+        <w:tblBorders>
+          <w:top w:val="nil"/>
+          <w:left w:val="nil"/>
+          <w:bottom w:val="nil"/>
+          <w:right w:val="nil"/>
+          <w:insideH w:val="nil"/>
+          <w:insideV w:val="nil"/>
+        </w:tblBorders>
+        <w:tblLayout w:type="fixed"/>
+        <w:tblCellMar>
+          <w:top w:w="90" w:type="dxa"/>
+          <w:left w:w="0" w:type="dxa"/>
+          <w:bottom w:w="110" w:type="dxa"/>
+          <w:right w:w="0" w:type="dxa"/>
+        </w:tblCellMar>
+        <w:tblLook w:firstColumn="1" w:firstRow="1" w:lastColumn="0" w:lastRow="0" w:noHBand="0" w:noVBand="1" w:val="04A0"/>
+      </w:tblPr>
+      <w:tblGrid>
+        <w:gridCol w:w="340"/>
+        <w:gridCol w:w="9298"/>
+      </w:tblGrid>
+      <w:tr>
+        <w:tc>
+          <w:tcPr>
+            <w:tcW w:type="dxa" w:w="340"/>
+            <w:tcBorders>
+              <w:top w:val="nil"/>
+              <w:left w:val="nil"/>
+              <w:bottom w:val="single" w:sz="4" w:color="E3E8EE" w:space="0"/>
+              <w:right w:val="nil"/>
+            </w:tcBorders>
+          </w:tcPr>
+          <w:p>
+            <w:pPr>
+              <w:spacing w:before="0" w:after="0"/>
+            </w:pPr>
+            <w:r>
+              <w:rPr>
+                <w:rFonts w:ascii="Segoe UI Symbol" w:hAnsi="Segoe UI Symbol"/>
+                <w:b w:val="0"/>
+                <w:color w:val="1B7F3B"/>
+                <w:sz w:val="24"/>
+              </w:rPr>
+              <w:t>☑</w:t>
+            </w:r>
+          </w:p>
+        </w:tc>
+        <w:tc>
+          <w:tcPr>
+            <w:tcW w:type="dxa" w:w="9298"/>
+            <w:tcBorders>
+              <w:top w:val="nil"/>
+              <w:left w:val="nil"/>
+              <w:bottom w:val="single" w:sz="4" w:color="E3E8EE" w:space="0"/>
+              <w:right w:val="nil"/>
+            </w:tcBorders>
+          </w:tcPr>
+          <w:p>
+            <w:pPr>
+              <w:spacing w:before="0" w:after="40"/>
+            </w:pPr>
+            <w:r>
+              <w:rPr>
+                <w:b/>
+                <w:color w:val="1A1A1A"/>
+                <w:sz w:val="19"/>
+              </w:rPr>
+              <w:t>Yes, the company is promoting environmental or social characteristics (activities, ESG policy, good ESG rating, etc)</w:t>
+            </w:r>
+          </w:p>
+          <w:p>
+            <w:pPr>
+              <w:tabs>
+                <w:tab w:pos="198" w:val="left"/>
+              </w:tabs>
+              <w:spacing w:before="0" w:after="20"/>
+              <w:ind w:left="198" w:hanging="198"/>
+            </w:pPr>
+            <w:r>
+              <w:rPr>
+                <w:b w:val="0"/>
+                <w:color w:val="5F6B7A"/>
+                <w:sz w:val="18"/>
+              </w:rPr>
+              <w:t>•</w:t>
+              <w:tab/>
+            </w:r>
+            <w:r>
+              <w:rPr>
+                <w:b w:val="0"/>
+                <w:color w:val="333333"/>
+                <w:sz w:val="18"/>
+              </w:rPr>
+              <w:t>Transition finance products for SMEs and agriculture, the EIB Green Checker for sustainable loans (pricing discount), a 0% guarantee fee for sustainable projects</w:t>
+            </w:r>
+            <w:hyperlink r:id="rId22">
+              <w:r>
+                <w:rPr>
+                  <w:color w:val="2A78D6"/>
+                  <w:vertAlign w:val="superscript"/>
+                  <w:sz w:val="15"/>
+                </w:rPr>
+                <w:t xml:space="preserve">11</w:t>
+              </w:r>
+            </w:hyperlink>
+            <w:r>
+              <w:rPr>
+                <w:b w:val="0"/>
+                <w:color w:val="333333"/>
+                <w:sz w:val="18"/>
+              </w:rPr>
+              <w:t>.</w:t>
+            </w:r>
+          </w:p>
+        </w:tc>
+      </w:tr>
+    </w:tbl>
+    <w:tbl>
+      <w:tblPr>
+        <w:tblW w:w="9639" w:type="dxa"/>
+        <w:tblBorders>
+          <w:top w:val="nil"/>
+          <w:left w:val="nil"/>
+          <w:bottom w:val="nil"/>
+          <w:right w:val="nil"/>
+          <w:insideH w:val="nil"/>
+          <w:insideV w:val="nil"/>
+        </w:tblBorders>
+        <w:tblLayout w:type="fixed"/>
+        <w:tblCellMar>
+          <w:top w:w="90" w:type="dxa"/>
+          <w:left w:w="0" w:type="dxa"/>
+          <w:bottom w:w="110" w:type="dxa"/>
+          <w:right w:w="0" w:type="dxa"/>
+        </w:tblCellMar>
+        <w:tblLook w:firstColumn="1" w:firstRow="1" w:lastColumn="0" w:lastRow="0" w:noHBand="0" w:noVBand="1" w:val="04A0"/>
+      </w:tblPr>
+      <w:tblGrid>
+        <w:gridCol w:w="340"/>
+        <w:gridCol w:w="9298"/>
+      </w:tblGrid>
+      <w:tr>
+        <w:tc>
+          <w:tcPr>
+            <w:tcW w:type="dxa" w:w="340"/>
+            <w:tcBorders>
+              <w:top w:val="nil"/>
+              <w:left w:val="nil"/>
+              <w:bottom w:val="single" w:sz="4" w:color="E3E8EE" w:space="0"/>
+              <w:right w:val="nil"/>
+            </w:tcBorders>
+          </w:tcPr>
+          <w:p>
+            <w:pPr>
+              <w:spacing w:before="0" w:after="0"/>
+            </w:pPr>
+            <w:r>
+              <w:rPr>
+                <w:rFonts w:ascii="Segoe UI Symbol" w:hAnsi="Segoe UI Symbol"/>
+                <w:b w:val="0"/>
+                <w:color w:val="1B7F3B"/>
+                <w:sz w:val="24"/>
+              </w:rPr>
+              <w:t>☑</w:t>
+            </w:r>
+          </w:p>
+        </w:tc>
+        <w:tc>
+          <w:tcPr>
+            <w:tcW w:type="dxa" w:w="9298"/>
+            <w:tcBorders>
+              <w:top w:val="nil"/>
+              <w:left w:val="nil"/>
+              <w:bottom w:val="single" w:sz="4" w:color="E3E8EE" w:space="0"/>
+              <w:right w:val="nil"/>
+            </w:tcBorders>
+          </w:tcPr>
+          <w:p>
+            <w:pPr>
+              <w:spacing w:before="0" w:after="40"/>
+            </w:pPr>
+            <w:r>
+              <w:rPr>
+                <w:b/>
+                <w:color w:val="1A1A1A"/>
+                <w:sz w:val="19"/>
+              </w:rPr>
+              <w:t>Yes, the activities of the company or it’s strategy is aligned with the taxonomy and/or Paris agreement targets (e.g. net zero commitment)</w:t>
+            </w:r>
+          </w:p>
+          <w:p>
+            <w:pPr>
+              <w:tabs>
+                <w:tab w:pos="198" w:val="left"/>
+              </w:tabs>
+              <w:spacing w:before="0" w:after="20"/>
+              <w:ind w:left="198" w:hanging="198"/>
+            </w:pPr>
+            <w:r>
+              <w:rPr>
+                <w:b w:val="0"/>
+                <w:color w:val="5F6B7A"/>
+                <w:sz w:val="18"/>
+              </w:rPr>
+              <w:t>•</w:t>
+              <w:tab/>
+            </w:r>
+            <w:r>
+              <w:rPr>
+                <w:b w:val="0"/>
+                <w:color w:val="333333"/>
+                <w:sz w:val="18"/>
+              </w:rPr>
+              <w:t>Aims to reduce CO2 emissions of the financed portfolio</w:t>
+            </w:r>
+            <w:hyperlink r:id="rId22">
+              <w:r>
+                <w:rPr>
+                  <w:color w:val="2A78D6"/>
+                  <w:vertAlign w:val="superscript"/>
+                  <w:sz w:val="15"/>
+                </w:rPr>
+                <w:t xml:space="preserve">11</w:t>
+              </w:r>
+            </w:hyperlink>
+            <w:r>
+              <w:rPr>
+                <w:b w:val="0"/>
+                <w:color w:val="333333"/>
+                <w:sz w:val="18"/>
+              </w:rPr>
+              <w:t>.</w:t>
+            </w:r>
+          </w:p>
+        </w:tc>
+      </w:tr>
+    </w:tbl>
+    <w:tbl>
+      <w:tblPr>
+        <w:tblW w:w="9639" w:type="dxa"/>
+        <w:tblBorders>
+          <w:top w:val="nil"/>
+          <w:left w:val="nil"/>
+          <w:bottom w:val="nil"/>
+          <w:right w:val="nil"/>
+          <w:insideH w:val="nil"/>
+          <w:insideV w:val="nil"/>
+        </w:tblBorders>
+        <w:tblLayout w:type="fixed"/>
+        <w:tblCellMar>
+          <w:top w:w="90" w:type="dxa"/>
+          <w:left w:w="0" w:type="dxa"/>
+          <w:bottom w:w="110" w:type="dxa"/>
+          <w:right w:w="0" w:type="dxa"/>
+        </w:tblCellMar>
+        <w:tblLook w:firstColumn="1" w:firstRow="1" w:lastColumn="0" w:lastRow="0" w:noHBand="0" w:noVBand="1" w:val="04A0"/>
+      </w:tblPr>
+      <w:tblGrid>
+        <w:gridCol w:w="340"/>
+        <w:gridCol w:w="9298"/>
+      </w:tblGrid>
+      <w:tr>
+        <w:tc>
+          <w:tcPr>
+            <w:tcW w:type="dxa" w:w="340"/>
+            <w:tcBorders>
+              <w:top w:val="nil"/>
+              <w:left w:val="nil"/>
+              <w:bottom w:val="single" w:sz="4" w:color="E3E8EE" w:space="0"/>
+              <w:right w:val="nil"/>
+            </w:tcBorders>
+          </w:tcPr>
+          <w:p>
+            <w:pPr>
+              <w:spacing w:before="0" w:after="0"/>
+            </w:pPr>
+            <w:r>
+              <w:rPr>
+                <w:rFonts w:ascii="Segoe UI Symbol" w:hAnsi="Segoe UI Symbol"/>
+                <w:b w:val="0"/>
+                <w:color w:val="1B7F3B"/>
+                <w:sz w:val="24"/>
+              </w:rPr>
+              <w:t>☑</w:t>
+            </w:r>
+          </w:p>
+        </w:tc>
+        <w:tc>
+          <w:tcPr>
+            <w:tcW w:type="dxa" w:w="9298"/>
+            <w:tcBorders>
+              <w:top w:val="nil"/>
+              <w:left w:val="nil"/>
+              <w:bottom w:val="single" w:sz="4" w:color="E3E8EE" w:space="0"/>
+              <w:right w:val="nil"/>
+            </w:tcBorders>
+          </w:tcPr>
+          <w:p>
+            <w:pPr>
+              <w:spacing w:before="0" w:after="40"/>
+            </w:pPr>
+            <w:r>
+              <w:rPr>
+                <w:b/>
+                <w:color w:val="1A1A1A"/>
+                <w:sz w:val="19"/>
+              </w:rPr>
+              <w:t>Yes, the company does not have yellow flag/signal related to controversies based on UN Global Compact or any other relevant principles/standards</w:t>
+            </w:r>
+          </w:p>
+          <w:p>
+            <w:pPr>
+              <w:tabs>
+                <w:tab w:pos="198" w:val="left"/>
+              </w:tabs>
+              <w:spacing w:before="0" w:after="20"/>
+              <w:ind w:left="198" w:hanging="198"/>
+            </w:pPr>
+            <w:r>
+              <w:rPr>
+                <w:b w:val="0"/>
+                <w:color w:val="5F6B7A"/>
+                <w:sz w:val="18"/>
+              </w:rPr>
+              <w:t>•</w:t>
+              <w:tab/>
+            </w:r>
+            <w:r>
+              <w:rPr>
+                <w:b w:val="0"/>
+                <w:color w:val="333333"/>
+                <w:sz w:val="18"/>
+              </w:rPr>
+              <w:t>No yellow flags found.</w:t>
+            </w:r>
+          </w:p>
+        </w:tc>
+      </w:tr>
+    </w:tbl>
+    <w:tbl>
+      <w:tblPr>
+        <w:tblW w:w="9639" w:type="dxa"/>
+        <w:tblBorders>
+          <w:top w:val="nil"/>
+          <w:left w:val="nil"/>
+          <w:bottom w:val="nil"/>
+          <w:right w:val="nil"/>
+          <w:insideH w:val="nil"/>
+          <w:insideV w:val="nil"/>
+        </w:tblBorders>
+        <w:tblLayout w:type="fixed"/>
+        <w:tblCellMar>
+          <w:top w:w="90" w:type="dxa"/>
+          <w:left w:w="0" w:type="dxa"/>
+          <w:bottom w:w="110" w:type="dxa"/>
+          <w:right w:w="0" w:type="dxa"/>
+        </w:tblCellMar>
+        <w:tblLook w:firstColumn="1" w:firstRow="1" w:lastColumn="0" w:lastRow="0" w:noHBand="0" w:noVBand="1" w:val="04A0"/>
+      </w:tblPr>
+      <w:tblGrid>
+        <w:gridCol w:w="340"/>
+        <w:gridCol w:w="9298"/>
+      </w:tblGrid>
+      <w:tr>
+        <w:tc>
+          <w:tcPr>
+            <w:tcW w:type="dxa" w:w="340"/>
+            <w:tcBorders>
+              <w:top w:val="nil"/>
+              <w:left w:val="nil"/>
+              <w:bottom w:val="single" w:sz="4" w:color="E3E8EE" w:space="0"/>
+              <w:right w:val="nil"/>
+            </w:tcBorders>
+          </w:tcPr>
+          <w:p>
+            <w:pPr>
+              <w:spacing w:before="0" w:after="0"/>
+            </w:pPr>
+            <w:r>
+              <w:rPr>
+                <w:rFonts w:ascii="Segoe UI Symbol" w:hAnsi="Segoe UI Symbol"/>
+                <w:b w:val="0"/>
+                <w:color w:val="1B7F3B"/>
+                <w:sz w:val="24"/>
+              </w:rPr>
+              <w:t>☑</w:t>
+            </w:r>
+          </w:p>
+        </w:tc>
+        <w:tc>
+          <w:tcPr>
+            <w:tcW w:type="dxa" w:w="9298"/>
+            <w:tcBorders>
+              <w:top w:val="nil"/>
+              <w:left w:val="nil"/>
+              <w:bottom w:val="single" w:sz="4" w:color="E3E8EE" w:space="0"/>
+              <w:right w:val="nil"/>
+            </w:tcBorders>
+          </w:tcPr>
+          <w:p>
+            <w:pPr>
+              <w:spacing w:before="0" w:after="40"/>
+            </w:pPr>
+            <w:r>
+              <w:rPr>
+                <w:b/>
+                <w:color w:val="1A1A1A"/>
+                <w:sz w:val="19"/>
+              </w:rPr>
+              <w:t>Yes, the company fulfills the expectations from SEB thematic and sector policies</w:t>
+            </w:r>
+          </w:p>
+          <w:p>
+            <w:pPr>
+              <w:spacing w:before="40" w:after="0"/>
+            </w:pPr>
+            <w:r>
+              <w:rPr>
+                <w:b/>
+                <w:color w:val="333333"/>
+                <w:sz w:val="18"/>
+              </w:rPr>
+              <w:t>Applicable</w:t>
+            </w:r>
+          </w:p>
+          <w:p>
+            <w:pPr>
+              <w:tabs>
+                <w:tab w:pos="198" w:val="left"/>
+              </w:tabs>
+              <w:spacing w:before="0" w:after="20"/>
+              <w:ind w:left="198" w:hanging="198"/>
+            </w:pPr>
+            <w:r>
+              <w:rPr>
+                <w:b w:val="0"/>
+                <w:color w:val="5F6B7A"/>
+                <w:sz w:val="18"/>
+              </w:rPr>
+              <w:t>•</w:t>
+              <w:tab/>
+            </w:r>
+            <w:r>
+              <w:rPr>
+                <w:b w:val="0"/>
+                <w:color w:val="333333"/>
+                <w:sz w:val="18"/>
+              </w:rPr>
+              <w:t>The Investments policy and the Environmental and Social &amp; Human Rights policies</w:t>
+            </w:r>
+            <w:hyperlink r:id="rId23">
+              <w:r>
+                <w:rPr>
+                  <w:color w:val="2A78D6"/>
+                  <w:vertAlign w:val="superscript"/>
+                  <w:sz w:val="15"/>
+                </w:rPr>
+                <w:t xml:space="preserve">12</w:t>
+              </w:r>
+            </w:hyperlink>
+            <w:r>
+              <w:rPr>
+                <w:b w:val="0"/>
+                <w:color w:val="333333"/>
+                <w:sz w:val="18"/>
+              </w:rPr>
+              <w:t>.</w:t>
+            </w:r>
+          </w:p>
+          <w:p>
+            <w:pPr>
+              <w:spacing w:before="40" w:after="0"/>
+            </w:pPr>
+            <w:r>
+              <w:rPr>
+                <w:b/>
+                <w:color w:val="333333"/>
+                <w:sz w:val="18"/>
+              </w:rPr>
+              <w:t>Met</w:t>
+            </w:r>
+          </w:p>
+          <w:p>
+            <w:pPr>
+              <w:tabs>
+                <w:tab w:pos="198" w:val="left"/>
+              </w:tabs>
+              <w:spacing w:before="0" w:after="20"/>
+              <w:ind w:left="198" w:hanging="198"/>
+            </w:pPr>
+            <w:r>
+              <w:rPr>
+                <w:b w:val="0"/>
+                <w:color w:val="5F6B7A"/>
+                <w:sz w:val="18"/>
+              </w:rPr>
+              <w:t>•</w:t>
+              <w:tab/>
+            </w:r>
+            <w:r>
+              <w:rPr>
+                <w:b w:val="0"/>
+                <w:color w:val="333333"/>
+                <w:sz w:val="18"/>
+              </w:rPr>
+              <w:t>State-controlled development institution, sustainability criteria in financing</w:t>
+            </w:r>
+            <w:hyperlink r:id="rId22">
+              <w:r>
+                <w:rPr>
+                  <w:color w:val="2A78D6"/>
+                  <w:vertAlign w:val="superscript"/>
+                  <w:sz w:val="15"/>
+                </w:rPr>
+                <w:t xml:space="preserve">11</w:t>
+              </w:r>
+            </w:hyperlink>
+            <w:r>
+              <w:rPr>
+                <w:b w:val="0"/>
+                <w:color w:val="333333"/>
+                <w:sz w:val="18"/>
+              </w:rPr>
+              <w:t>, sanctions risk management</w:t>
+            </w:r>
+            <w:hyperlink r:id="rId14">
+              <w:r>
+                <w:rPr>
+                  <w:color w:val="2A78D6"/>
+                  <w:vertAlign w:val="superscript"/>
+                  <w:sz w:val="15"/>
+                </w:rPr>
+                <w:t xml:space="preserve">3</w:t>
+              </w:r>
+            </w:hyperlink>
+            <w:r>
+              <w:rPr>
+                <w:b w:val="0"/>
+                <w:color w:val="333333"/>
+                <w:sz w:val="18"/>
+              </w:rPr>
+              <w:t>.</w:t>
+            </w:r>
+          </w:p>
+        </w:tc>
+      </w:tr>
+    </w:tbl>
     <w:p>
       <w:pPr>
-        <w:spacing w:before="80" w:after="20"/>
-      </w:pPr>
-      <w:r>
-        <w:rPr>
-          <w:sz w:val="24"/>
-        </w:rPr>
-        <w:t xml:space="preserve">☑ </w:t>
-      </w:r>
-      <w:r>
-        <w:t>Yes, the company is promoting environmental or social characteristics (activities, ESG policy, good ESG rating, etc)</w:t>
-      </w:r>
-    </w:p>
-    <w:p>
-      <w:pPr>
-        <w:spacing w:after="120"/>
-        <w:ind w:left="510" w:hanging="198"/>
-      </w:pPr>
-      <w:r>
-        <w:rPr>
-          <w:sz w:val="19"/>
-        </w:rPr>
-        <w:t xml:space="preserve">•  </w:t>
-      </w:r>
-      <w:r>
-        <w:rPr>
-          <w:b w:val="0"/>
-          <w:color w:val="333333"/>
-          <w:sz w:val="19"/>
-        </w:rPr>
-        <w:t>Transition finance products for SMEs and agriculture, the EIB Green Checker for sustainable loans (pricing discount), a 0% guarantee fee for sustainable projects</w:t>
-      </w:r>
-      <w:hyperlink r:id="rId18">
-        <w:r>
-          <w:rPr>
-            <w:color w:val="2A78D6"/>
-            <w:vertAlign w:val="superscript"/>
-            <w:sz w:val="16"/>
-          </w:rPr>
-          <w:t xml:space="preserve">11</w:t>
-        </w:r>
-      </w:hyperlink>
-      <w:r>
-        <w:rPr>
-          <w:b w:val="0"/>
-          <w:color w:val="333333"/>
-          <w:sz w:val="19"/>
-        </w:rPr>
-        <w:t>.</w:t>
-      </w:r>
-    </w:p>
-    <w:p>
-      <w:pPr>
-        <w:spacing w:before="80" w:after="20"/>
-      </w:pPr>
-      <w:r>
-        <w:rPr>
-          <w:sz w:val="24"/>
-        </w:rPr>
-        <w:t xml:space="preserve">☑ </w:t>
-      </w:r>
-      <w:r>
-        <w:t>Yes, the activities of the company or it’s strategy is aligned with the taxonomy and/or Paris agreement targets (e.g. net zero commitment)</w:t>
-      </w:r>
-    </w:p>
-    <w:p>
-      <w:pPr>
-        <w:spacing w:after="120"/>
-        <w:ind w:left="510" w:hanging="198"/>
-      </w:pPr>
-      <w:r>
-        <w:rPr>
-          <w:sz w:val="19"/>
-        </w:rPr>
-        <w:t xml:space="preserve">•  </w:t>
-      </w:r>
-      <w:r>
-        <w:rPr>
-          <w:b w:val="0"/>
-          <w:color w:val="333333"/>
-          <w:sz w:val="19"/>
-        </w:rPr>
-        <w:t>Aims to reduce CO2 emissions of the financed portfolio</w:t>
-      </w:r>
-      <w:hyperlink r:id="rId18">
-        <w:r>
-          <w:rPr>
-            <w:color w:val="2A78D6"/>
-            <w:vertAlign w:val="superscript"/>
-            <w:sz w:val="16"/>
-          </w:rPr>
-          <w:t xml:space="preserve">11</w:t>
-        </w:r>
-      </w:hyperlink>
-      <w:r>
-        <w:rPr>
-          <w:b w:val="0"/>
-          <w:color w:val="333333"/>
-          <w:sz w:val="19"/>
-        </w:rPr>
-        <w:t>.</w:t>
-      </w:r>
-    </w:p>
-    <w:p>
-      <w:pPr>
-        <w:spacing w:before="80" w:after="20"/>
-      </w:pPr>
-      <w:r>
-        <w:rPr>
-          <w:sz w:val="24"/>
-        </w:rPr>
-        <w:t xml:space="preserve">☑ </w:t>
-      </w:r>
-      <w:r>
-        <w:t>Yes, the company does not have yellow flag/signal related to controversies based on UN Global Compact or any other relevant principles/standards</w:t>
-      </w:r>
-    </w:p>
-    <w:p>
-      <w:pPr>
-        <w:spacing w:after="120"/>
-        <w:ind w:left="510" w:hanging="198"/>
-      </w:pPr>
-      <w:r>
-        <w:rPr>
-          <w:sz w:val="19"/>
-        </w:rPr>
-        <w:t xml:space="preserve">•  </w:t>
-      </w:r>
-      <w:r>
-        <w:rPr>
-          <w:b w:val="0"/>
-          <w:color w:val="333333"/>
-          <w:sz w:val="19"/>
-        </w:rPr>
-        <w:t>No yellow flags found.</w:t>
-      </w:r>
-    </w:p>
-    <w:p>
-      <w:pPr>
-        <w:spacing w:before="80" w:after="20"/>
-      </w:pPr>
-      <w:r>
-        <w:rPr>
-          <w:sz w:val="24"/>
-        </w:rPr>
-        <w:t xml:space="preserve">☑ </w:t>
-      </w:r>
-      <w:r>
-        <w:t>Yes, the company fulfills the expectations from SEB thematic and sector policies</w:t>
-      </w:r>
-    </w:p>
-    <w:p>
-      <w:pPr>
-        <w:spacing w:after="0"/>
-        <w:ind w:left="397"/>
+        <w:spacing w:before="120" w:after="40"/>
       </w:pPr>
       <w:r>
         <w:rPr>
           <w:b/>
-          <w:color w:val="333333"/>
           <w:sz w:val="19"/>
-        </w:rPr>
-        <w:t>Applicable</w:t>
-      </w:r>
-    </w:p>
-    <w:p>
-      <w:pPr>
-        <w:spacing w:after="0"/>
-        <w:ind w:left="737" w:hanging="198"/>
-      </w:pPr>
-      <w:r>
-        <w:rPr>
-          <w:sz w:val="19"/>
-        </w:rPr>
-        <w:t xml:space="preserve">•  </w:t>
-      </w:r>
-      <w:r>
-        <w:rPr>
-          <w:b w:val="0"/>
-          <w:color w:val="333333"/>
-          <w:sz w:val="19"/>
-        </w:rPr>
-        <w:t>The Investments policy and the Environmental and Social &amp; Human Rights policies</w:t>
-      </w:r>
-      <w:hyperlink r:id="rId19">
-        <w:r>
-          <w:rPr>
-            <w:color w:val="2A78D6"/>
-            <w:vertAlign w:val="superscript"/>
-            <w:sz w:val="16"/>
-          </w:rPr>
-          <w:t xml:space="preserve">12</w:t>
-        </w:r>
-      </w:hyperlink>
-      <w:r>
-        <w:rPr>
-          <w:b w:val="0"/>
-          <w:color w:val="333333"/>
-          <w:sz w:val="19"/>
-        </w:rPr>
-        <w:t>.</w:t>
-      </w:r>
-    </w:p>
-    <w:p>
-      <w:pPr>
-        <w:spacing w:after="0"/>
-        <w:ind w:left="397"/>
-      </w:pPr>
-      <w:r>
-        <w:rPr>
-          <w:b/>
-          <w:color w:val="333333"/>
-          <w:sz w:val="19"/>
-        </w:rPr>
-        <w:t>Met</w:t>
-      </w:r>
-    </w:p>
-    <w:p>
-      <w:pPr>
-        <w:spacing w:after="120"/>
-        <w:ind w:left="737" w:hanging="198"/>
-      </w:pPr>
-      <w:r>
-        <w:rPr>
-          <w:sz w:val="19"/>
-        </w:rPr>
-        <w:t xml:space="preserve">•  </w:t>
-      </w:r>
-      <w:r>
-        <w:rPr>
-          <w:b w:val="0"/>
-          <w:color w:val="333333"/>
-          <w:sz w:val="19"/>
-        </w:rPr>
-        <w:t>State-controlled development institution, sustainability criteria in financing</w:t>
-      </w:r>
-      <w:hyperlink r:id="rId18">
-        <w:r>
-          <w:rPr>
-            <w:color w:val="2A78D6"/>
-            <w:vertAlign w:val="superscript"/>
-            <w:sz w:val="16"/>
-          </w:rPr>
-          <w:t xml:space="preserve">11</w:t>
-        </w:r>
-      </w:hyperlink>
-      <w:r>
-        <w:rPr>
-          <w:b w:val="0"/>
-          <w:color w:val="333333"/>
-          <w:sz w:val="19"/>
-        </w:rPr>
-        <w:t>, sanctions risk management</w:t>
-      </w:r>
-      <w:hyperlink r:id="rId12">
-        <w:r>
-          <w:rPr>
-            <w:color w:val="2A78D6"/>
-            <w:vertAlign w:val="superscript"/>
-            <w:sz w:val="16"/>
-          </w:rPr>
-          <w:t xml:space="preserve">3</w:t>
-        </w:r>
-      </w:hyperlink>
-      <w:r>
-        <w:rPr>
-          <w:b w:val="0"/>
-          <w:color w:val="333333"/>
-          <w:sz w:val="19"/>
-        </w:rPr>
-        <w:t>.</w:t>
-      </w:r>
-    </w:p>
-    <w:p>
-      <w:pPr>
-        <w:spacing w:before="80"/>
-      </w:pPr>
-      <w:r>
-        <w:rPr>
-          <w:b/>
         </w:rPr>
         <w:t xml:space="preserve">Additional comments: </w:t>
       </w:r>
     </w:p>
     <w:p>
       <w:pPr>
-        <w:spacing w:before="160"/>
+        <w:keepNext/>
+        <w:shd w:val="clear" w:color="auto" w:fill="EAF1F8"/>
+        <w:spacing w:before="200" w:after="80"/>
+        <w:ind w:left="85"/>
       </w:pPr>
       <w:r>
         <w:rPr>
           <w:b/>
-          <w:sz w:val="22"/>
+          <w:caps/>
+          <w:color w:val="1F4E79"/>
+          <w:sz w:val="19"/>
         </w:rPr>
         <w:t>Engagement</w:t>
       </w:r>
     </w:p>
+    <w:tbl>
+      <w:tblPr>
+        <w:tblW w:w="9639" w:type="dxa"/>
+        <w:tblBorders>
+          <w:top w:val="nil"/>
+          <w:left w:val="nil"/>
+          <w:bottom w:val="nil"/>
+          <w:right w:val="nil"/>
+          <w:insideH w:val="nil"/>
+          <w:insideV w:val="nil"/>
+        </w:tblBorders>
+        <w:tblLayout w:type="fixed"/>
+        <w:tblCellMar>
+          <w:top w:w="90" w:type="dxa"/>
+          <w:left w:w="0" w:type="dxa"/>
+          <w:bottom w:w="110" w:type="dxa"/>
+          <w:right w:w="0" w:type="dxa"/>
+        </w:tblCellMar>
+        <w:tblLook w:firstColumn="1" w:firstRow="1" w:lastColumn="0" w:lastRow="0" w:noHBand="0" w:noVBand="1" w:val="04A0"/>
+      </w:tblPr>
+      <w:tblGrid>
+        <w:gridCol w:w="340"/>
+        <w:gridCol w:w="9298"/>
+      </w:tblGrid>
+      <w:tr>
+        <w:tc>
+          <w:tcPr>
+            <w:tcW w:type="dxa" w:w="340"/>
+            <w:tcBorders>
+              <w:top w:val="nil"/>
+              <w:left w:val="nil"/>
+              <w:bottom w:val="single" w:sz="4" w:color="E3E8EE" w:space="0"/>
+              <w:right w:val="nil"/>
+            </w:tcBorders>
+          </w:tcPr>
+          <w:p>
+            <w:pPr>
+              <w:spacing w:before="0" w:after="0"/>
+            </w:pPr>
+            <w:r>
+              <w:rPr>
+                <w:rFonts w:ascii="Segoe UI Symbol" w:hAnsi="Segoe UI Symbol"/>
+                <w:b w:val="0"/>
+                <w:color w:val="9AA5B1"/>
+                <w:sz w:val="24"/>
+              </w:rPr>
+              <w:t>☐</w:t>
+            </w:r>
+          </w:p>
+        </w:tc>
+        <w:tc>
+          <w:tcPr>
+            <w:tcW w:type="dxa" w:w="9298"/>
+            <w:tcBorders>
+              <w:top w:val="nil"/>
+              <w:left w:val="nil"/>
+              <w:bottom w:val="single" w:sz="4" w:color="E3E8EE" w:space="0"/>
+              <w:right w:val="nil"/>
+            </w:tcBorders>
+          </w:tcPr>
+          <w:p>
+            <w:pPr>
+              <w:spacing w:before="0" w:after="40"/>
+            </w:pPr>
+            <w:r>
+              <w:rPr>
+                <w:b/>
+                <w:color w:val="1A1A1A"/>
+                <w:sz w:val="19"/>
+              </w:rPr>
+              <w:t>Is there a need for pro-active engagement with the company?</w:t>
+            </w:r>
+          </w:p>
+          <w:p>
+            <w:pPr>
+              <w:tabs>
+                <w:tab w:pos="198" w:val="left"/>
+              </w:tabs>
+              <w:spacing w:before="0" w:after="20"/>
+              <w:ind w:left="198" w:hanging="198"/>
+            </w:pPr>
+            <w:r>
+              <w:rPr>
+                <w:b w:val="0"/>
+                <w:color w:val="5F6B7A"/>
+                <w:sz w:val="18"/>
+              </w:rPr>
+              <w:t>•</w:t>
+              <w:tab/>
+            </w:r>
+            <w:r>
+              <w:rPr>
+                <w:b w:val="0"/>
+                <w:color w:val="333333"/>
+                <w:sz w:val="18"/>
+              </w:rPr>
+              <w:t>No need: a state institution with a clear mandate.</w:t>
+            </w:r>
+          </w:p>
+        </w:tc>
+      </w:tr>
+    </w:tbl>
     <w:p>
       <w:pPr>
-        <w:spacing w:before="80" w:after="20"/>
-      </w:pPr>
-      <w:r>
-        <w:rPr>
-          <w:sz w:val="24"/>
-        </w:rPr>
-        <w:t xml:space="preserve">☐ </w:t>
-      </w:r>
-      <w:r>
-        <w:t>Is there a need for pro-active engagement with the company?</w:t>
-      </w:r>
-    </w:p>
-    <w:p>
-      <w:pPr>
-        <w:spacing w:after="120"/>
-        <w:ind w:left="510" w:hanging="198"/>
-      </w:pPr>
-      <w:r>
-        <w:rPr>
-          <w:sz w:val="19"/>
-        </w:rPr>
-        <w:t xml:space="preserve">•  </w:t>
-      </w:r>
-      <w:r>
-        <w:rPr>
-          <w:b w:val="0"/>
-          <w:color w:val="333333"/>
-          <w:sz w:val="19"/>
-        </w:rPr>
-        <w:t>No need: a state institution with a clear mandate.</w:t>
-      </w:r>
-    </w:p>
-    <w:p>
-      <w:pPr>
-        <w:spacing w:before="80"/>
+        <w:spacing w:before="120" w:after="40"/>
       </w:pPr>
       <w:r>
         <w:rPr>
           <w:b/>
+          <w:sz w:val="19"/>
         </w:rPr>
         <w:t xml:space="preserve">Additional comments: </w:t>
       </w:r>
     </w:p>
     <w:p>
       <w:pPr>
-        <w:spacing w:before="160"/>
+        <w:keepNext/>
+        <w:shd w:val="clear" w:color="auto" w:fill="EAF1F8"/>
+        <w:spacing w:before="200" w:after="80"/>
+        <w:ind w:left="85"/>
       </w:pPr>
       <w:r>
         <w:rPr>
           <w:b/>
-          <w:sz w:val="22"/>
+          <w:caps/>
+          <w:color w:val="1F4E79"/>
+          <w:sz w:val="19"/>
         </w:rPr>
         <w:t>Indicators</w:t>
       </w:r>
     </w:p>
+    <w:tbl>
+      <w:tblPr>
+        <w:tblW w:w="9639" w:type="dxa"/>
+        <w:tblBorders>
+          <w:top w:val="nil"/>
+          <w:left w:val="nil"/>
+          <w:bottom w:val="nil"/>
+          <w:right w:val="nil"/>
+          <w:insideH w:val="nil"/>
+          <w:insideV w:val="nil"/>
+        </w:tblBorders>
+        <w:tblLayout w:type="fixed"/>
+        <w:tblCellMar>
+          <w:top w:w="90" w:type="dxa"/>
+          <w:left w:w="0" w:type="dxa"/>
+          <w:bottom w:w="110" w:type="dxa"/>
+          <w:right w:w="0" w:type="dxa"/>
+        </w:tblCellMar>
+        <w:tblLook w:firstColumn="1" w:firstRow="1" w:lastColumn="0" w:lastRow="0" w:noHBand="0" w:noVBand="1" w:val="04A0"/>
+      </w:tblPr>
+      <w:tblGrid>
+        <w:gridCol w:w="340"/>
+        <w:gridCol w:w="9298"/>
+      </w:tblGrid>
+      <w:tr>
+        <w:tc>
+          <w:tcPr>
+            <w:tcW w:type="dxa" w:w="340"/>
+            <w:tcBorders>
+              <w:top w:val="nil"/>
+              <w:left w:val="nil"/>
+              <w:bottom w:val="single" w:sz="4" w:color="E3E8EE" w:space="0"/>
+              <w:right w:val="nil"/>
+            </w:tcBorders>
+          </w:tcPr>
+          <w:p>
+            <w:pPr>
+              <w:spacing w:before="0" w:after="0"/>
+            </w:pPr>
+            <w:r>
+              <w:rPr>
+                <w:rFonts w:ascii="Segoe UI Symbol" w:hAnsi="Segoe UI Symbol"/>
+                <w:b w:val="0"/>
+                <w:color w:val="1B7F3B"/>
+                <w:sz w:val="24"/>
+              </w:rPr>
+              <w:t>☑</w:t>
+            </w:r>
+          </w:p>
+        </w:tc>
+        <w:tc>
+          <w:tcPr>
+            <w:tcW w:type="dxa" w:w="9298"/>
+            <w:tcBorders>
+              <w:top w:val="nil"/>
+              <w:left w:val="nil"/>
+              <w:bottom w:val="single" w:sz="4" w:color="E3E8EE" w:space="0"/>
+              <w:right w:val="nil"/>
+            </w:tcBorders>
+          </w:tcPr>
+          <w:p>
+            <w:pPr>
+              <w:spacing w:before="0" w:after="40"/>
+            </w:pPr>
+            <w:r>
+              <w:rPr>
+                <w:b/>
+                <w:color w:val="1A1A1A"/>
+                <w:sz w:val="19"/>
+              </w:rPr>
+              <w:t>Yes, the indicators of the company support the targets of sustainability and PAI indicators followed by the Fund</w:t>
+            </w:r>
+          </w:p>
+          <w:p>
+            <w:pPr>
+              <w:tabs>
+                <w:tab w:pos="198" w:val="left"/>
+              </w:tabs>
+              <w:spacing w:before="0" w:after="20"/>
+              <w:ind w:left="198" w:hanging="198"/>
+            </w:pPr>
+            <w:r>
+              <w:rPr>
+                <w:b w:val="0"/>
+                <w:color w:val="5F6B7A"/>
+                <w:sz w:val="18"/>
+              </w:rPr>
+              <w:t>•</w:t>
+              <w:tab/>
+            </w:r>
+            <w:r>
+              <w:rPr>
+                <w:b w:val="0"/>
+                <w:color w:val="333333"/>
+                <w:sz w:val="18"/>
+              </w:rPr>
+              <w:t>Sustainable loans assessed with the EIB Green Checker and a portfolio emission reduction goal</w:t>
+            </w:r>
+            <w:hyperlink r:id="rId22">
+              <w:r>
+                <w:rPr>
+                  <w:color w:val="2A78D6"/>
+                  <w:vertAlign w:val="superscript"/>
+                  <w:sz w:val="15"/>
+                </w:rPr>
+                <w:t xml:space="preserve">11</w:t>
+              </w:r>
+            </w:hyperlink>
+            <w:r>
+              <w:rPr>
+                <w:b w:val="0"/>
+                <w:color w:val="333333"/>
+                <w:sz w:val="18"/>
+              </w:rPr>
+              <w:t>.</w:t>
+            </w:r>
+          </w:p>
+        </w:tc>
+      </w:tr>
+    </w:tbl>
     <w:p>
       <w:pPr>
-        <w:spacing w:before="80" w:after="20"/>
-      </w:pPr>
-      <w:r>
-        <w:rPr>
-          <w:sz w:val="24"/>
-        </w:rPr>
-        <w:t xml:space="preserve">☑ </w:t>
-      </w:r>
-      <w:r>
-        <w:t>Yes, the indicators of the company support the targets of sustainability and PAI indicators followed by the Fund</w:t>
-      </w:r>
-    </w:p>
-    <w:p>
-      <w:pPr>
-        <w:spacing w:after="120"/>
-        <w:ind w:left="510" w:hanging="198"/>
-      </w:pPr>
-      <w:r>
-        <w:rPr>
-          <w:sz w:val="19"/>
-        </w:rPr>
-        <w:t xml:space="preserve">•  </w:t>
-      </w:r>
-      <w:r>
-        <w:rPr>
-          <w:b w:val="0"/>
-          <w:color w:val="333333"/>
-          <w:sz w:val="19"/>
-        </w:rPr>
-        <w:t>Sustainable loans assessed with the EIB Green Checker and a portfolio emission reduction goal</w:t>
-      </w:r>
-      <w:hyperlink r:id="rId18">
-        <w:r>
-          <w:rPr>
-            <w:color w:val="2A78D6"/>
-            <w:vertAlign w:val="superscript"/>
-            <w:sz w:val="16"/>
-          </w:rPr>
-          <w:t xml:space="preserve">11</w:t>
-        </w:r>
-      </w:hyperlink>
-      <w:r>
-        <w:rPr>
-          <w:b w:val="0"/>
-          <w:color w:val="333333"/>
-          <w:sz w:val="19"/>
-        </w:rPr>
-        <w:t>.</w:t>
-      </w:r>
-    </w:p>
-    <w:p>
-      <w:pPr>
-        <w:spacing w:before="80"/>
+        <w:spacing w:before="120" w:after="40"/>
       </w:pPr>
       <w:r>
         <w:rPr>
           <w:b/>
+          <w:sz w:val="19"/>
         </w:rPr>
         <w:t xml:space="preserve">Additional comments: </w:t>
       </w:r>
     </w:p>
     <w:p>
       <w:pPr>
-        <w:spacing w:before="80"/>
+        <w:spacing w:before="120" w:after="40"/>
       </w:pPr>
       <w:r>
         <w:rPr>
           <w:b/>
+          <w:sz w:val="19"/>
         </w:rPr>
         <w:t xml:space="preserve">Conclusion: </w:t>
       </w:r>
       <w:r>
         <w:rPr>
           <w:b w:val="0"/>
+          <w:sz w:val="19"/>
         </w:rPr>
         <w:t>No exclusions or red flags. A state development institution promoting sustainable finance.</w:t>
       </w:r>
     </w:p>
     <w:p>
+      <w:pPr>
+        <w:spacing w:before="40" w:after="60"/>
+      </w:pPr>
       <w:r>
         <w:rPr>
-          <w:i/>
+          <w:b w:val="0"/>
           <w:color w:val="5F6B7A"/>
           <w:sz w:val="16"/>
         </w:rPr>
@@ -3095,11 +5052,24 @@
     </w:p>
     <w:p>
       <w:pPr>
-        <w:spacing w:before="280" w:after="80"/>
+        <w:keepNext/>
         <w:pBdr>
-          <w:bottom w:val="single" w:sz="6" w:color="C9D3DE" w:space="2"/>
+          <w:bottom w:val="single" w:sz="8" w:color="1F4E79" w:space="4"/>
         </w:pBdr>
+        <w:tabs>
+          <w:tab w:pos="482" w:val="left"/>
+        </w:tabs>
+        <w:spacing w:before="360" w:after="160"/>
       </w:pPr>
+      <w:r>
+        <w:rPr>
+          <w:b/>
+          <w:color w:val="2A78D6"/>
+          <w:sz w:val="18"/>
+        </w:rPr>
+        <w:t>10</w:t>
+        <w:tab/>
+      </w:r>
       <w:r>
         <w:rPr>
           <w:b/>
@@ -3111,16 +5081,22 @@
     </w:p>
     <w:p>
       <w:pPr>
-        <w:spacing w:after="20"/>
-        <w:ind w:left="340" w:hanging="340"/>
+        <w:tabs>
+          <w:tab w:pos="397" w:val="left"/>
+        </w:tabs>
+        <w:spacing w:before="0" w:after="30"/>
+        <w:ind w:left="397" w:hanging="397"/>
       </w:pPr>
       <w:r>
         <w:rPr>
+          <w:b w:val="0"/>
+          <w:color w:val="5F6B7A"/>
           <w:sz w:val="17"/>
         </w:rPr>
-        <w:t xml:space="preserve">1. </w:t>
+        <w:t>1.</w:t>
+        <w:tab/>
       </w:r>
-      <w:hyperlink r:id="rId10">
+      <w:hyperlink r:id="rId12">
         <w:r>
           <w:rPr>
             <w:color w:val="2A78D6"/>
@@ -3132,16 +5108,22 @@
     </w:p>
     <w:p>
       <w:pPr>
-        <w:spacing w:after="20"/>
-        <w:ind w:left="340" w:hanging="340"/>
+        <w:tabs>
+          <w:tab w:pos="397" w:val="left"/>
+        </w:tabs>
+        <w:spacing w:before="0" w:after="30"/>
+        <w:ind w:left="397" w:hanging="397"/>
       </w:pPr>
       <w:r>
         <w:rPr>
+          <w:b w:val="0"/>
+          <w:color w:val="5F6B7A"/>
           <w:sz w:val="17"/>
         </w:rPr>
-        <w:t xml:space="preserve">2. </w:t>
+        <w:t>2.</w:t>
+        <w:tab/>
       </w:r>
-      <w:hyperlink r:id="rId11">
+      <w:hyperlink r:id="rId13">
         <w:r>
           <w:rPr>
             <w:color w:val="2A78D6"/>
@@ -3153,16 +5135,22 @@
     </w:p>
     <w:p>
       <w:pPr>
-        <w:spacing w:after="20"/>
-        <w:ind w:left="340" w:hanging="340"/>
+        <w:tabs>
+          <w:tab w:pos="397" w:val="left"/>
+        </w:tabs>
+        <w:spacing w:before="0" w:after="30"/>
+        <w:ind w:left="397" w:hanging="397"/>
       </w:pPr>
       <w:r>
         <w:rPr>
+          <w:b w:val="0"/>
+          <w:color w:val="5F6B7A"/>
           <w:sz w:val="17"/>
         </w:rPr>
-        <w:t xml:space="preserve">3. </w:t>
+        <w:t>3.</w:t>
+        <w:tab/>
       </w:r>
-      <w:hyperlink r:id="rId12">
+      <w:hyperlink r:id="rId14">
         <w:r>
           <w:rPr>
             <w:color w:val="2A78D6"/>
@@ -3174,16 +5162,22 @@
     </w:p>
     <w:p>
       <w:pPr>
-        <w:spacing w:after="20"/>
-        <w:ind w:left="340" w:hanging="340"/>
+        <w:tabs>
+          <w:tab w:pos="397" w:val="left"/>
+        </w:tabs>
+        <w:spacing w:before="0" w:after="30"/>
+        <w:ind w:left="397" w:hanging="397"/>
       </w:pPr>
       <w:r>
         <w:rPr>
+          <w:b w:val="0"/>
+          <w:color w:val="5F6B7A"/>
           <w:sz w:val="17"/>
         </w:rPr>
-        <w:t xml:space="preserve">4. </w:t>
+        <w:t>4.</w:t>
+        <w:tab/>
       </w:r>
-      <w:hyperlink r:id="rId10">
+      <w:hyperlink r:id="rId12">
         <w:r>
           <w:rPr>
             <w:color w:val="2A78D6"/>
@@ -3195,16 +5189,22 @@
     </w:p>
     <w:p>
       <w:pPr>
-        <w:spacing w:after="20"/>
-        <w:ind w:left="340" w:hanging="340"/>
+        <w:tabs>
+          <w:tab w:pos="397" w:val="left"/>
+        </w:tabs>
+        <w:spacing w:before="0" w:after="30"/>
+        <w:ind w:left="397" w:hanging="397"/>
       </w:pPr>
       <w:r>
         <w:rPr>
+          <w:b w:val="0"/>
+          <w:color w:val="5F6B7A"/>
           <w:sz w:val="17"/>
         </w:rPr>
-        <w:t xml:space="preserve">5. </w:t>
+        <w:t>5.</w:t>
+        <w:tab/>
       </w:r>
-      <w:hyperlink r:id="rId12">
+      <w:hyperlink r:id="rId14">
         <w:r>
           <w:rPr>
             <w:color w:val="2A78D6"/>
@@ -3216,16 +5216,22 @@
     </w:p>
     <w:p>
       <w:pPr>
-        <w:spacing w:after="20"/>
-        <w:ind w:left="340" w:hanging="340"/>
+        <w:tabs>
+          <w:tab w:pos="397" w:val="left"/>
+        </w:tabs>
+        <w:spacing w:before="0" w:after="30"/>
+        <w:ind w:left="397" w:hanging="397"/>
       </w:pPr>
       <w:r>
         <w:rPr>
+          <w:b w:val="0"/>
+          <w:color w:val="5F6B7A"/>
           <w:sz w:val="17"/>
         </w:rPr>
-        <w:t xml:space="preserve">6. </w:t>
+        <w:t>6.</w:t>
+        <w:tab/>
       </w:r>
-      <w:hyperlink r:id="rId14">
+      <w:hyperlink r:id="rId16">
         <w:r>
           <w:rPr>
             <w:color w:val="2A78D6"/>
@@ -3237,16 +5243,22 @@
     </w:p>
     <w:p>
       <w:pPr>
-        <w:spacing w:after="20"/>
-        <w:ind w:left="340" w:hanging="340"/>
+        <w:tabs>
+          <w:tab w:pos="397" w:val="left"/>
+        </w:tabs>
+        <w:spacing w:before="0" w:after="30"/>
+        <w:ind w:left="397" w:hanging="397"/>
       </w:pPr>
       <w:r>
         <w:rPr>
+          <w:b w:val="0"/>
+          <w:color w:val="5F6B7A"/>
           <w:sz w:val="17"/>
         </w:rPr>
-        <w:t xml:space="preserve">7. </w:t>
+        <w:t>7.</w:t>
+        <w:tab/>
       </w:r>
-      <w:hyperlink r:id="rId15">
+      <w:hyperlink r:id="rId17">
         <w:r>
           <w:rPr>
             <w:color w:val="2A78D6"/>
@@ -3258,16 +5270,22 @@
     </w:p>
     <w:p>
       <w:pPr>
-        <w:spacing w:after="20"/>
-        <w:ind w:left="340" w:hanging="340"/>
+        <w:tabs>
+          <w:tab w:pos="397" w:val="left"/>
+        </w:tabs>
+        <w:spacing w:before="0" w:after="30"/>
+        <w:ind w:left="397" w:hanging="397"/>
       </w:pPr>
       <w:r>
         <w:rPr>
+          <w:b w:val="0"/>
+          <w:color w:val="5F6B7A"/>
           <w:sz w:val="17"/>
         </w:rPr>
-        <w:t xml:space="preserve">8. </w:t>
+        <w:t>8.</w:t>
+        <w:tab/>
       </w:r>
-      <w:hyperlink r:id="rId14">
+      <w:hyperlink r:id="rId16">
         <w:r>
           <w:rPr>
             <w:color w:val="2A78D6"/>
@@ -3279,16 +5297,22 @@
     </w:p>
     <w:p>
       <w:pPr>
-        <w:spacing w:after="20"/>
-        <w:ind w:left="340" w:hanging="340"/>
+        <w:tabs>
+          <w:tab w:pos="397" w:val="left"/>
+        </w:tabs>
+        <w:spacing w:before="0" w:after="30"/>
+        <w:ind w:left="397" w:hanging="397"/>
       </w:pPr>
       <w:r>
         <w:rPr>
+          <w:b w:val="0"/>
+          <w:color w:val="5F6B7A"/>
           <w:sz w:val="17"/>
         </w:rPr>
-        <w:t xml:space="preserve">9. </w:t>
+        <w:t>9.</w:t>
+        <w:tab/>
       </w:r>
-      <w:hyperlink r:id="rId16">
+      <w:hyperlink r:id="rId18">
         <w:r>
           <w:rPr>
             <w:color w:val="2A78D6"/>
@@ -3300,16 +5324,22 @@
     </w:p>
     <w:p>
       <w:pPr>
-        <w:spacing w:after="20"/>
-        <w:ind w:left="340" w:hanging="340"/>
+        <w:tabs>
+          <w:tab w:pos="397" w:val="left"/>
+        </w:tabs>
+        <w:spacing w:before="0" w:after="30"/>
+        <w:ind w:left="397" w:hanging="397"/>
       </w:pPr>
       <w:r>
         <w:rPr>
+          <w:b w:val="0"/>
+          <w:color w:val="5F6B7A"/>
           <w:sz w:val="17"/>
         </w:rPr>
-        <w:t xml:space="preserve">10. </w:t>
+        <w:t>10.</w:t>
+        <w:tab/>
       </w:r>
-      <w:hyperlink r:id="rId17">
+      <w:hyperlink r:id="rId19">
         <w:r>
           <w:rPr>
             <w:color w:val="2A78D6"/>
@@ -3321,16 +5351,22 @@
     </w:p>
     <w:p>
       <w:pPr>
-        <w:spacing w:after="20"/>
-        <w:ind w:left="340" w:hanging="340"/>
+        <w:tabs>
+          <w:tab w:pos="397" w:val="left"/>
+        </w:tabs>
+        <w:spacing w:before="0" w:after="30"/>
+        <w:ind w:left="397" w:hanging="397"/>
       </w:pPr>
       <w:r>
         <w:rPr>
+          <w:b w:val="0"/>
+          <w:color w:val="5F6B7A"/>
           <w:sz w:val="17"/>
         </w:rPr>
-        <w:t xml:space="preserve">11. </w:t>
+        <w:t>11.</w:t>
+        <w:tab/>
       </w:r>
-      <w:hyperlink r:id="rId18">
+      <w:hyperlink r:id="rId22">
         <w:r>
           <w:rPr>
             <w:color w:val="2A78D6"/>
@@ -3342,16 +5378,22 @@
     </w:p>
     <w:p>
       <w:pPr>
-        <w:spacing w:after="20"/>
-        <w:ind w:left="340" w:hanging="340"/>
+        <w:tabs>
+          <w:tab w:pos="397" w:val="left"/>
+        </w:tabs>
+        <w:spacing w:before="0" w:after="30"/>
+        <w:ind w:left="397" w:hanging="397"/>
       </w:pPr>
       <w:r>
         <w:rPr>
+          <w:b w:val="0"/>
+          <w:color w:val="5F6B7A"/>
           <w:sz w:val="17"/>
         </w:rPr>
-        <w:t xml:space="preserve">12. </w:t>
+        <w:t>12.</w:t>
+        <w:tab/>
       </w:r>
-      <w:hyperlink r:id="rId19">
+      <w:hyperlink r:id="rId23">
         <w:r>
           <w:rPr>
             <w:color w:val="2A78D6"/>
@@ -3362,20 +5404,26 @@
       </w:hyperlink>
     </w:p>
     <w:p>
+      <w:pPr>
+        <w:spacing w:before="40" w:after="60"/>
+      </w:pPr>
       <w:r>
         <w:rPr>
-          <w:i/>
+          <w:b w:val="0"/>
           <w:color w:val="5F6B7A"/>
           <w:sz w:val="16"/>
         </w:rPr>
-        <w:t>Report prepared automatically from public sources. Figures are as published by the issuer; references [S#] point to the source list. Items marked for review must be checked by the analyst before use.</w:t>
+        <w:t>Report prepared from public sources. Figures are as published by the issuer; small numbers next to the text point to the source list.</w:t>
       </w:r>
     </w:p>
     <w:sectPr>
-      <w:footerReference w:type="default" r:id="rId9"/>
-      <w:pgSz w:w="12240" w:h="15840"/>
-      <w:pgMar w:top="907" w:right="1134" w:bottom="907" w:left="1134" w:header="720" w:footer="720" w:gutter="0"/>
+      <w:headerReference w:type="default" r:id="rId9"/>
+      <w:footerReference w:type="default" r:id="rId10"/>
+      <w:footerReference w:type="first" r:id="rId11"/>
+      <w:pgSz w:w="11906" w:h="16838"/>
+      <w:pgMar w:top="1020" w:right="1134" w:bottom="1020" w:left="1134" w:header="510" w:footer="454" w:gutter="0"/>
       <w:cols w:space="720"/>
+      <w:titlePg/>
       <w:docGrid w:linePitch="360"/>
     </w:sectPr>
   </w:body>
@@ -3386,19 +5434,100 @@
 <w:ftr xmlns:m="http://schemas.openxmlformats.org/officeDocument/2006/math" xmlns:mc="http://schemas.openxmlformats.org/markup-compatibility/2006" xmlns:mo="http://schemas.microsoft.com/office/mac/office/2008/main" xmlns:mv="urn:schemas-microsoft-com:mac:vml" xmlns:o="urn:schemas-microsoft-com:office:office" xmlns:r="http://schemas.openxmlformats.org/officeDocument/2006/relationships" xmlns:v="urn:schemas-microsoft-com:vml" xmlns:w10="urn:schemas-microsoft-com:office:word" xmlns:w14="http://schemas.microsoft.com/office/word/2010/wordml" xmlns:w="http://schemas.openxmlformats.org/wordprocessingml/2006/main" xmlns:wne="http://schemas.microsoft.com/office/word/2006/wordml" xmlns:wp14="http://schemas.microsoft.com/office/word/2010/wordprocessingDrawing" xmlns:wp="http://schemas.openxmlformats.org/drawingml/2006/wordprocessingDrawing" xmlns:wpc="http://schemas.microsoft.com/office/word/2010/wordprocessingCanvas" xmlns:wpg="http://schemas.microsoft.com/office/word/2010/wordprocessingGroup" xmlns:wpi="http://schemas.microsoft.com/office/word/2010/wordprocessingInk" xmlns:wps="http://schemas.microsoft.com/office/word/2010/wordprocessingShape" mc:Ignorable="w14 wp14">
   <w:p>
     <w:pPr>
-      <w:pStyle w:val="Footer"/>
-      <w:jc w:val="right"/>
+      <w:pBdr>
+        <w:top w:val="single" w:sz="4" w:color="C9D3DE" w:space="4"/>
+      </w:pBdr>
+      <w:tabs>
+        <w:tab w:pos="9638" w:val="right"/>
+      </w:tabs>
     </w:pPr>
     <w:r>
       <w:rPr>
+        <w:b w:val="0"/>
         <w:color w:val="5F6B7A"/>
         <w:sz w:val="16"/>
       </w:rPr>
-      <w:t xml:space="preserve">Altum · 6M2026 · 2026-10-22   ·   </w:t>
+      <w:t>Altum · 6M2026 · 2026-10-22</w:t>
+      <w:tab/>
     </w:r>
-    <w:fldSimple w:instr="PAGE"/>
+    <w:r>
+      <w:rPr>
+        <w:b/>
+        <w:color w:val="1F4E79"/>
+        <w:sz w:val="16"/>
+      </w:rPr>
+      <w:fldChar w:fldCharType="begin"/>
+      <w:instrText xml:space="preserve"> PAGE </w:instrText>
+      <w:fldChar w:fldCharType="end"/>
+    </w:r>
   </w:p>
 </w:ftr>
+</file>
+
+<file path=word/footer2.xml><?xml version="1.0" encoding="utf-8"?>
+<w:ftr xmlns:m="http://schemas.openxmlformats.org/officeDocument/2006/math" xmlns:mc="http://schemas.openxmlformats.org/markup-compatibility/2006" xmlns:mo="http://schemas.microsoft.com/office/mac/office/2008/main" xmlns:mv="urn:schemas-microsoft-com:mac:vml" xmlns:o="urn:schemas-microsoft-com:office:office" xmlns:r="http://schemas.openxmlformats.org/officeDocument/2006/relationships" xmlns:v="urn:schemas-microsoft-com:vml" xmlns:w10="urn:schemas-microsoft-com:office:word" xmlns:w14="http://schemas.microsoft.com/office/word/2010/wordml" xmlns:w="http://schemas.openxmlformats.org/wordprocessingml/2006/main" xmlns:wne="http://schemas.microsoft.com/office/word/2006/wordml" xmlns:wp14="http://schemas.microsoft.com/office/word/2010/wordprocessingDrawing" xmlns:wp="http://schemas.openxmlformats.org/drawingml/2006/wordprocessingDrawing" xmlns:wpc="http://schemas.microsoft.com/office/word/2010/wordprocessingCanvas" xmlns:wpg="http://schemas.microsoft.com/office/word/2010/wordprocessingGroup" xmlns:wpi="http://schemas.microsoft.com/office/word/2010/wordprocessingInk" xmlns:wps="http://schemas.microsoft.com/office/word/2010/wordprocessingShape" mc:Ignorable="w14 wp14">
+  <w:p>
+    <w:pPr>
+      <w:pBdr>
+        <w:top w:val="single" w:sz="4" w:color="C9D3DE" w:space="4"/>
+      </w:pBdr>
+      <w:tabs>
+        <w:tab w:pos="9638" w:val="right"/>
+      </w:tabs>
+    </w:pPr>
+    <w:r>
+      <w:rPr>
+        <w:b w:val="0"/>
+        <w:color w:val="5F6B7A"/>
+        <w:sz w:val="16"/>
+      </w:rPr>
+      <w:t>Altum · 6M2026 · 2026-10-22</w:t>
+      <w:tab/>
+    </w:r>
+    <w:r>
+      <w:rPr>
+        <w:b/>
+        <w:color w:val="1F4E79"/>
+        <w:sz w:val="16"/>
+      </w:rPr>
+      <w:fldChar w:fldCharType="begin"/>
+      <w:instrText xml:space="preserve"> PAGE </w:instrText>
+      <w:fldChar w:fldCharType="end"/>
+    </w:r>
+  </w:p>
+</w:ftr>
+</file>
+
+<file path=word/header1.xml><?xml version="1.0" encoding="utf-8"?>
+<w:hdr xmlns:m="http://schemas.openxmlformats.org/officeDocument/2006/math" xmlns:mc="http://schemas.openxmlformats.org/markup-compatibility/2006" xmlns:mo="http://schemas.microsoft.com/office/mac/office/2008/main" xmlns:mv="urn:schemas-microsoft-com:mac:vml" xmlns:o="urn:schemas-microsoft-com:office:office" xmlns:r="http://schemas.openxmlformats.org/officeDocument/2006/relationships" xmlns:v="urn:schemas-microsoft-com:vml" xmlns:w10="urn:schemas-microsoft-com:office:word" xmlns:w14="http://schemas.microsoft.com/office/word/2010/wordml" xmlns:w="http://schemas.openxmlformats.org/wordprocessingml/2006/main" xmlns:wne="http://schemas.microsoft.com/office/word/2006/wordml" xmlns:wp14="http://schemas.microsoft.com/office/word/2010/wordprocessingDrawing" xmlns:wp="http://schemas.openxmlformats.org/drawingml/2006/wordprocessingDrawing" xmlns:wpc="http://schemas.microsoft.com/office/word/2010/wordprocessingCanvas" xmlns:wpg="http://schemas.microsoft.com/office/word/2010/wordprocessingGroup" xmlns:wpi="http://schemas.microsoft.com/office/word/2010/wordprocessingInk" xmlns:wps="http://schemas.microsoft.com/office/word/2010/wordprocessingShape" mc:Ignorable="w14 wp14">
+  <w:p>
+    <w:pPr>
+      <w:pBdr>
+        <w:bottom w:val="single" w:sz="4" w:color="C9D3DE" w:space="4"/>
+      </w:pBdr>
+      <w:tabs>
+        <w:tab w:pos="9638" w:val="right"/>
+      </w:tabs>
+    </w:pPr>
+    <w:r>
+      <w:rPr>
+        <w:b/>
+        <w:color w:val="1F4E79"/>
+        <w:sz w:val="16"/>
+      </w:rPr>
+      <w:t>Altum</w:t>
+    </w:r>
+    <w:r>
+      <w:rPr>
+        <w:b w:val="0"/>
+        <w:color w:val="5F6B7A"/>
+        <w:sz w:val="16"/>
+      </w:rPr>
+      <w:tab/>
+      <w:t>Issuer review · 6M2026</w:t>
+    </w:r>
+  </w:p>
+</w:hdr>
 </file>
 
 <file path=word/numbering.xml><?xml version="1.0" encoding="utf-8"?>
@@ -3765,10 +5894,10 @@
     <w:qFormat/>
     <w:rsid w:val="00FC693F"/>
     <w:pPr>
-      <w:spacing w:after="80"/>
+      <w:spacing w:after="80" w:line="264" w:lineRule="auto"/>
     </w:pPr>
     <w:rPr>
-      <w:rFonts w:ascii="Calibri" w:hAnsi="Calibri"/>
+      <w:rFonts w:ascii="Calibri" w:hAnsi="Calibri" w:eastAsia="Calibri"/>
       <w:color w:val="1A1A1A"/>
       <w:sz w:val="21"/>
     </w:rPr>

--- a/docs/files/altum/altum_6M2026_en.docx
+++ b/docs/files/altum/altum_6M2026_en.docx
@@ -175,7 +175,7 @@
                 <w:color w:val="5F6B7A"/>
                 <w:sz w:val="15"/>
               </w:rPr>
-              <w:t>Rating</w:t>
+              <w:t>Issuer rating</w:t>
             </w:r>
           </w:p>
           <w:p>
@@ -941,16 +941,17 @@
         <w:tblLook w:firstColumn="1" w:firstRow="1" w:lastColumn="0" w:lastRow="0" w:noHBand="0" w:noVBand="1" w:val="04A0"/>
       </w:tblPr>
       <w:tblGrid>
-        <w:gridCol w:w="1701"/>
-        <w:gridCol w:w="2608"/>
-        <w:gridCol w:w="963"/>
-        <w:gridCol w:w="1304"/>
-        <w:gridCol w:w="3061"/>
+        <w:gridCol w:w="1513"/>
+        <w:gridCol w:w="2241"/>
+        <w:gridCol w:w="840"/>
+        <w:gridCol w:w="1120"/>
+        <w:gridCol w:w="1569"/>
+        <w:gridCol w:w="2353"/>
       </w:tblGrid>
       <w:tr>
         <w:tc>
           <w:tcPr>
-            <w:tcW w:type="dxa" w:w="1701"/>
+            <w:tcW w:type="dxa" w:w="1513"/>
             <w:tcBorders>
               <w:top w:val="single" w:sz="12" w:color="1F4E79" w:space="0"/>
               <w:left w:val="nil"/>
@@ -976,7 +977,7 @@
         </w:tc>
         <w:tc>
           <w:tcPr>
-            <w:tcW w:type="dxa" w:w="2608"/>
+            <w:tcW w:type="dxa" w:w="2241"/>
             <w:tcBorders>
               <w:top w:val="single" w:sz="12" w:color="1F4E79" w:space="0"/>
               <w:left w:val="nil"/>
@@ -1002,7 +1003,7 @@
         </w:tc>
         <w:tc>
           <w:tcPr>
-            <w:tcW w:type="dxa" w:w="964"/>
+            <w:tcW w:type="dxa" w:w="841"/>
             <w:tcBorders>
               <w:top w:val="single" w:sz="12" w:color="1F4E79" w:space="0"/>
               <w:left w:val="nil"/>
@@ -1029,7 +1030,7 @@
         </w:tc>
         <w:tc>
           <w:tcPr>
-            <w:tcW w:type="dxa" w:w="1304"/>
+            <w:tcW w:type="dxa" w:w="1121"/>
             <w:tcBorders>
               <w:top w:val="single" w:sz="12" w:color="1F4E79" w:space="0"/>
               <w:left w:val="nil"/>
@@ -1055,7 +1056,33 @@
         </w:tc>
         <w:tc>
           <w:tcPr>
-            <w:tcW w:type="dxa" w:w="3061"/>
+            <w:tcW w:type="dxa" w:w="1569"/>
+            <w:tcBorders>
+              <w:top w:val="single" w:sz="12" w:color="1F4E79" w:space="0"/>
+              <w:left w:val="nil"/>
+              <w:bottom w:val="single" w:sz="4" w:color="C9D3DE" w:space="0"/>
+              <w:right w:val="nil"/>
+            </w:tcBorders>
+            <w:shd w:val="clear" w:color="auto" w:fill="EAF1F8"/>
+          </w:tcPr>
+          <w:p>
+            <w:pPr>
+              <w:spacing w:before="0" w:after="0"/>
+            </w:pPr>
+            <w:r>
+              <w:rPr>
+                <w:b/>
+                <w:caps/>
+                <w:color w:val="1F4E79"/>
+                <w:sz w:val="16"/>
+              </w:rPr>
+              <w:t>Issue rating</w:t>
+            </w:r>
+          </w:p>
+        </w:tc>
+        <w:tc>
+          <w:tcPr>
+            <w:tcW w:type="dxa" w:w="2353"/>
             <w:tcBorders>
               <w:top w:val="single" w:sz="12" w:color="1F4E79" w:space="0"/>
               <w:left w:val="nil"/>
@@ -1083,7 +1110,7 @@
       <w:tr>
         <w:tc>
           <w:tcPr>
-            <w:tcW w:type="dxa" w:w="1701"/>
+            <w:tcW w:type="dxa" w:w="1513"/>
             <w:tcBorders>
               <w:top w:val="nil"/>
               <w:left w:val="nil"/>
@@ -1106,7 +1133,7 @@
         </w:tc>
         <w:tc>
           <w:tcPr>
-            <w:tcW w:type="dxa" w:w="2608"/>
+            <w:tcW w:type="dxa" w:w="2241"/>
             <w:tcBorders>
               <w:top w:val="nil"/>
               <w:left w:val="nil"/>
@@ -1129,7 +1156,7 @@
         </w:tc>
         <w:tc>
           <w:tcPr>
-            <w:tcW w:type="dxa" w:w="964"/>
+            <w:tcW w:type="dxa" w:w="841"/>
             <w:tcBorders>
               <w:top w:val="nil"/>
               <w:left w:val="nil"/>
@@ -1153,7 +1180,7 @@
         </w:tc>
         <w:tc>
           <w:tcPr>
-            <w:tcW w:type="dxa" w:w="1304"/>
+            <w:tcW w:type="dxa" w:w="1121"/>
             <w:tcBorders>
               <w:top w:val="nil"/>
               <w:left w:val="nil"/>
@@ -1176,7 +1203,30 @@
         </w:tc>
         <w:tc>
           <w:tcPr>
-            <w:tcW w:type="dxa" w:w="3061"/>
+            <w:tcW w:type="dxa" w:w="1569"/>
+            <w:tcBorders>
+              <w:top w:val="nil"/>
+              <w:left w:val="nil"/>
+              <w:bottom w:val="single" w:sz="4" w:color="DDE3EA" w:space="0"/>
+              <w:right w:val="nil"/>
+            </w:tcBorders>
+          </w:tcPr>
+          <w:p>
+            <w:pPr>
+              <w:spacing w:before="0" w:after="0"/>
+            </w:pPr>
+            <w:r>
+              <w:rPr>
+                <w:b w:val="0"/>
+                <w:sz w:val="17"/>
+              </w:rPr>
+              <w:t>no separate rating found</w:t>
+            </w:r>
+          </w:p>
+        </w:tc>
+        <w:tc>
+          <w:tcPr>
+            <w:tcW w:type="dxa" w:w="2353"/>
             <w:tcBorders>
               <w:top w:val="nil"/>
               <w:left w:val="nil"/>

--- a/docs/files/altum/altum_6M2026_en.docx
+++ b/docs/files/altum/altum_6M2026_en.docx
@@ -2,6 +2,14 @@
 <file path=word/document.xml><?xml version="1.0" encoding="utf-8"?>
 <w:document xmlns:wpc="http://schemas.microsoft.com/office/word/2010/wordprocessingCanvas" xmlns:mo="http://schemas.microsoft.com/office/mac/office/2008/main" xmlns:mc="http://schemas.openxmlformats.org/markup-compatibility/2006" xmlns:mv="urn:schemas-microsoft-com:mac:vml" xmlns:o="urn:schemas-microsoft-com:office:office" xmlns:r="http://schemas.openxmlformats.org/officeDocument/2006/relationships" xmlns:m="http://schemas.openxmlformats.org/officeDocument/2006/math" xmlns:v="urn:schemas-microsoft-com:vml" xmlns:wp14="http://schemas.microsoft.com/office/word/2010/wordprocessingDrawing" xmlns:wp="http://schemas.openxmlformats.org/drawingml/2006/wordprocessingDrawing" xmlns:w10="urn:schemas-microsoft-com:office:word" xmlns:w="http://schemas.openxmlformats.org/wordprocessingml/2006/main" xmlns:w14="http://schemas.microsoft.com/office/word/2010/wordml" xmlns:wpg="http://schemas.microsoft.com/office/word/2010/wordprocessingGroup" xmlns:wpi="http://schemas.microsoft.com/office/word/2010/wordprocessingInk" xmlns:wne="http://schemas.microsoft.com/office/word/2006/wordml" xmlns:wps="http://schemas.microsoft.com/office/word/2010/wordprocessingShape" mc:Ignorable="w14 wp14">
   <w:body>
+    <w:p>
+      <w:pPr>
+        <w:pBdr>
+          <w:top w:val="single" w:sz="24" w:color="12355B" w:space="0"/>
+        </w:pBdr>
+        <w:spacing w:before="0" w:after="200" w:line="120" w:lineRule="auto"/>
+      </w:pPr>
+    </w:p>
     <w:tbl>
       <w:tblPr>
         <w:tblW w:w="9639" w:type="dxa"/>
@@ -15,10 +23,10 @@
         </w:tblBorders>
         <w:tblLayout w:type="fixed"/>
         <w:tblCellMar>
-          <w:top w:w="260" w:type="dxa"/>
-          <w:left w:w="280" w:type="dxa"/>
-          <w:bottom w:w="260" w:type="dxa"/>
-          <w:right w:w="280" w:type="dxa"/>
+          <w:top w:w="0" w:type="dxa"/>
+          <w:left w:w="0" w:type="dxa"/>
+          <w:bottom w:w="0" w:type="dxa"/>
+          <w:right w:w="0" w:type="dxa"/>
         </w:tblCellMar>
         <w:tblLook w:firstColumn="1" w:firstRow="1" w:lastColumn="0" w:lastRow="0" w:noHBand="0" w:noVBand="1" w:val="04A0"/>
       </w:tblPr>
@@ -30,7 +38,6 @@
         <w:tc>
           <w:tcPr>
             <w:tcW w:type="dxa" w:w="7030"/>
-            <w:shd w:val="clear" w:color="auto" w:fill="1F4E79"/>
           </w:tcPr>
           <w:p>
             <w:pPr>
@@ -40,8 +47,8 @@
               <w:rPr>
                 <w:b/>
                 <w:caps/>
-                <w:color w:val="AFC6DD"/>
-                <w:sz w:val="17"/>
+                <w:color w:val="2A78D6"/>
+                <w:sz w:val="16"/>
               </w:rPr>
               <w:t>Issuer review · 6M2026</w:t>
             </w:r>
@@ -53,28 +60,40 @@
             <w:r>
               <w:rPr>
                 <w:b/>
-                <w:color w:val="FFFFFF"/>
+                <w:color w:val="12355B"/>
                 <w:sz w:val="52"/>
               </w:rPr>
               <w:t>Altum</w:t>
+            </w:r>
+          </w:p>
+          <w:p>
+            <w:pPr>
+              <w:spacing w:before="40" w:after="0"/>
+            </w:pPr>
+            <w:r>
+              <w:rPr>
+                <w:b w:val="0"/>
+                <w:color w:val="667085"/>
+                <w:sz w:val="18"/>
+              </w:rPr>
+              <w:t>Latvia · State development finance institution (loans, guarantees, funds)</w:t>
             </w:r>
           </w:p>
         </w:tc>
         <w:tc>
           <w:tcPr>
             <w:tcW w:type="dxa" w:w="2608"/>
-            <w:shd w:val="clear" w:color="auto" w:fill="1F4E79"/>
           </w:tcPr>
           <w:p>
             <w:pPr>
-              <w:spacing w:before="280" w:after="0"/>
+              <w:spacing w:before="440" w:after="0"/>
               <w:jc w:val="right"/>
             </w:pPr>
             <w:r>
               <w:rPr>
                 <w:b/>
                 <w:color w:val="1B7F3B"/>
-                <w:sz w:val="19"/>
+                <w:sz w:val="18"/>
                 <w:shd w:val="clear" w:color="auto" w:fill="E3F3E8"/>
               </w:rPr>
               <w:t xml:space="preserve">  ●  OK  </w:t>
@@ -86,9 +105,9 @@
     <w:p>
       <w:pPr>
         <w:pBdr>
-          <w:top w:val="single" w:sz="12" w:color="2A78D6" w:space="0"/>
+          <w:top w:val="single" w:sz="4" w:color="D5DCE4" w:space="0"/>
         </w:pBdr>
-        <w:spacing w:before="0" w:after="200" w:line="120" w:lineRule="auto"/>
+        <w:spacing w:before="120" w:after="200" w:line="120" w:lineRule="auto"/>
       </w:pPr>
     </w:p>
     <w:tbl>
@@ -104,39 +123,88 @@
         </w:tblBorders>
         <w:tblLayout w:type="fixed"/>
         <w:tblCellMar>
-          <w:top w:w="0" w:type="dxa"/>
-          <w:left w:w="0" w:type="dxa"/>
-          <w:bottom w:w="120" w:type="dxa"/>
-          <w:right w:w="160" w:type="dxa"/>
+          <w:top w:w="160" w:type="dxa"/>
+          <w:left w:w="220" w:type="dxa"/>
+          <w:bottom w:w="160" w:type="dxa"/>
+          <w:right w:w="220" w:type="dxa"/>
         </w:tblCellMar>
         <w:tblLook w:firstColumn="1" w:firstRow="1" w:lastColumn="0" w:lastRow="0" w:noHBand="0" w:noVBand="1" w:val="04A0"/>
       </w:tblPr>
       <w:tblGrid>
-        <w:gridCol w:w="3213"/>
-        <w:gridCol w:w="3213"/>
-        <w:gridCol w:w="3213"/>
+        <w:gridCol w:w="4819"/>
+        <w:gridCol w:w="4819"/>
       </w:tblGrid>
       <w:tr>
         <w:tc>
           <w:tcPr>
-            <w:tcW w:type="dxa" w:w="3213"/>
+            <w:tcW w:type="dxa" w:w="4819"/>
             <w:tcBorders>
-              <w:top w:val="nil"/>
+              <w:top w:val="single" w:sz="12" w:color="12355B" w:space="0"/>
               <w:left w:val="nil"/>
-              <w:bottom w:val="single" w:sz="4" w:color="C9D3DE" w:space="0"/>
+              <w:bottom w:val="nil"/>
               <w:right w:val="nil"/>
             </w:tcBorders>
+            <w:shd w:val="clear" w:color="auto" w:fill="F4F6F9"/>
           </w:tcPr>
           <w:p>
             <w:pPr>
-              <w:spacing w:before="0" w:after="20"/>
+              <w:spacing w:before="0" w:after="40"/>
+            </w:pPr>
+            <w:r>
+              <w:rPr>
+                <w:b/>
+                <w:color w:val="12355B"/>
+                <w:sz w:val="18"/>
+              </w:rPr>
+              <w:t>Key facts</w:t>
+            </w:r>
+          </w:p>
+          <w:p>
+            <w:pPr>
+              <w:spacing w:before="80" w:after="0"/>
             </w:pPr>
             <w:r>
               <w:rPr>
                 <w:b/>
                 <w:caps/>
-                <w:color w:val="5F6B7A"/>
-                <w:sz w:val="15"/>
+                <w:color w:val="667085"/>
+                <w:sz w:val="14"/>
+              </w:rPr>
+              <w:t>Issuer rating</w:t>
+            </w:r>
+          </w:p>
+          <w:p>
+            <w:pPr>
+              <w:spacing w:before="0" w:after="0"/>
+            </w:pPr>
+            <w:r>
+              <w:rPr>
+                <w:b w:val="0"/>
+                <w:sz w:val="18"/>
+              </w:rPr>
+              <w:t>Moody's Baa1 long-term issuer rating, P-2 short-term, outlook stable (affirmed 2025-01-28)</w:t>
+            </w:r>
+            <w:hyperlink r:id="rId12">
+              <w:r>
+                <w:rPr>
+                  <w:color w:val="2A78D6"/>
+                  <w:vertAlign w:val="superscript"/>
+                  <w:sz w:val="15"/>
+                </w:rPr>
+                <w:t xml:space="preserve">1</w:t>
+              </w:r>
+            </w:hyperlink>
+          </w:p>
+          <w:p>
+            <w:pPr>
+              <w:spacing w:before="80" w:after="0"/>
+            </w:pPr>
+            <w:r>
+              <w:rPr>
+                <w:b/>
+                <w:caps/>
+                <w:color w:val="667085"/>
+                <w:sz w:val="14"/>
               </w:rPr>
               <w:t>Analysis date</w:t>
             </w:r>
@@ -148,79 +216,21 @@
             <w:r>
               <w:rPr>
                 <w:b w:val="0"/>
-                <w:sz w:val="19"/>
+                <w:sz w:val="18"/>
               </w:rPr>
               <w:t>2026-10-22</w:t>
             </w:r>
           </w:p>
-        </w:tc>
-        <w:tc>
-          <w:tcPr>
-            <w:tcW w:type="dxa" w:w="3213"/>
-            <w:tcBorders>
-              <w:top w:val="nil"/>
-              <w:left w:val="nil"/>
-              <w:bottom w:val="single" w:sz="4" w:color="C9D3DE" w:space="0"/>
-              <w:right w:val="nil"/>
-            </w:tcBorders>
-          </w:tcPr>
           <w:p>
             <w:pPr>
-              <w:spacing w:before="0" w:after="20"/>
+              <w:spacing w:before="80" w:after="0"/>
             </w:pPr>
             <w:r>
               <w:rPr>
                 <w:b/>
                 <w:caps/>
-                <w:color w:val="5F6B7A"/>
-                <w:sz w:val="15"/>
-              </w:rPr>
-              <w:t>Issuer rating</w:t>
-            </w:r>
-          </w:p>
-          <w:p>
-            <w:pPr>
-              <w:spacing w:before="0" w:after="0"/>
-            </w:pPr>
-            <w:r>
-              <w:rPr>
-                <w:b w:val="0"/>
-                <w:sz w:val="19"/>
-              </w:rPr>
-              <w:t>Moody's Baa1 long-term issuer rating, P-2 short-term, outlook stable (affirmed 2025-01-28)</w:t>
-            </w:r>
-            <w:hyperlink r:id="rId12">
-              <w:r>
-                <w:rPr>
-                  <w:color w:val="2A78D6"/>
-                  <w:vertAlign w:val="superscript"/>
-                  <w:sz w:val="16"/>
-                </w:rPr>
-                <w:t xml:space="preserve">1</w:t>
-              </w:r>
-            </w:hyperlink>
-          </w:p>
-        </w:tc>
-        <w:tc>
-          <w:tcPr>
-            <w:tcW w:type="dxa" w:w="3213"/>
-            <w:tcBorders>
-              <w:top w:val="nil"/>
-              <w:left w:val="nil"/>
-              <w:bottom w:val="single" w:sz="4" w:color="C9D3DE" w:space="0"/>
-              <w:right w:val="nil"/>
-            </w:tcBorders>
-          </w:tcPr>
-          <w:p>
-            <w:pPr>
-              <w:spacing w:before="0" w:after="20"/>
-            </w:pPr>
-            <w:r>
-              <w:rPr>
-                <w:b/>
-                <w:caps/>
-                <w:color w:val="5F6B7A"/>
-                <w:sz w:val="15"/>
+                <w:color w:val="667085"/>
+                <w:sz w:val="14"/>
               </w:rPr>
               <w:t>Next report</w:t>
             </w:r>
@@ -232,7 +242,7 @@
             <w:r>
               <w:rPr>
                 <w:b w:val="0"/>
-                <w:sz w:val="19"/>
+                <w:sz w:val="18"/>
               </w:rPr>
               <w:t>9M 2026 interim report - 2026-11-26 to 2026-11-30</w:t>
             </w:r>
@@ -241,18 +251,108 @@
                 <w:rPr>
                   <w:color w:val="2A78D6"/>
                   <w:vertAlign w:val="superscript"/>
-                  <w:sz w:val="16"/>
+                  <w:sz w:val="15"/>
                 </w:rPr>
                 <w:t xml:space="preserve">2</w:t>
               </w:r>
             </w:hyperlink>
+          </w:p>
+          <w:p>
+            <w:pPr>
+              <w:spacing w:before="80" w:after="0"/>
+            </w:pPr>
+            <w:r>
+              <w:rPr>
+                <w:b/>
+                <w:caps/>
+                <w:color w:val="667085"/>
+                <w:sz w:val="14"/>
+              </w:rPr>
+              <w:t>Country</w:t>
+            </w:r>
+          </w:p>
+          <w:p>
+            <w:pPr>
+              <w:spacing w:before="0" w:after="0"/>
+            </w:pPr>
+            <w:r>
+              <w:rPr>
+                <w:b w:val="0"/>
+                <w:sz w:val="18"/>
+              </w:rPr>
+              <w:t>Latvia</w:t>
+            </w:r>
+          </w:p>
+        </w:tc>
+        <w:tc>
+          <w:tcPr>
+            <w:tcW w:type="dxa" w:w="4819"/>
+            <w:tcBorders>
+              <w:top w:val="single" w:sz="12" w:color="12355B" w:space="0"/>
+              <w:left w:val="nil"/>
+              <w:bottom w:val="nil"/>
+              <w:right w:val="nil"/>
+            </w:tcBorders>
+            <w:shd w:val="clear" w:color="auto" w:fill="F4F6F9"/>
+          </w:tcPr>
+          <w:p>
+            <w:pPr>
+              <w:spacing w:before="0" w:after="40"/>
+            </w:pPr>
+            <w:r>
+              <w:rPr>
+                <w:b/>
+                <w:color w:val="12355B"/>
+                <w:sz w:val="18"/>
+              </w:rPr>
+              <w:t>Securities held</w:t>
+            </w:r>
+          </w:p>
+          <w:p>
+            <w:pPr>
+              <w:spacing w:before="80" w:after="0"/>
+            </w:pPr>
+            <w:r>
+              <w:rPr>
+                <w:b/>
+                <w:color w:val="1B2430"/>
+                <w:sz w:val="17"/>
+              </w:rPr>
+              <w:t>Altum 3,576% 5Y bond</w:t>
+            </w:r>
+          </w:p>
+          <w:p>
+            <w:pPr>
+              <w:spacing w:before="0" w:after="0"/>
+            </w:pPr>
+            <w:r>
+              <w:rPr>
+                <w:b w:val="0"/>
+                <w:color w:val="667085"/>
+                <w:sz w:val="15"/>
+              </w:rPr>
+              <w:t>LV0000104669  ·  3.576% · 2030-05-30</w:t>
+            </w:r>
+          </w:p>
+          <w:p>
+            <w:pPr>
+              <w:spacing w:before="0" w:after="0"/>
+            </w:pPr>
+            <w:r>
+              <w:rPr>
+                <w:b w:val="0"/>
+                <w:color w:val="12355B"/>
+                <w:sz w:val="15"/>
+              </w:rPr>
+              <w:t>no separate rating found</w:t>
+            </w:r>
           </w:p>
         </w:tc>
       </w:tr>
     </w:tbl>
     <w:p>
       <w:pPr>
-        <w:spacing w:before="0" w:after="80"/>
+        <w:spacing w:before="0" w:after="120"/>
       </w:pPr>
     </w:p>
     <w:tbl>
@@ -297,7 +397,7 @@
             <w:r>
               <w:rPr>
                 <w:b/>
-                <w:color w:val="1A1A1A"/>
+                <w:color w:val="1B2430"/>
                 <w:sz w:val="21"/>
               </w:rPr>
               <w:t>Position OK.</w:t>
@@ -305,7 +405,7 @@
             <w:r>
               <w:rPr>
                 <w:b w:val="0"/>
-                <w:color w:val="1A1A1A"/>
+                <w:color w:val="1B2430"/>
                 <w:sz w:val="21"/>
               </w:rPr>
               <w:t xml:space="preserve"> Altum is Latvia's 100% state-owned development finance institution, rated Baa1 by Moody's</w:t>
@@ -323,7 +423,7 @@
             <w:r>
               <w:rPr>
                 <w:b w:val="0"/>
-                <w:color w:val="1A1A1A"/>
+                <w:color w:val="1B2430"/>
                 <w:sz w:val="21"/>
               </w:rPr>
               <w:t>. 1H profit EUR 10.1m (+15%), equity ratio about 25% (calculated by the tool), 180-day liquidity ratio 227%</w:t>
@@ -341,7 +441,7 @@
             <w:r>
               <w:rPr>
                 <w:b w:val="0"/>
-                <w:color w:val="1A1A1A"/>
+                <w:color w:val="1B2430"/>
                 <w:sz w:val="21"/>
               </w:rPr>
               <w:t>.</w:t>
@@ -390,9 +490,9 @@
             <w:tcW w:type="dxa" w:w="2261"/>
             <w:tcBorders>
               <w:top w:val="single" w:sz="18" w:color="2A78D6" w:space="0"/>
-              <w:left w:val="single" w:sz="4" w:color="C9D3DE" w:space="0"/>
-              <w:bottom w:val="single" w:sz="4" w:color="C9D3DE" w:space="0"/>
-              <w:right w:val="single" w:sz="4" w:color="C9D3DE" w:space="0"/>
+              <w:left w:val="single" w:sz="4" w:color="D5DCE4" w:space="0"/>
+              <w:bottom w:val="single" w:sz="4" w:color="D5DCE4" w:space="0"/>
+              <w:right w:val="single" w:sz="4" w:color="D5DCE4" w:space="0"/>
             </w:tcBorders>
           </w:tcPr>
           <w:p>
@@ -403,7 +503,7 @@
               <w:rPr>
                 <w:b/>
                 <w:caps/>
-                <w:color w:val="5F6B7A"/>
+                <w:color w:val="667085"/>
                 <w:sz w:val="14"/>
               </w:rPr>
               <w:t>Net profit</w:t>
@@ -411,7 +511,7 @@
             <w:r>
               <w:rPr>
                 <w:b w:val="0"/>
-                <w:color w:val="5F6B7A"/>
+                <w:color w:val="667085"/>
                 <w:sz w:val="14"/>
               </w:rPr>
               <w:t xml:space="preserve">  ·  6M2026</w:t>
@@ -424,7 +524,7 @@
             <w:r>
               <w:rPr>
                 <w:b/>
-                <w:color w:val="1F4E79"/>
+                <w:color w:val="12355B"/>
                 <w:sz w:val="34"/>
               </w:rPr>
               <w:t>10.13</w:t>
@@ -432,7 +532,7 @@
             <w:r>
               <w:rPr>
                 <w:b w:val="0"/>
-                <w:color w:val="5F6B7A"/>
+                <w:color w:val="667085"/>
                 <w:sz w:val="18"/>
               </w:rPr>
               <w:t xml:space="preserve"> EUR m</w:t>
@@ -445,7 +545,7 @@
             <w:r>
               <w:rPr>
                 <w:b w:val="0"/>
-                <w:color w:val="5F6B7A"/>
+                <w:color w:val="667085"/>
                 <w:sz w:val="15"/>
               </w:rPr>
               <w:t>▲ 15.0 % vs 6M2025</w:t>
@@ -463,9 +563,9 @@
             <w:tcW w:type="dxa" w:w="2261"/>
             <w:tcBorders>
               <w:top w:val="single" w:sz="18" w:color="2A78D6" w:space="0"/>
-              <w:left w:val="single" w:sz="4" w:color="C9D3DE" w:space="0"/>
-              <w:bottom w:val="single" w:sz="4" w:color="C9D3DE" w:space="0"/>
-              <w:right w:val="single" w:sz="4" w:color="C9D3DE" w:space="0"/>
+              <w:left w:val="single" w:sz="4" w:color="D5DCE4" w:space="0"/>
+              <w:bottom w:val="single" w:sz="4" w:color="D5DCE4" w:space="0"/>
+              <w:right w:val="single" w:sz="4" w:color="D5DCE4" w:space="0"/>
             </w:tcBorders>
           </w:tcPr>
           <w:p>
@@ -476,7 +576,7 @@
               <w:rPr>
                 <w:b/>
                 <w:caps/>
-                <w:color w:val="5F6B7A"/>
+                <w:color w:val="667085"/>
                 <w:sz w:val="14"/>
               </w:rPr>
               <w:t>ROE</w:t>
@@ -484,7 +584,7 @@
             <w:r>
               <w:rPr>
                 <w:b w:val="0"/>
-                <w:color w:val="5F6B7A"/>
+                <w:color w:val="667085"/>
                 <w:sz w:val="14"/>
               </w:rPr>
               <w:t xml:space="preserve">  ·  6M2026</w:t>
@@ -497,7 +597,7 @@
             <w:r>
               <w:rPr>
                 <w:b/>
-                <w:color w:val="1F4E79"/>
+                <w:color w:val="12355B"/>
                 <w:sz w:val="34"/>
               </w:rPr>
               <w:t>4.6</w:t>
@@ -505,7 +605,7 @@
             <w:r>
               <w:rPr>
                 <w:b w:val="0"/>
-                <w:color w:val="5F6B7A"/>
+                <w:color w:val="667085"/>
                 <w:sz w:val="18"/>
               </w:rPr>
               <w:t xml:space="preserve"> %</w:t>
@@ -518,7 +618,7 @@
             <w:r>
               <w:rPr>
                 <w:b w:val="0"/>
-                <w:color w:val="5F6B7A"/>
+                <w:color w:val="667085"/>
                 <w:sz w:val="15"/>
               </w:rPr>
               <w:t>▲ 0.4 p. p. vs 6M2025</w:t>
@@ -536,9 +636,9 @@
             <w:tcW w:type="dxa" w:w="2261"/>
             <w:tcBorders>
               <w:top w:val="single" w:sz="18" w:color="2A78D6" w:space="0"/>
-              <w:left w:val="single" w:sz="4" w:color="C9D3DE" w:space="0"/>
-              <w:bottom w:val="single" w:sz="4" w:color="C9D3DE" w:space="0"/>
-              <w:right w:val="single" w:sz="4" w:color="C9D3DE" w:space="0"/>
+              <w:left w:val="single" w:sz="4" w:color="D5DCE4" w:space="0"/>
+              <w:bottom w:val="single" w:sz="4" w:color="D5DCE4" w:space="0"/>
+              <w:right w:val="single" w:sz="4" w:color="D5DCE4" w:space="0"/>
             </w:tcBorders>
           </w:tcPr>
           <w:p>
@@ -549,7 +649,7 @@
               <w:rPr>
                 <w:b/>
                 <w:caps/>
-                <w:color w:val="5F6B7A"/>
+                <w:color w:val="667085"/>
                 <w:sz w:val="14"/>
               </w:rPr>
               <w:t>Equity</w:t>
@@ -557,7 +657,7 @@
             <w:r>
               <w:rPr>
                 <w:b w:val="0"/>
-                <w:color w:val="5F6B7A"/>
+                <w:color w:val="667085"/>
                 <w:sz w:val="14"/>
               </w:rPr>
               <w:t xml:space="preserve">  ·  6M2026</w:t>
@@ -570,7 +670,7 @@
             <w:r>
               <w:rPr>
                 <w:b/>
-                <w:color w:val="1F4E79"/>
+                <w:color w:val="12355B"/>
                 <w:sz w:val="34"/>
               </w:rPr>
               <w:t>455.8</w:t>
@@ -578,7 +678,7 @@
             <w:r>
               <w:rPr>
                 <w:b w:val="0"/>
-                <w:color w:val="5F6B7A"/>
+                <w:color w:val="667085"/>
                 <w:sz w:val="18"/>
               </w:rPr>
               <w:t xml:space="preserve"> EUR m</w:t>
@@ -591,7 +691,7 @@
             <w:r>
               <w:rPr>
                 <w:b w:val="0"/>
-                <w:color w:val="5F6B7A"/>
+                <w:color w:val="667085"/>
                 <w:sz w:val="15"/>
               </w:rPr>
               <w:t>▲ 7.7 % vs 6M2025</w:t>
@@ -609,9 +709,9 @@
             <w:tcW w:type="dxa" w:w="2261"/>
             <w:tcBorders>
               <w:top w:val="single" w:sz="18" w:color="2A78D6" w:space="0"/>
-              <w:left w:val="single" w:sz="4" w:color="C9D3DE" w:space="0"/>
-              <w:bottom w:val="single" w:sz="4" w:color="C9D3DE" w:space="0"/>
-              <w:right w:val="single" w:sz="4" w:color="C9D3DE" w:space="0"/>
+              <w:left w:val="single" w:sz="4" w:color="D5DCE4" w:space="0"/>
+              <w:bottom w:val="single" w:sz="4" w:color="D5DCE4" w:space="0"/>
+              <w:right w:val="single" w:sz="4" w:color="D5DCE4" w:space="0"/>
             </w:tcBorders>
           </w:tcPr>
           <w:p>
@@ -622,7 +722,7 @@
               <w:rPr>
                 <w:b/>
                 <w:caps/>
-                <w:color w:val="5F6B7A"/>
+                <w:color w:val="667085"/>
                 <w:sz w:val="14"/>
               </w:rPr>
               <w:t>Equity ratio</w:t>
@@ -630,7 +730,7 @@
             <w:r>
               <w:rPr>
                 <w:b w:val="0"/>
-                <w:color w:val="5F6B7A"/>
+                <w:color w:val="667085"/>
                 <w:sz w:val="14"/>
               </w:rPr>
               <w:t xml:space="preserve">  ·  6M2026</w:t>
@@ -643,7 +743,7 @@
             <w:r>
               <w:rPr>
                 <w:b/>
-                <w:color w:val="1F4E79"/>
+                <w:color w:val="12355B"/>
                 <w:sz w:val="34"/>
               </w:rPr>
               <w:t>25.4</w:t>
@@ -651,7 +751,7 @@
             <w:r>
               <w:rPr>
                 <w:b w:val="0"/>
-                <w:color w:val="5F6B7A"/>
+                <w:color w:val="667085"/>
                 <w:sz w:val="18"/>
               </w:rPr>
               <w:t xml:space="preserve"> %</w:t>
@@ -664,7 +764,7 @@
             <w:r>
               <w:rPr>
                 <w:b w:val="0"/>
-                <w:color w:val="5F6B7A"/>
+                <w:color w:val="667085"/>
                 <w:sz w:val="15"/>
               </w:rPr>
               <w:t>▲ 0.5 p. p. vs 6M2025</w:t>
@@ -681,28 +781,13 @@
     <w:p>
       <w:pPr>
         <w:keepNext/>
-        <w:pBdr>
-          <w:bottom w:val="single" w:sz="8" w:color="1F4E79" w:space="4"/>
-        </w:pBdr>
-        <w:tabs>
-          <w:tab w:pos="482" w:val="left"/>
-        </w:tabs>
-        <w:spacing w:before="360" w:after="160"/>
+        <w:spacing w:before="200" w:after="100"/>
       </w:pPr>
       <w:r>
         <w:rPr>
           <w:b/>
-          <w:color w:val="2A78D6"/>
-          <w:sz w:val="18"/>
-        </w:rPr>
-        <w:t>01</w:t>
-        <w:tab/>
-      </w:r>
-      <w:r>
-        <w:rPr>
-          <w:b/>
-          <w:color w:val="1F4E79"/>
-          <w:sz w:val="28"/>
+          <w:color w:val="12355B"/>
+          <w:sz w:val="26"/>
         </w:rPr>
         <w:t>Quick summary</w:t>
       </w:r>
@@ -895,7 +980,7 @@
       <w:pPr>
         <w:keepNext/>
         <w:pBdr>
-          <w:bottom w:val="single" w:sz="8" w:color="1F4E79" w:space="4"/>
+          <w:bottom w:val="single" w:sz="8" w:color="12355B" w:space="4"/>
         </w:pBdr>
         <w:tabs>
           <w:tab w:pos="482" w:val="left"/>
@@ -908,13 +993,13 @@
           <w:color w:val="2A78D6"/>
           <w:sz w:val="18"/>
         </w:rPr>
-        <w:t>02</w:t>
+        <w:t>01</w:t>
         <w:tab/>
       </w:r>
       <w:r>
         <w:rPr>
           <w:b/>
-          <w:color w:val="1F4E79"/>
+          <w:color w:val="12355B"/>
           <w:sz w:val="28"/>
         </w:rPr>
         <w:t>Instruments held and ISINs</w:t>
@@ -941,24 +1026,23 @@
         <w:tblLook w:firstColumn="1" w:firstRow="1" w:lastColumn="0" w:lastRow="0" w:noHBand="0" w:noVBand="1" w:val="04A0"/>
       </w:tblPr>
       <w:tblGrid>
-        <w:gridCol w:w="1513"/>
+        <w:gridCol w:w="1457"/>
         <w:gridCol w:w="2241"/>
-        <w:gridCol w:w="840"/>
+        <w:gridCol w:w="1064"/>
         <w:gridCol w:w="1120"/>
         <w:gridCol w:w="1569"/>
-        <w:gridCol w:w="2353"/>
+        <w:gridCol w:w="2185"/>
       </w:tblGrid>
       <w:tr>
         <w:tc>
           <w:tcPr>
-            <w:tcW w:type="dxa" w:w="1513"/>
+            <w:tcW w:type="dxa" w:w="1457"/>
             <w:tcBorders>
-              <w:top w:val="single" w:sz="12" w:color="1F4E79" w:space="0"/>
+              <w:top w:val="nil"/>
               <w:left w:val="nil"/>
-              <w:bottom w:val="single" w:sz="4" w:color="C9D3DE" w:space="0"/>
+              <w:bottom w:val="single" w:sz="8" w:color="12355B" w:space="0"/>
               <w:right w:val="nil"/>
             </w:tcBorders>
-            <w:shd w:val="clear" w:color="auto" w:fill="EAF1F8"/>
           </w:tcPr>
           <w:p>
             <w:pPr>
@@ -968,8 +1052,8 @@
               <w:rPr>
                 <w:b/>
                 <w:caps/>
-                <w:color w:val="1F4E79"/>
-                <w:sz w:val="16"/>
+                <w:color w:val="667085"/>
+                <w:sz w:val="14"/>
               </w:rPr>
               <w:t>ISIN</w:t>
             </w:r>
@@ -979,12 +1063,11 @@
           <w:tcPr>
             <w:tcW w:type="dxa" w:w="2241"/>
             <w:tcBorders>
-              <w:top w:val="single" w:sz="12" w:color="1F4E79" w:space="0"/>
+              <w:top w:val="nil"/>
               <w:left w:val="nil"/>
-              <w:bottom w:val="single" w:sz="4" w:color="C9D3DE" w:space="0"/>
+              <w:bottom w:val="single" w:sz="8" w:color="12355B" w:space="0"/>
               <w:right w:val="nil"/>
             </w:tcBorders>
-            <w:shd w:val="clear" w:color="auto" w:fill="EAF1F8"/>
           </w:tcPr>
           <w:p>
             <w:pPr>
@@ -994,8 +1077,8 @@
               <w:rPr>
                 <w:b/>
                 <w:caps/>
-                <w:color w:val="1F4E79"/>
-                <w:sz w:val="16"/>
+                <w:color w:val="667085"/>
+                <w:sz w:val="14"/>
               </w:rPr>
               <w:t>Instrument</w:t>
             </w:r>
@@ -1003,14 +1086,13 @@
         </w:tc>
         <w:tc>
           <w:tcPr>
-            <w:tcW w:type="dxa" w:w="841"/>
+            <w:tcW w:type="dxa" w:w="1065"/>
             <w:tcBorders>
-              <w:top w:val="single" w:sz="12" w:color="1F4E79" w:space="0"/>
+              <w:top w:val="nil"/>
               <w:left w:val="nil"/>
-              <w:bottom w:val="single" w:sz="4" w:color="C9D3DE" w:space="0"/>
+              <w:bottom w:val="single" w:sz="8" w:color="12355B" w:space="0"/>
               <w:right w:val="nil"/>
             </w:tcBorders>
-            <w:shd w:val="clear" w:color="auto" w:fill="EAF1F8"/>
           </w:tcPr>
           <w:p>
             <w:pPr>
@@ -1021,8 +1103,8 @@
               <w:rPr>
                 <w:b/>
                 <w:caps/>
-                <w:color w:val="1F4E79"/>
-                <w:sz w:val="16"/>
+                <w:color w:val="667085"/>
+                <w:sz w:val="14"/>
               </w:rPr>
               <w:t>Coupon</w:t>
             </w:r>
@@ -1032,12 +1114,11 @@
           <w:tcPr>
             <w:tcW w:type="dxa" w:w="1121"/>
             <w:tcBorders>
-              <w:top w:val="single" w:sz="12" w:color="1F4E79" w:space="0"/>
+              <w:top w:val="nil"/>
               <w:left w:val="nil"/>
-              <w:bottom w:val="single" w:sz="4" w:color="C9D3DE" w:space="0"/>
+              <w:bottom w:val="single" w:sz="8" w:color="12355B" w:space="0"/>
               <w:right w:val="nil"/>
             </w:tcBorders>
-            <w:shd w:val="clear" w:color="auto" w:fill="EAF1F8"/>
           </w:tcPr>
           <w:p>
             <w:pPr>
@@ -1047,8 +1128,8 @@
               <w:rPr>
                 <w:b/>
                 <w:caps/>
-                <w:color w:val="1F4E79"/>
-                <w:sz w:val="16"/>
+                <w:color w:val="667085"/>
+                <w:sz w:val="14"/>
               </w:rPr>
               <w:t>Maturity</w:t>
             </w:r>
@@ -1058,12 +1139,11 @@
           <w:tcPr>
             <w:tcW w:type="dxa" w:w="1569"/>
             <w:tcBorders>
-              <w:top w:val="single" w:sz="12" w:color="1F4E79" w:space="0"/>
+              <w:top w:val="nil"/>
               <w:left w:val="nil"/>
-              <w:bottom w:val="single" w:sz="4" w:color="C9D3DE" w:space="0"/>
+              <w:bottom w:val="single" w:sz="8" w:color="12355B" w:space="0"/>
               <w:right w:val="nil"/>
             </w:tcBorders>
-            <w:shd w:val="clear" w:color="auto" w:fill="EAF1F8"/>
           </w:tcPr>
           <w:p>
             <w:pPr>
@@ -1073,8 +1153,8 @@
               <w:rPr>
                 <w:b/>
                 <w:caps/>
-                <w:color w:val="1F4E79"/>
-                <w:sz w:val="16"/>
+                <w:color w:val="667085"/>
+                <w:sz w:val="14"/>
               </w:rPr>
               <w:t>Issue rating</w:t>
             </w:r>
@@ -1082,14 +1162,13 @@
         </w:tc>
         <w:tc>
           <w:tcPr>
-            <w:tcW w:type="dxa" w:w="2353"/>
+            <w:tcW w:type="dxa" w:w="2185"/>
             <w:tcBorders>
-              <w:top w:val="single" w:sz="12" w:color="1F4E79" w:space="0"/>
+              <w:top w:val="nil"/>
               <w:left w:val="nil"/>
-              <w:bottom w:val="single" w:sz="4" w:color="C9D3DE" w:space="0"/>
+              <w:bottom w:val="single" w:sz="8" w:color="12355B" w:space="0"/>
               <w:right w:val="nil"/>
             </w:tcBorders>
-            <w:shd w:val="clear" w:color="auto" w:fill="EAF1F8"/>
           </w:tcPr>
           <w:p>
             <w:pPr>
@@ -1099,8 +1178,8 @@
               <w:rPr>
                 <w:b/>
                 <w:caps/>
-                <w:color w:val="1F4E79"/>
-                <w:sz w:val="16"/>
+                <w:color w:val="667085"/>
+                <w:sz w:val="14"/>
               </w:rPr>
               <w:t>Note</w:t>
             </w:r>
@@ -1110,11 +1189,11 @@
       <w:tr>
         <w:tc>
           <w:tcPr>
-            <w:tcW w:type="dxa" w:w="1513"/>
+            <w:tcW w:type="dxa" w:w="1457"/>
             <w:tcBorders>
               <w:top w:val="nil"/>
               <w:left w:val="nil"/>
-              <w:bottom w:val="single" w:sz="4" w:color="DDE3EA" w:space="0"/>
+              <w:bottom w:val="single" w:sz="4" w:color="E6EAF0" w:space="0"/>
               <w:right w:val="nil"/>
             </w:tcBorders>
           </w:tcPr>
@@ -1137,7 +1216,7 @@
             <w:tcBorders>
               <w:top w:val="nil"/>
               <w:left w:val="nil"/>
-              <w:bottom w:val="single" w:sz="4" w:color="DDE3EA" w:space="0"/>
+              <w:bottom w:val="single" w:sz="4" w:color="E6EAF0" w:space="0"/>
               <w:right w:val="nil"/>
             </w:tcBorders>
           </w:tcPr>
@@ -1156,11 +1235,11 @@
         </w:tc>
         <w:tc>
           <w:tcPr>
-            <w:tcW w:type="dxa" w:w="841"/>
+            <w:tcW w:type="dxa" w:w="1065"/>
             <w:tcBorders>
               <w:top w:val="nil"/>
               <w:left w:val="nil"/>
-              <w:bottom w:val="single" w:sz="4" w:color="DDE3EA" w:space="0"/>
+              <w:bottom w:val="single" w:sz="4" w:color="E6EAF0" w:space="0"/>
               <w:right w:val="nil"/>
             </w:tcBorders>
           </w:tcPr>
@@ -1184,7 +1263,7 @@
             <w:tcBorders>
               <w:top w:val="nil"/>
               <w:left w:val="nil"/>
-              <w:bottom w:val="single" w:sz="4" w:color="DDE3EA" w:space="0"/>
+              <w:bottom w:val="single" w:sz="4" w:color="E6EAF0" w:space="0"/>
               <w:right w:val="nil"/>
             </w:tcBorders>
           </w:tcPr>
@@ -1207,7 +1286,7 @@
             <w:tcBorders>
               <w:top w:val="nil"/>
               <w:left w:val="nil"/>
-              <w:bottom w:val="single" w:sz="4" w:color="DDE3EA" w:space="0"/>
+              <w:bottom w:val="single" w:sz="4" w:color="E6EAF0" w:space="0"/>
               <w:right w:val="nil"/>
             </w:tcBorders>
           </w:tcPr>
@@ -1226,11 +1305,11 @@
         </w:tc>
         <w:tc>
           <w:tcPr>
-            <w:tcW w:type="dxa" w:w="2353"/>
+            <w:tcW w:type="dxa" w:w="2185"/>
             <w:tcBorders>
               <w:top w:val="nil"/>
               <w:left w:val="nil"/>
-              <w:bottom w:val="single" w:sz="4" w:color="DDE3EA" w:space="0"/>
+              <w:bottom w:val="single" w:sz="4" w:color="E6EAF0" w:space="0"/>
               <w:right w:val="nil"/>
             </w:tcBorders>
           </w:tcPr>
@@ -1258,7 +1337,7 @@
       <w:pPr>
         <w:keepNext/>
         <w:pBdr>
-          <w:bottom w:val="single" w:sz="8" w:color="1F4E79" w:space="4"/>
+          <w:bottom w:val="single" w:sz="8" w:color="12355B" w:space="4"/>
         </w:pBdr>
         <w:tabs>
           <w:tab w:pos="482" w:val="left"/>
@@ -1271,13 +1350,13 @@
           <w:color w:val="2A78D6"/>
           <w:sz w:val="18"/>
         </w:rPr>
-        <w:t>03</w:t>
+        <w:t>02</w:t>
         <w:tab/>
       </w:r>
       <w:r>
         <w:rPr>
           <w:b/>
-          <w:color w:val="1F4E79"/>
+          <w:color w:val="12355B"/>
           <w:sz w:val="28"/>
         </w:rPr>
         <w:t>Key ratios</w:t>
@@ -1315,12 +1394,11 @@
           <w:tcPr>
             <w:tcW w:type="dxa" w:w="3254"/>
             <w:tcBorders>
-              <w:top w:val="single" w:sz="12" w:color="1F4E79" w:space="0"/>
+              <w:top w:val="nil"/>
               <w:left w:val="nil"/>
-              <w:bottom w:val="single" w:sz="4" w:color="C9D3DE" w:space="0"/>
+              <w:bottom w:val="single" w:sz="8" w:color="12355B" w:space="0"/>
               <w:right w:val="nil"/>
             </w:tcBorders>
-            <w:shd w:val="clear" w:color="auto" w:fill="EAF1F8"/>
           </w:tcPr>
           <w:p>
             <w:pPr>
@@ -1330,8 +1408,8 @@
               <w:rPr>
                 <w:b/>
                 <w:caps/>
-                <w:color w:val="1F4E79"/>
-                <w:sz w:val="16"/>
+                <w:color w:val="667085"/>
+                <w:sz w:val="14"/>
               </w:rPr>
               <w:t>Metric</w:t>
             </w:r>
@@ -1341,12 +1419,11 @@
           <w:tcPr>
             <w:tcW w:type="dxa" w:w="1314"/>
             <w:tcBorders>
-              <w:top w:val="single" w:sz="12" w:color="1F4E79" w:space="0"/>
+              <w:top w:val="nil"/>
               <w:left w:val="nil"/>
-              <w:bottom w:val="single" w:sz="4" w:color="C9D3DE" w:space="0"/>
+              <w:bottom w:val="single" w:sz="8" w:color="12355B" w:space="0"/>
               <w:right w:val="nil"/>
             </w:tcBorders>
-            <w:shd w:val="clear" w:color="auto" w:fill="EAF1F8"/>
           </w:tcPr>
           <w:p>
             <w:pPr>
@@ -1357,8 +1434,8 @@
               <w:rPr>
                 <w:b/>
                 <w:caps/>
-                <w:color w:val="1F4E79"/>
-                <w:sz w:val="16"/>
+                <w:color w:val="667085"/>
+                <w:sz w:val="14"/>
               </w:rPr>
               <w:t>FY2025</w:t>
             </w:r>
@@ -1368,12 +1445,11 @@
           <w:tcPr>
             <w:tcW w:type="dxa" w:w="1314"/>
             <w:tcBorders>
-              <w:top w:val="single" w:sz="12" w:color="1F4E79" w:space="0"/>
+              <w:top w:val="nil"/>
               <w:left w:val="nil"/>
-              <w:bottom w:val="single" w:sz="4" w:color="C9D3DE" w:space="0"/>
+              <w:bottom w:val="single" w:sz="8" w:color="12355B" w:space="0"/>
               <w:right w:val="nil"/>
             </w:tcBorders>
-            <w:shd w:val="clear" w:color="auto" w:fill="EAF1F8"/>
           </w:tcPr>
           <w:p>
             <w:pPr>
@@ -1384,8 +1460,8 @@
               <w:rPr>
                 <w:b/>
                 <w:caps/>
-                <w:color w:val="1F4E79"/>
-                <w:sz w:val="16"/>
+                <w:color w:val="667085"/>
+                <w:sz w:val="14"/>
               </w:rPr>
               <w:t>6M2025</w:t>
             </w:r>
@@ -1395,12 +1471,11 @@
           <w:tcPr>
             <w:tcW w:type="dxa" w:w="1314"/>
             <w:tcBorders>
-              <w:top w:val="single" w:sz="12" w:color="1F4E79" w:space="0"/>
+              <w:top w:val="nil"/>
               <w:left w:val="nil"/>
-              <w:bottom w:val="single" w:sz="4" w:color="C9D3DE" w:space="0"/>
+              <w:bottom w:val="single" w:sz="8" w:color="12355B" w:space="0"/>
               <w:right w:val="nil"/>
             </w:tcBorders>
-            <w:shd w:val="clear" w:color="auto" w:fill="EAF1F8"/>
           </w:tcPr>
           <w:p>
             <w:pPr>
@@ -1411,8 +1486,8 @@
               <w:rPr>
                 <w:b/>
                 <w:caps/>
-                <w:color w:val="1F4E79"/>
-                <w:sz w:val="16"/>
+                <w:color w:val="667085"/>
+                <w:sz w:val="14"/>
               </w:rPr>
               <w:t>6M2026</w:t>
             </w:r>
@@ -1422,12 +1497,11 @@
           <w:tcPr>
             <w:tcW w:type="dxa" w:w="2441"/>
             <w:tcBorders>
-              <w:top w:val="single" w:sz="12" w:color="1F4E79" w:space="0"/>
+              <w:top w:val="nil"/>
               <w:left w:val="nil"/>
-              <w:bottom w:val="single" w:sz="4" w:color="C9D3DE" w:space="0"/>
+              <w:bottom w:val="single" w:sz="8" w:color="12355B" w:space="0"/>
               <w:right w:val="nil"/>
             </w:tcBorders>
-            <w:shd w:val="clear" w:color="auto" w:fill="EAF1F8"/>
           </w:tcPr>
           <w:p>
             <w:pPr>
@@ -1438,8 +1512,8 @@
               <w:rPr>
                 <w:b/>
                 <w:caps/>
-                <w:color w:val="1F4E79"/>
-                <w:sz w:val="16"/>
+                <w:color w:val="667085"/>
+                <w:sz w:val="14"/>
               </w:rPr>
               <w:t>Change</w:t>
             </w:r>
@@ -1453,7 +1527,7 @@
             <w:tcBorders>
               <w:top w:val="nil"/>
               <w:left w:val="nil"/>
-              <w:bottom w:val="single" w:sz="4" w:color="DDE3EA" w:space="0"/>
+              <w:bottom w:val="single" w:sz="4" w:color="E6EAF0" w:space="0"/>
               <w:right w:val="nil"/>
             </w:tcBorders>
           </w:tcPr>
@@ -1486,7 +1560,7 @@
             <w:tcBorders>
               <w:top w:val="nil"/>
               <w:left w:val="nil"/>
-              <w:bottom w:val="single" w:sz="4" w:color="DDE3EA" w:space="0"/>
+              <w:bottom w:val="single" w:sz="4" w:color="E6EAF0" w:space="0"/>
               <w:right w:val="nil"/>
             </w:tcBorders>
           </w:tcPr>
@@ -1510,7 +1584,7 @@
             <w:tcBorders>
               <w:top w:val="nil"/>
               <w:left w:val="nil"/>
-              <w:bottom w:val="single" w:sz="4" w:color="DDE3EA" w:space="0"/>
+              <w:bottom w:val="single" w:sz="4" w:color="E6EAF0" w:space="0"/>
               <w:right w:val="nil"/>
             </w:tcBorders>
           </w:tcPr>
@@ -1534,7 +1608,7 @@
             <w:tcBorders>
               <w:top w:val="nil"/>
               <w:left w:val="nil"/>
-              <w:bottom w:val="single" w:sz="4" w:color="DDE3EA" w:space="0"/>
+              <w:bottom w:val="single" w:sz="4" w:color="E6EAF0" w:space="0"/>
               <w:right w:val="nil"/>
             </w:tcBorders>
           </w:tcPr>
@@ -1558,7 +1632,7 @@
             <w:tcBorders>
               <w:top w:val="nil"/>
               <w:left w:val="nil"/>
-              <w:bottom w:val="single" w:sz="4" w:color="DDE3EA" w:space="0"/>
+              <w:bottom w:val="single" w:sz="4" w:color="E6EAF0" w:space="0"/>
               <w:right w:val="nil"/>
             </w:tcBorders>
           </w:tcPr>
@@ -1585,7 +1659,7 @@
             <w:tcBorders>
               <w:top w:val="nil"/>
               <w:left w:val="nil"/>
-              <w:bottom w:val="single" w:sz="4" w:color="DDE3EA" w:space="0"/>
+              <w:bottom w:val="single" w:sz="4" w:color="E6EAF0" w:space="0"/>
               <w:right w:val="nil"/>
             </w:tcBorders>
           </w:tcPr>
@@ -1618,7 +1692,7 @@
             <w:tcBorders>
               <w:top w:val="nil"/>
               <w:left w:val="nil"/>
-              <w:bottom w:val="single" w:sz="4" w:color="DDE3EA" w:space="0"/>
+              <w:bottom w:val="single" w:sz="4" w:color="E6EAF0" w:space="0"/>
               <w:right w:val="nil"/>
             </w:tcBorders>
           </w:tcPr>
@@ -1642,7 +1716,7 @@
             <w:tcBorders>
               <w:top w:val="nil"/>
               <w:left w:val="nil"/>
-              <w:bottom w:val="single" w:sz="4" w:color="DDE3EA" w:space="0"/>
+              <w:bottom w:val="single" w:sz="4" w:color="E6EAF0" w:space="0"/>
               <w:right w:val="nil"/>
             </w:tcBorders>
           </w:tcPr>
@@ -1666,7 +1740,7 @@
             <w:tcBorders>
               <w:top w:val="nil"/>
               <w:left w:val="nil"/>
-              <w:bottom w:val="single" w:sz="4" w:color="DDE3EA" w:space="0"/>
+              <w:bottom w:val="single" w:sz="4" w:color="E6EAF0" w:space="0"/>
               <w:right w:val="nil"/>
             </w:tcBorders>
           </w:tcPr>
@@ -1690,7 +1764,7 @@
             <w:tcBorders>
               <w:top w:val="nil"/>
               <w:left w:val="nil"/>
-              <w:bottom w:val="single" w:sz="4" w:color="DDE3EA" w:space="0"/>
+              <w:bottom w:val="single" w:sz="4" w:color="E6EAF0" w:space="0"/>
               <w:right w:val="nil"/>
             </w:tcBorders>
           </w:tcPr>
@@ -1717,7 +1791,7 @@
             <w:tcBorders>
               <w:top w:val="nil"/>
               <w:left w:val="nil"/>
-              <w:bottom w:val="single" w:sz="4" w:color="DDE3EA" w:space="0"/>
+              <w:bottom w:val="single" w:sz="4" w:color="E6EAF0" w:space="0"/>
               <w:right w:val="nil"/>
             </w:tcBorders>
           </w:tcPr>
@@ -1750,7 +1824,7 @@
             <w:tcBorders>
               <w:top w:val="nil"/>
               <w:left w:val="nil"/>
-              <w:bottom w:val="single" w:sz="4" w:color="DDE3EA" w:space="0"/>
+              <w:bottom w:val="single" w:sz="4" w:color="E6EAF0" w:space="0"/>
               <w:right w:val="nil"/>
             </w:tcBorders>
           </w:tcPr>
@@ -1774,7 +1848,7 @@
             <w:tcBorders>
               <w:top w:val="nil"/>
               <w:left w:val="nil"/>
-              <w:bottom w:val="single" w:sz="4" w:color="DDE3EA" w:space="0"/>
+              <w:bottom w:val="single" w:sz="4" w:color="E6EAF0" w:space="0"/>
               <w:right w:val="nil"/>
             </w:tcBorders>
           </w:tcPr>
@@ -1798,7 +1872,7 @@
             <w:tcBorders>
               <w:top w:val="nil"/>
               <w:left w:val="nil"/>
-              <w:bottom w:val="single" w:sz="4" w:color="DDE3EA" w:space="0"/>
+              <w:bottom w:val="single" w:sz="4" w:color="E6EAF0" w:space="0"/>
               <w:right w:val="nil"/>
             </w:tcBorders>
             <w:shd w:val="clear" w:color="auto" w:fill="E3F3E8"/>
@@ -1823,7 +1897,7 @@
             <w:tcBorders>
               <w:top w:val="nil"/>
               <w:left w:val="nil"/>
-              <w:bottom w:val="single" w:sz="4" w:color="DDE3EA" w:space="0"/>
+              <w:bottom w:val="single" w:sz="4" w:color="E6EAF0" w:space="0"/>
               <w:right w:val="nil"/>
             </w:tcBorders>
           </w:tcPr>
@@ -1850,7 +1924,7 @@
             <w:tcBorders>
               <w:top w:val="nil"/>
               <w:left w:val="nil"/>
-              <w:bottom w:val="single" w:sz="4" w:color="DDE3EA" w:space="0"/>
+              <w:bottom w:val="single" w:sz="4" w:color="E6EAF0" w:space="0"/>
               <w:right w:val="nil"/>
             </w:tcBorders>
           </w:tcPr>
@@ -1883,7 +1957,7 @@
             <w:tcBorders>
               <w:top w:val="nil"/>
               <w:left w:val="nil"/>
-              <w:bottom w:val="single" w:sz="4" w:color="DDE3EA" w:space="0"/>
+              <w:bottom w:val="single" w:sz="4" w:color="E6EAF0" w:space="0"/>
               <w:right w:val="nil"/>
             </w:tcBorders>
           </w:tcPr>
@@ -1907,7 +1981,7 @@
             <w:tcBorders>
               <w:top w:val="nil"/>
               <w:left w:val="nil"/>
-              <w:bottom w:val="single" w:sz="4" w:color="DDE3EA" w:space="0"/>
+              <w:bottom w:val="single" w:sz="4" w:color="E6EAF0" w:space="0"/>
               <w:right w:val="nil"/>
             </w:tcBorders>
           </w:tcPr>
@@ -1931,7 +2005,7 @@
             <w:tcBorders>
               <w:top w:val="nil"/>
               <w:left w:val="nil"/>
-              <w:bottom w:val="single" w:sz="4" w:color="DDE3EA" w:space="0"/>
+              <w:bottom w:val="single" w:sz="4" w:color="E6EAF0" w:space="0"/>
               <w:right w:val="nil"/>
             </w:tcBorders>
             <w:shd w:val="clear" w:color="auto" w:fill="FDE7E5"/>
@@ -1956,7 +2030,7 @@
             <w:tcBorders>
               <w:top w:val="nil"/>
               <w:left w:val="nil"/>
-              <w:bottom w:val="single" w:sz="4" w:color="DDE3EA" w:space="0"/>
+              <w:bottom w:val="single" w:sz="4" w:color="E6EAF0" w:space="0"/>
               <w:right w:val="nil"/>
             </w:tcBorders>
           </w:tcPr>
@@ -1983,7 +2057,7 @@
             <w:tcBorders>
               <w:top w:val="nil"/>
               <w:left w:val="nil"/>
-              <w:bottom w:val="single" w:sz="4" w:color="DDE3EA" w:space="0"/>
+              <w:bottom w:val="single" w:sz="4" w:color="E6EAF0" w:space="0"/>
               <w:right w:val="nil"/>
             </w:tcBorders>
           </w:tcPr>
@@ -2016,7 +2090,7 @@
             <w:tcBorders>
               <w:top w:val="nil"/>
               <w:left w:val="nil"/>
-              <w:bottom w:val="single" w:sz="4" w:color="DDE3EA" w:space="0"/>
+              <w:bottom w:val="single" w:sz="4" w:color="E6EAF0" w:space="0"/>
               <w:right w:val="nil"/>
             </w:tcBorders>
           </w:tcPr>
@@ -2040,7 +2114,7 @@
             <w:tcBorders>
               <w:top w:val="nil"/>
               <w:left w:val="nil"/>
-              <w:bottom w:val="single" w:sz="4" w:color="DDE3EA" w:space="0"/>
+              <w:bottom w:val="single" w:sz="4" w:color="E6EAF0" w:space="0"/>
               <w:right w:val="nil"/>
             </w:tcBorders>
           </w:tcPr>
@@ -2064,7 +2138,7 @@
             <w:tcBorders>
               <w:top w:val="nil"/>
               <w:left w:val="nil"/>
-              <w:bottom w:val="single" w:sz="4" w:color="DDE3EA" w:space="0"/>
+              <w:bottom w:val="single" w:sz="4" w:color="E6EAF0" w:space="0"/>
               <w:right w:val="nil"/>
             </w:tcBorders>
           </w:tcPr>
@@ -2088,7 +2162,7 @@
             <w:tcBorders>
               <w:top w:val="nil"/>
               <w:left w:val="nil"/>
-              <w:bottom w:val="single" w:sz="4" w:color="DDE3EA" w:space="0"/>
+              <w:bottom w:val="single" w:sz="4" w:color="E6EAF0" w:space="0"/>
               <w:right w:val="nil"/>
             </w:tcBorders>
           </w:tcPr>
@@ -2115,7 +2189,7 @@
             <w:tcBorders>
               <w:top w:val="nil"/>
               <w:left w:val="nil"/>
-              <w:bottom w:val="single" w:sz="4" w:color="DDE3EA" w:space="0"/>
+              <w:bottom w:val="single" w:sz="4" w:color="E6EAF0" w:space="0"/>
               <w:right w:val="nil"/>
             </w:tcBorders>
           </w:tcPr>
@@ -2148,7 +2222,7 @@
             <w:tcBorders>
               <w:top w:val="nil"/>
               <w:left w:val="nil"/>
-              <w:bottom w:val="single" w:sz="4" w:color="DDE3EA" w:space="0"/>
+              <w:bottom w:val="single" w:sz="4" w:color="E6EAF0" w:space="0"/>
               <w:right w:val="nil"/>
             </w:tcBorders>
           </w:tcPr>
@@ -2172,7 +2246,7 @@
             <w:tcBorders>
               <w:top w:val="nil"/>
               <w:left w:val="nil"/>
-              <w:bottom w:val="single" w:sz="4" w:color="DDE3EA" w:space="0"/>
+              <w:bottom w:val="single" w:sz="4" w:color="E6EAF0" w:space="0"/>
               <w:right w:val="nil"/>
             </w:tcBorders>
           </w:tcPr>
@@ -2196,7 +2270,7 @@
             <w:tcBorders>
               <w:top w:val="nil"/>
               <w:left w:val="nil"/>
-              <w:bottom w:val="single" w:sz="4" w:color="DDE3EA" w:space="0"/>
+              <w:bottom w:val="single" w:sz="4" w:color="E6EAF0" w:space="0"/>
               <w:right w:val="nil"/>
             </w:tcBorders>
           </w:tcPr>
@@ -2220,7 +2294,7 @@
             <w:tcBorders>
               <w:top w:val="nil"/>
               <w:left w:val="nil"/>
-              <w:bottom w:val="single" w:sz="4" w:color="DDE3EA" w:space="0"/>
+              <w:bottom w:val="single" w:sz="4" w:color="E6EAF0" w:space="0"/>
               <w:right w:val="nil"/>
             </w:tcBorders>
           </w:tcPr>
@@ -2247,7 +2321,7 @@
             <w:tcBorders>
               <w:top w:val="nil"/>
               <w:left w:val="nil"/>
-              <w:bottom w:val="single" w:sz="4" w:color="DDE3EA" w:space="0"/>
+              <w:bottom w:val="single" w:sz="4" w:color="E6EAF0" w:space="0"/>
               <w:right w:val="nil"/>
             </w:tcBorders>
           </w:tcPr>
@@ -2280,7 +2354,7 @@
             <w:tcBorders>
               <w:top w:val="nil"/>
               <w:left w:val="nil"/>
-              <w:bottom w:val="single" w:sz="4" w:color="DDE3EA" w:space="0"/>
+              <w:bottom w:val="single" w:sz="4" w:color="E6EAF0" w:space="0"/>
               <w:right w:val="nil"/>
             </w:tcBorders>
           </w:tcPr>
@@ -2304,7 +2378,7 @@
             <w:tcBorders>
               <w:top w:val="nil"/>
               <w:left w:val="nil"/>
-              <w:bottom w:val="single" w:sz="4" w:color="DDE3EA" w:space="0"/>
+              <w:bottom w:val="single" w:sz="4" w:color="E6EAF0" w:space="0"/>
               <w:right w:val="nil"/>
             </w:tcBorders>
           </w:tcPr>
@@ -2328,7 +2402,7 @@
             <w:tcBorders>
               <w:top w:val="nil"/>
               <w:left w:val="nil"/>
-              <w:bottom w:val="single" w:sz="4" w:color="DDE3EA" w:space="0"/>
+              <w:bottom w:val="single" w:sz="4" w:color="E6EAF0" w:space="0"/>
               <w:right w:val="nil"/>
             </w:tcBorders>
           </w:tcPr>
@@ -2352,7 +2426,7 @@
             <w:tcBorders>
               <w:top w:val="nil"/>
               <w:left w:val="nil"/>
-              <w:bottom w:val="single" w:sz="4" w:color="DDE3EA" w:space="0"/>
+              <w:bottom w:val="single" w:sz="4" w:color="E6EAF0" w:space="0"/>
               <w:right w:val="nil"/>
             </w:tcBorders>
           </w:tcPr>
@@ -2379,7 +2453,7 @@
             <w:tcBorders>
               <w:top w:val="nil"/>
               <w:left w:val="nil"/>
-              <w:bottom w:val="single" w:sz="4" w:color="DDE3EA" w:space="0"/>
+              <w:bottom w:val="single" w:sz="4" w:color="E6EAF0" w:space="0"/>
               <w:right w:val="nil"/>
             </w:tcBorders>
           </w:tcPr>
@@ -2412,7 +2486,7 @@
             <w:tcBorders>
               <w:top w:val="nil"/>
               <w:left w:val="nil"/>
-              <w:bottom w:val="single" w:sz="4" w:color="DDE3EA" w:space="0"/>
+              <w:bottom w:val="single" w:sz="4" w:color="E6EAF0" w:space="0"/>
               <w:right w:val="nil"/>
             </w:tcBorders>
           </w:tcPr>
@@ -2436,7 +2510,7 @@
             <w:tcBorders>
               <w:top w:val="nil"/>
               <w:left w:val="nil"/>
-              <w:bottom w:val="single" w:sz="4" w:color="DDE3EA" w:space="0"/>
+              <w:bottom w:val="single" w:sz="4" w:color="E6EAF0" w:space="0"/>
               <w:right w:val="nil"/>
             </w:tcBorders>
           </w:tcPr>
@@ -2460,7 +2534,7 @@
             <w:tcBorders>
               <w:top w:val="nil"/>
               <w:left w:val="nil"/>
-              <w:bottom w:val="single" w:sz="4" w:color="DDE3EA" w:space="0"/>
+              <w:bottom w:val="single" w:sz="4" w:color="E6EAF0" w:space="0"/>
               <w:right w:val="nil"/>
             </w:tcBorders>
             <w:shd w:val="clear" w:color="auto" w:fill="FDE7E5"/>
@@ -2485,7 +2559,7 @@
             <w:tcBorders>
               <w:top w:val="nil"/>
               <w:left w:val="nil"/>
-              <w:bottom w:val="single" w:sz="4" w:color="DDE3EA" w:space="0"/>
+              <w:bottom w:val="single" w:sz="4" w:color="E6EAF0" w:space="0"/>
               <w:right w:val="nil"/>
             </w:tcBorders>
           </w:tcPr>
@@ -2518,7 +2592,7 @@
       <w:r>
         <w:rPr>
           <w:b w:val="0"/>
-          <w:color w:val="5F6B7A"/>
+          <w:color w:val="667085"/>
           <w:sz w:val="16"/>
         </w:rPr>
         <w:t>Colours: green change – the metric is improving, red – worsening. Latest-period cell background: green – good level, amber – average, red – weak (tool benchmarks, config/metric_rules.yaml).</w:t>
@@ -2531,7 +2605,7 @@
       <w:r>
         <w:rPr>
           <w:b w:val="0"/>
-          <w:color w:val="5F6B7A"/>
+          <w:color w:val="667085"/>
           <w:sz w:val="16"/>
         </w:rPr>
         <w:t>* – taken from the report summary;  ᶜ – calculated by the tool. Small numbers next to text link to the source (opens the document at the cited page).</w:t>
@@ -2577,7 +2651,7 @@
       <w:pPr>
         <w:keepNext/>
         <w:pBdr>
-          <w:bottom w:val="single" w:sz="8" w:color="1F4E79" w:space="4"/>
+          <w:bottom w:val="single" w:sz="8" w:color="12355B" w:space="4"/>
         </w:pBdr>
         <w:tabs>
           <w:tab w:pos="482" w:val="left"/>
@@ -2590,13 +2664,13 @@
           <w:color w:val="2A78D6"/>
           <w:sz w:val="18"/>
         </w:rPr>
-        <w:t>04</w:t>
+        <w:t>03</w:t>
         <w:tab/>
       </w:r>
       <w:r>
         <w:rPr>
           <w:b/>
-          <w:color w:val="1F4E79"/>
+          <w:color w:val="12355B"/>
           <w:sz w:val="28"/>
         </w:rPr>
         <w:t>Business performance review</w:t>
@@ -2692,7 +2766,7 @@
       <w:pPr>
         <w:keepNext/>
         <w:pBdr>
-          <w:bottom w:val="single" w:sz="8" w:color="1F4E79" w:space="4"/>
+          <w:bottom w:val="single" w:sz="8" w:color="12355B" w:space="4"/>
         </w:pBdr>
         <w:tabs>
           <w:tab w:pos="482" w:val="left"/>
@@ -2705,13 +2779,13 @@
           <w:color w:val="2A78D6"/>
           <w:sz w:val="18"/>
         </w:rPr>
-        <w:t>05</w:t>
+        <w:t>04</w:t>
         <w:tab/>
       </w:r>
       <w:r>
         <w:rPr>
           <w:b/>
-          <w:color w:val="1F4E79"/>
+          <w:color w:val="12355B"/>
           <w:sz w:val="28"/>
         </w:rPr>
         <w:t>Financials</w:t>
@@ -2817,7 +2891,7 @@
       <w:pPr>
         <w:keepNext/>
         <w:pBdr>
-          <w:bottom w:val="single" w:sz="8" w:color="1F4E79" w:space="4"/>
+          <w:bottom w:val="single" w:sz="8" w:color="12355B" w:space="4"/>
         </w:pBdr>
         <w:tabs>
           <w:tab w:pos="482" w:val="left"/>
@@ -2830,13 +2904,13 @@
           <w:color w:val="2A78D6"/>
           <w:sz w:val="18"/>
         </w:rPr>
-        <w:t>06</w:t>
+        <w:t>05</w:t>
         <w:tab/>
       </w:r>
       <w:r>
         <w:rPr>
           <w:b/>
-          <w:color w:val="1F4E79"/>
+          <w:color w:val="12355B"/>
           <w:sz w:val="28"/>
         </w:rPr>
         <w:t>Past plans vs outcomes</w:t>
@@ -2873,12 +2947,11 @@
           <w:tcPr>
             <w:tcW w:type="dxa" w:w="2578"/>
             <w:tcBorders>
-              <w:top w:val="single" w:sz="12" w:color="1F4E79" w:space="0"/>
+              <w:top w:val="nil"/>
               <w:left w:val="nil"/>
-              <w:bottom w:val="single" w:sz="4" w:color="C9D3DE" w:space="0"/>
+              <w:bottom w:val="single" w:sz="8" w:color="12355B" w:space="0"/>
               <w:right w:val="nil"/>
             </w:tcBorders>
-            <w:shd w:val="clear" w:color="auto" w:fill="EAF1F8"/>
           </w:tcPr>
           <w:p>
             <w:pPr>
@@ -2888,8 +2961,8 @@
               <w:rPr>
                 <w:b/>
                 <w:caps/>
-                <w:color w:val="1F4E79"/>
-                <w:sz w:val="16"/>
+                <w:color w:val="667085"/>
+                <w:sz w:val="14"/>
               </w:rPr>
               <w:t>Plan / target</w:t>
             </w:r>
@@ -2899,12 +2972,11 @@
           <w:tcPr>
             <w:tcW w:type="dxa" w:w="2578"/>
             <w:tcBorders>
-              <w:top w:val="single" w:sz="12" w:color="1F4E79" w:space="0"/>
+              <w:top w:val="nil"/>
               <w:left w:val="nil"/>
-              <w:bottom w:val="single" w:sz="4" w:color="C9D3DE" w:space="0"/>
+              <w:bottom w:val="single" w:sz="8" w:color="12355B" w:space="0"/>
               <w:right w:val="nil"/>
             </w:tcBorders>
-            <w:shd w:val="clear" w:color="auto" w:fill="EAF1F8"/>
           </w:tcPr>
           <w:p>
             <w:pPr>
@@ -2914,8 +2986,8 @@
               <w:rPr>
                 <w:b/>
                 <w:caps/>
-                <w:color w:val="1F4E79"/>
-                <w:sz w:val="16"/>
+                <w:color w:val="667085"/>
+                <w:sz w:val="14"/>
               </w:rPr>
               <w:t>Outcome</w:t>
             </w:r>
@@ -2925,12 +2997,11 @@
           <w:tcPr>
             <w:tcW w:type="dxa" w:w="3138"/>
             <w:tcBorders>
-              <w:top w:val="single" w:sz="12" w:color="1F4E79" w:space="0"/>
+              <w:top w:val="nil"/>
               <w:left w:val="nil"/>
-              <w:bottom w:val="single" w:sz="4" w:color="C9D3DE" w:space="0"/>
+              <w:bottom w:val="single" w:sz="8" w:color="12355B" w:space="0"/>
               <w:right w:val="nil"/>
             </w:tcBorders>
-            <w:shd w:val="clear" w:color="auto" w:fill="EAF1F8"/>
           </w:tcPr>
           <w:p>
             <w:pPr>
@@ -2940,8 +3011,8 @@
               <w:rPr>
                 <w:b/>
                 <w:caps/>
-                <w:color w:val="1F4E79"/>
-                <w:sz w:val="16"/>
+                <w:color w:val="667085"/>
+                <w:sz w:val="14"/>
               </w:rPr>
               <w:t>What changed and why</w:t>
             </w:r>
@@ -2951,12 +3022,11 @@
           <w:tcPr>
             <w:tcW w:type="dxa" w:w="1345"/>
             <w:tcBorders>
-              <w:top w:val="single" w:sz="12" w:color="1F4E79" w:space="0"/>
+              <w:top w:val="nil"/>
               <w:left w:val="nil"/>
-              <w:bottom w:val="single" w:sz="4" w:color="C9D3DE" w:space="0"/>
+              <w:bottom w:val="single" w:sz="8" w:color="12355B" w:space="0"/>
               <w:right w:val="nil"/>
             </w:tcBorders>
-            <w:shd w:val="clear" w:color="auto" w:fill="EAF1F8"/>
           </w:tcPr>
           <w:p>
             <w:pPr>
@@ -2966,8 +3036,8 @@
               <w:rPr>
                 <w:b/>
                 <w:caps/>
-                <w:color w:val="1F4E79"/>
-                <w:sz w:val="16"/>
+                <w:color w:val="667085"/>
+                <w:sz w:val="14"/>
               </w:rPr>
               <w:t>Status</w:t>
             </w:r>
@@ -2981,7 +3051,7 @@
             <w:tcBorders>
               <w:top w:val="nil"/>
               <w:left w:val="nil"/>
-              <w:bottom w:val="single" w:sz="4" w:color="DDE3EA" w:space="0"/>
+              <w:bottom w:val="single" w:sz="4" w:color="E6EAF0" w:space="0"/>
               <w:right w:val="nil"/>
             </w:tcBorders>
           </w:tcPr>
@@ -3004,7 +3074,7 @@
             <w:tcBorders>
               <w:top w:val="nil"/>
               <w:left w:val="nil"/>
-              <w:bottom w:val="single" w:sz="4" w:color="DDE3EA" w:space="0"/>
+              <w:bottom w:val="single" w:sz="4" w:color="E6EAF0" w:space="0"/>
               <w:right w:val="nil"/>
             </w:tcBorders>
           </w:tcPr>
@@ -3037,7 +3107,7 @@
             <w:tcBorders>
               <w:top w:val="nil"/>
               <w:left w:val="nil"/>
-              <w:bottom w:val="single" w:sz="4" w:color="DDE3EA" w:space="0"/>
+              <w:bottom w:val="single" w:sz="4" w:color="E6EAF0" w:space="0"/>
               <w:right w:val="nil"/>
             </w:tcBorders>
           </w:tcPr>
@@ -3077,7 +3147,7 @@
             <w:tcBorders>
               <w:top w:val="nil"/>
               <w:left w:val="nil"/>
-              <w:bottom w:val="single" w:sz="4" w:color="DDE3EA" w:space="0"/>
+              <w:bottom w:val="single" w:sz="4" w:color="E6EAF0" w:space="0"/>
               <w:right w:val="nil"/>
             </w:tcBorders>
             <w:shd w:val="clear" w:color="auto" w:fill="E3F3E8"/>
@@ -3103,7 +3173,7 @@
             <w:tcBorders>
               <w:top w:val="nil"/>
               <w:left w:val="nil"/>
-              <w:bottom w:val="single" w:sz="4" w:color="DDE3EA" w:space="0"/>
+              <w:bottom w:val="single" w:sz="4" w:color="E6EAF0" w:space="0"/>
               <w:right w:val="nil"/>
             </w:tcBorders>
           </w:tcPr>
@@ -3126,7 +3196,7 @@
             <w:tcBorders>
               <w:top w:val="nil"/>
               <w:left w:val="nil"/>
-              <w:bottom w:val="single" w:sz="4" w:color="DDE3EA" w:space="0"/>
+              <w:bottom w:val="single" w:sz="4" w:color="E6EAF0" w:space="0"/>
               <w:right w:val="nil"/>
             </w:tcBorders>
           </w:tcPr>
@@ -3159,7 +3229,7 @@
             <w:tcBorders>
               <w:top w:val="nil"/>
               <w:left w:val="nil"/>
-              <w:bottom w:val="single" w:sz="4" w:color="DDE3EA" w:space="0"/>
+              <w:bottom w:val="single" w:sz="4" w:color="E6EAF0" w:space="0"/>
               <w:right w:val="nil"/>
             </w:tcBorders>
           </w:tcPr>
@@ -3199,7 +3269,7 @@
             <w:tcBorders>
               <w:top w:val="nil"/>
               <w:left w:val="nil"/>
-              <w:bottom w:val="single" w:sz="4" w:color="DDE3EA" w:space="0"/>
+              <w:bottom w:val="single" w:sz="4" w:color="E6EAF0" w:space="0"/>
               <w:right w:val="nil"/>
             </w:tcBorders>
             <w:shd w:val="clear" w:color="auto" w:fill="EAF1F8"/>
@@ -3228,7 +3298,7 @@
       <w:pPr>
         <w:keepNext/>
         <w:pBdr>
-          <w:bottom w:val="single" w:sz="8" w:color="1F4E79" w:space="4"/>
+          <w:bottom w:val="single" w:sz="8" w:color="12355B" w:space="4"/>
         </w:pBdr>
         <w:tabs>
           <w:tab w:pos="482" w:val="left"/>
@@ -3241,13 +3311,13 @@
           <w:color w:val="2A78D6"/>
           <w:sz w:val="18"/>
         </w:rPr>
-        <w:t>07</w:t>
+        <w:t>06</w:t>
         <w:tab/>
       </w:r>
       <w:r>
         <w:rPr>
           <w:b/>
-          <w:color w:val="1F4E79"/>
+          <w:color w:val="12355B"/>
           <w:sz w:val="28"/>
         </w:rPr>
         <w:t>Investor information &amp; conclusions</w:t>
@@ -3379,7 +3449,1108 @@
       <w:pPr>
         <w:keepNext/>
         <w:pBdr>
-          <w:bottom w:val="single" w:sz="8" w:color="1F4E79" w:space="4"/>
+          <w:bottom w:val="single" w:sz="8" w:color="12355B" w:space="4"/>
+        </w:pBdr>
+        <w:tabs>
+          <w:tab w:pos="482" w:val="left"/>
+        </w:tabs>
+        <w:spacing w:before="360" w:after="160"/>
+      </w:pPr>
+      <w:r>
+        <w:rPr>
+          <w:b/>
+          <w:color w:val="2A78D6"/>
+          <w:sz w:val="18"/>
+        </w:rPr>
+        <w:t>07</w:t>
+        <w:tab/>
+      </w:r>
+      <w:r>
+        <w:rPr>
+          <w:b/>
+          <w:color w:val="12355B"/>
+          <w:sz w:val="28"/>
+        </w:rPr>
+        <w:t>Market and environment</w:t>
+      </w:r>
+    </w:p>
+    <w:p>
+      <w:pPr>
+        <w:tabs>
+          <w:tab w:pos="255" w:val="left"/>
+        </w:tabs>
+        <w:spacing w:before="0" w:after="80"/>
+        <w:ind w:left="255" w:hanging="255"/>
+      </w:pPr>
+      <w:r>
+        <w:rPr>
+          <w:b/>
+          <w:color w:val="2A78D6"/>
+          <w:sz w:val="20"/>
+        </w:rPr>
+        <w:t>▪</w:t>
+        <w:tab/>
+      </w:r>
+      <w:r>
+        <w:rPr>
+          <w:b/>
+        </w:rPr>
+        <w:t>Demand for state support:</w:t>
+      </w:r>
+      <w:r>
+        <w:rPr>
+          <w:b w:val="0"/>
+        </w:rPr>
+        <w:t xml:space="preserve"> loan book +EUR 86m (+14%), mainly energy-efficiency loans for apartment buildings and investment loans</w:t>
+      </w:r>
+      <w:hyperlink r:id="rId20">
+        <w:r>
+          <w:rPr>
+            <w:color w:val="2A78D6"/>
+            <w:vertAlign w:val="superscript"/>
+            <w:sz w:val="17"/>
+          </w:rPr>
+          <w:t xml:space="preserve">11</w:t>
+        </w:r>
+      </w:hyperlink>
+      <w:r>
+        <w:rPr>
+          <w:b w:val="0"/>
+        </w:rPr>
+        <w:t>; new transactions EUR 346m (+35%), mostly guarantees</w:t>
+      </w:r>
+      <w:hyperlink r:id="rId21">
+        <w:r>
+          <w:rPr>
+            <w:color w:val="2A78D6"/>
+            <w:vertAlign w:val="superscript"/>
+            <w:sz w:val="17"/>
+          </w:rPr>
+          <w:t xml:space="preserve">12</w:t>
+        </w:r>
+      </w:hyperlink>
+      <w:r>
+        <w:rPr>
+          <w:b w:val="0"/>
+        </w:rPr>
+        <w:t>.</w:t>
+      </w:r>
+    </w:p>
+    <w:p>
+      <w:pPr>
+        <w:tabs>
+          <w:tab w:pos="255" w:val="left"/>
+        </w:tabs>
+        <w:spacing w:before="0" w:after="80"/>
+        <w:ind w:left="255" w:hanging="255"/>
+      </w:pPr>
+      <w:r>
+        <w:rPr>
+          <w:b/>
+          <w:color w:val="2A78D6"/>
+          <w:sz w:val="20"/>
+        </w:rPr>
+        <w:t>▪</w:t>
+        <w:tab/>
+      </w:r>
+      <w:r>
+        <w:rPr>
+          <w:b/>
+        </w:rPr>
+        <w:t>Environment:</w:t>
+      </w:r>
+      <w:r>
+        <w:rPr>
+          <w:b w:val="0"/>
+        </w:rPr>
+        <w:t xml:space="preserve"> despite geopolitical uncertainty, business activity remains strong (construction, trade, manufacturing, renewables)</w:t>
+      </w:r>
+      <w:hyperlink r:id="rId21">
+        <w:r>
+          <w:rPr>
+            <w:color w:val="2A78D6"/>
+            <w:vertAlign w:val="superscript"/>
+            <w:sz w:val="17"/>
+          </w:rPr>
+          <w:t xml:space="preserve">12</w:t>
+        </w:r>
+      </w:hyperlink>
+      <w:r>
+        <w:rPr>
+          <w:b w:val="0"/>
+        </w:rPr>
+        <w:t>; from 2026 Russian residents are fully barred from support</w:t>
+      </w:r>
+      <w:hyperlink r:id="rId14">
+        <w:r>
+          <w:rPr>
+            <w:color w:val="2A78D6"/>
+            <w:vertAlign w:val="superscript"/>
+            <w:sz w:val="17"/>
+          </w:rPr>
+          <w:t xml:space="preserve">3</w:t>
+        </w:r>
+      </w:hyperlink>
+      <w:r>
+        <w:rPr>
+          <w:b w:val="0"/>
+        </w:rPr>
+        <w:t>.</w:t>
+      </w:r>
+    </w:p>
+    <w:p>
+      <w:pPr>
+        <w:tabs>
+          <w:tab w:pos="255" w:val="left"/>
+        </w:tabs>
+        <w:spacing w:before="0" w:after="80"/>
+        <w:ind w:left="255" w:hanging="255"/>
+      </w:pPr>
+      <w:r>
+        <w:rPr>
+          <w:b/>
+          <w:color w:val="2A78D6"/>
+          <w:sz w:val="20"/>
+        </w:rPr>
+        <w:t>▪</w:t>
+        <w:tab/>
+      </w:r>
+      <w:r>
+        <w:rPr>
+          <w:b/>
+        </w:rPr>
+        <w:t>Outlook:</w:t>
+      </w:r>
+      <w:r>
+        <w:rPr>
+          <w:b w:val="0"/>
+        </w:rPr>
+        <w:t xml:space="preserve"> state programmes continue and new ones start, including a planned EUR 100m fund 'For Growth and Defence'</w:t>
+      </w:r>
+      <w:hyperlink r:id="rId18">
+        <w:r>
+          <w:rPr>
+            <w:color w:val="2A78D6"/>
+            <w:vertAlign w:val="superscript"/>
+            <w:sz w:val="17"/>
+          </w:rPr>
+          <w:t xml:space="preserve">9</w:t>
+        </w:r>
+      </w:hyperlink>
+      <w:r>
+        <w:rPr>
+          <w:b w:val="0"/>
+        </w:rPr>
+        <w:t>.</w:t>
+      </w:r>
+    </w:p>
+    <w:tbl>
+      <w:tblPr>
+        <w:tblW w:w="9639" w:type="dxa"/>
+        <w:tblBorders>
+          <w:top w:val="nil"/>
+          <w:left w:val="nil"/>
+          <w:bottom w:val="nil"/>
+          <w:right w:val="nil"/>
+          <w:insideH w:val="nil"/>
+          <w:insideV w:val="nil"/>
+        </w:tblBorders>
+        <w:tblLayout w:type="fixed"/>
+        <w:tblCellMar>
+          <w:top w:w="70" w:type="dxa"/>
+          <w:left w:w="100" w:type="dxa"/>
+          <w:bottom w:w="70" w:type="dxa"/>
+          <w:right w:w="100" w:type="dxa"/>
+        </w:tblCellMar>
+        <w:tblLook w:firstColumn="1" w:firstRow="1" w:lastColumn="0" w:lastRow="0" w:noHBand="0" w:noVBand="1" w:val="04A0"/>
+      </w:tblPr>
+      <w:tblGrid>
+        <w:gridCol w:w="3515"/>
+        <w:gridCol w:w="1814"/>
+        <w:gridCol w:w="1360"/>
+        <w:gridCol w:w="1360"/>
+        <w:gridCol w:w="1587"/>
+      </w:tblGrid>
+      <w:tr>
+        <w:tc>
+          <w:tcPr>
+            <w:tcW w:type="dxa" w:w="3515"/>
+            <w:tcBorders>
+              <w:top w:val="nil"/>
+              <w:left w:val="nil"/>
+              <w:bottom w:val="single" w:sz="8" w:color="12355B" w:space="0"/>
+              <w:right w:val="nil"/>
+            </w:tcBorders>
+          </w:tcPr>
+          <w:p>
+            <w:pPr>
+              <w:spacing w:before="0" w:after="0"/>
+            </w:pPr>
+            <w:r>
+              <w:rPr>
+                <w:b/>
+                <w:caps/>
+                <w:color w:val="667085"/>
+                <w:sz w:val="14"/>
+              </w:rPr>
+            </w:r>
+          </w:p>
+        </w:tc>
+        <w:tc>
+          <w:tcPr>
+            <w:tcW w:type="dxa" w:w="1814"/>
+            <w:tcBorders>
+              <w:top w:val="nil"/>
+              <w:left w:val="nil"/>
+              <w:bottom w:val="single" w:sz="8" w:color="12355B" w:space="0"/>
+              <w:right w:val="nil"/>
+            </w:tcBorders>
+          </w:tcPr>
+          <w:p>
+            <w:pPr>
+              <w:spacing w:before="0" w:after="0"/>
+              <w:jc w:val="right"/>
+            </w:pPr>
+            <w:r>
+              <w:rPr>
+                <w:b/>
+                <w:caps/>
+                <w:color w:val="667085"/>
+                <w:sz w:val="14"/>
+              </w:rPr>
+              <w:t>Now</w:t>
+            </w:r>
+          </w:p>
+        </w:tc>
+        <w:tc>
+          <w:tcPr>
+            <w:tcW w:type="dxa" w:w="1361"/>
+            <w:tcBorders>
+              <w:top w:val="nil"/>
+              <w:left w:val="nil"/>
+              <w:bottom w:val="single" w:sz="8" w:color="12355B" w:space="0"/>
+              <w:right w:val="nil"/>
+            </w:tcBorders>
+          </w:tcPr>
+          <w:p>
+            <w:pPr>
+              <w:spacing w:before="0" w:after="0"/>
+              <w:jc w:val="right"/>
+            </w:pPr>
+            <w:r>
+              <w:rPr>
+                <w:b/>
+                <w:caps/>
+                <w:color w:val="667085"/>
+                <w:sz w:val="14"/>
+              </w:rPr>
+              <w:t>3 months ago</w:t>
+            </w:r>
+          </w:p>
+        </w:tc>
+        <w:tc>
+          <w:tcPr>
+            <w:tcW w:type="dxa" w:w="1361"/>
+            <w:tcBorders>
+              <w:top w:val="nil"/>
+              <w:left w:val="nil"/>
+              <w:bottom w:val="single" w:sz="8" w:color="12355B" w:space="0"/>
+              <w:right w:val="nil"/>
+            </w:tcBorders>
+          </w:tcPr>
+          <w:p>
+            <w:pPr>
+              <w:spacing w:before="0" w:after="0"/>
+              <w:jc w:val="right"/>
+            </w:pPr>
+            <w:r>
+              <w:rPr>
+                <w:b/>
+                <w:caps/>
+                <w:color w:val="667085"/>
+                <w:sz w:val="14"/>
+              </w:rPr>
+              <w:t>12 months ago</w:t>
+            </w:r>
+          </w:p>
+        </w:tc>
+        <w:tc>
+          <w:tcPr>
+            <w:tcW w:type="dxa" w:w="1587"/>
+            <w:tcBorders>
+              <w:top w:val="nil"/>
+              <w:left w:val="nil"/>
+              <w:bottom w:val="single" w:sz="8" w:color="12355B" w:space="0"/>
+              <w:right w:val="nil"/>
+            </w:tcBorders>
+          </w:tcPr>
+          <w:p>
+            <w:pPr>
+              <w:spacing w:before="0" w:after="0"/>
+              <w:jc w:val="right"/>
+            </w:pPr>
+            <w:r>
+              <w:rPr>
+                <w:b/>
+                <w:caps/>
+                <w:color w:val="667085"/>
+                <w:sz w:val="14"/>
+              </w:rPr>
+              <w:t>12-month change</w:t>
+            </w:r>
+          </w:p>
+        </w:tc>
+      </w:tr>
+      <w:tr>
+        <w:tc>
+          <w:tcPr>
+            <w:tcW w:type="dxa" w:w="3515"/>
+            <w:tcBorders>
+              <w:top w:val="nil"/>
+              <w:left w:val="nil"/>
+              <w:bottom w:val="single" w:sz="4" w:color="E6EAF0" w:space="0"/>
+              <w:right w:val="nil"/>
+            </w:tcBorders>
+          </w:tcPr>
+          <w:p>
+            <w:pPr>
+              <w:spacing w:before="0" w:after="0"/>
+            </w:pPr>
+            <w:r>
+              <w:rPr>
+                <w:b w:val="0"/>
+                <w:sz w:val="17"/>
+              </w:rPr>
+              <w:t>ECB deposit facility rate</w:t>
+            </w:r>
+          </w:p>
+        </w:tc>
+        <w:tc>
+          <w:tcPr>
+            <w:tcW w:type="dxa" w:w="1814"/>
+            <w:tcBorders>
+              <w:top w:val="nil"/>
+              <w:left w:val="nil"/>
+              <w:bottom w:val="single" w:sz="4" w:color="E6EAF0" w:space="0"/>
+              <w:right w:val="nil"/>
+            </w:tcBorders>
+          </w:tcPr>
+          <w:p>
+            <w:pPr>
+              <w:spacing w:before="0" w:after="0"/>
+              <w:jc w:val="right"/>
+            </w:pPr>
+            <w:r>
+              <w:rPr>
+                <w:b w:val="0"/>
+                <w:sz w:val="17"/>
+              </w:rPr>
+              <w:t>2.50% (2026-09)</w:t>
+            </w:r>
+          </w:p>
+        </w:tc>
+        <w:tc>
+          <w:tcPr>
+            <w:tcW w:type="dxa" w:w="1361"/>
+            <w:tcBorders>
+              <w:top w:val="nil"/>
+              <w:left w:val="nil"/>
+              <w:bottom w:val="single" w:sz="4" w:color="E6EAF0" w:space="0"/>
+              <w:right w:val="nil"/>
+            </w:tcBorders>
+          </w:tcPr>
+          <w:p>
+            <w:pPr>
+              <w:spacing w:before="0" w:after="0"/>
+              <w:jc w:val="right"/>
+            </w:pPr>
+            <w:r>
+              <w:rPr>
+                <w:b w:val="0"/>
+                <w:sz w:val="17"/>
+              </w:rPr>
+              <w:t>2.25%</w:t>
+            </w:r>
+          </w:p>
+        </w:tc>
+        <w:tc>
+          <w:tcPr>
+            <w:tcW w:type="dxa" w:w="1361"/>
+            <w:tcBorders>
+              <w:top w:val="nil"/>
+              <w:left w:val="nil"/>
+              <w:bottom w:val="single" w:sz="4" w:color="E6EAF0" w:space="0"/>
+              <w:right w:val="nil"/>
+            </w:tcBorders>
+          </w:tcPr>
+          <w:p>
+            <w:pPr>
+              <w:spacing w:before="0" w:after="0"/>
+              <w:jc w:val="right"/>
+            </w:pPr>
+            <w:r>
+              <w:rPr>
+                <w:b w:val="0"/>
+                <w:sz w:val="17"/>
+              </w:rPr>
+              <w:t>–</w:t>
+            </w:r>
+          </w:p>
+        </w:tc>
+        <w:tc>
+          <w:tcPr>
+            <w:tcW w:type="dxa" w:w="1587"/>
+            <w:tcBorders>
+              <w:top w:val="nil"/>
+              <w:left w:val="nil"/>
+              <w:bottom w:val="single" w:sz="4" w:color="E6EAF0" w:space="0"/>
+              <w:right w:val="nil"/>
+            </w:tcBorders>
+          </w:tcPr>
+          <w:p>
+            <w:pPr>
+              <w:spacing w:before="0" w:after="0"/>
+              <w:jc w:val="right"/>
+            </w:pPr>
+            <w:r>
+              <w:rPr>
+                <w:b w:val="0"/>
+                <w:sz w:val="17"/>
+              </w:rPr>
+              <w:t>–</w:t>
+            </w:r>
+          </w:p>
+        </w:tc>
+      </w:tr>
+      <w:tr>
+        <w:tc>
+          <w:tcPr>
+            <w:tcW w:type="dxa" w:w="3515"/>
+            <w:tcBorders>
+              <w:top w:val="nil"/>
+              <w:left w:val="nil"/>
+              <w:bottom w:val="single" w:sz="4" w:color="E6EAF0" w:space="0"/>
+              <w:right w:val="nil"/>
+            </w:tcBorders>
+          </w:tcPr>
+          <w:p>
+            <w:pPr>
+              <w:spacing w:before="0" w:after="0"/>
+            </w:pPr>
+            <w:r>
+              <w:rPr>
+                <w:b w:val="0"/>
+                <w:sz w:val="17"/>
+              </w:rPr>
+              <w:t>3-month Euribor</w:t>
+            </w:r>
+          </w:p>
+        </w:tc>
+        <w:tc>
+          <w:tcPr>
+            <w:tcW w:type="dxa" w:w="1814"/>
+            <w:tcBorders>
+              <w:top w:val="nil"/>
+              <w:left w:val="nil"/>
+              <w:bottom w:val="single" w:sz="4" w:color="E6EAF0" w:space="0"/>
+              <w:right w:val="nil"/>
+            </w:tcBorders>
+          </w:tcPr>
+          <w:p>
+            <w:pPr>
+              <w:spacing w:before="0" w:after="0"/>
+              <w:jc w:val="right"/>
+            </w:pPr>
+            <w:r>
+              <w:rPr>
+                <w:b w:val="0"/>
+                <w:sz w:val="17"/>
+              </w:rPr>
+              <w:t>2.64% (2026-09)</w:t>
+            </w:r>
+          </w:p>
+        </w:tc>
+        <w:tc>
+          <w:tcPr>
+            <w:tcW w:type="dxa" w:w="1361"/>
+            <w:tcBorders>
+              <w:top w:val="nil"/>
+              <w:left w:val="nil"/>
+              <w:bottom w:val="single" w:sz="4" w:color="E6EAF0" w:space="0"/>
+              <w:right w:val="nil"/>
+            </w:tcBorders>
+          </w:tcPr>
+          <w:p>
+            <w:pPr>
+              <w:spacing w:before="0" w:after="0"/>
+              <w:jc w:val="right"/>
+            </w:pPr>
+            <w:r>
+              <w:rPr>
+                <w:b w:val="0"/>
+                <w:sz w:val="17"/>
+              </w:rPr>
+              <w:t>2.34%</w:t>
+            </w:r>
+          </w:p>
+        </w:tc>
+        <w:tc>
+          <w:tcPr>
+            <w:tcW w:type="dxa" w:w="1361"/>
+            <w:tcBorders>
+              <w:top w:val="nil"/>
+              <w:left w:val="nil"/>
+              <w:bottom w:val="single" w:sz="4" w:color="E6EAF0" w:space="0"/>
+              <w:right w:val="nil"/>
+            </w:tcBorders>
+          </w:tcPr>
+          <w:p>
+            <w:pPr>
+              <w:spacing w:before="0" w:after="0"/>
+              <w:jc w:val="right"/>
+            </w:pPr>
+            <w:r>
+              <w:rPr>
+                <w:b w:val="0"/>
+                <w:sz w:val="17"/>
+              </w:rPr>
+              <w:t>2.03%</w:t>
+            </w:r>
+          </w:p>
+        </w:tc>
+        <w:tc>
+          <w:tcPr>
+            <w:tcW w:type="dxa" w:w="1587"/>
+            <w:tcBorders>
+              <w:top w:val="nil"/>
+              <w:left w:val="nil"/>
+              <w:bottom w:val="single" w:sz="4" w:color="E6EAF0" w:space="0"/>
+              <w:right w:val="nil"/>
+            </w:tcBorders>
+          </w:tcPr>
+          <w:p>
+            <w:pPr>
+              <w:spacing w:before="0" w:after="0"/>
+              <w:jc w:val="right"/>
+            </w:pPr>
+            <w:r>
+              <w:rPr>
+                <w:b w:val="0"/>
+                <w:sz w:val="17"/>
+              </w:rPr>
+              <w:t>▲ 0.61 p. p.</w:t>
+            </w:r>
+          </w:p>
+        </w:tc>
+      </w:tr>
+      <w:tr>
+        <w:tc>
+          <w:tcPr>
+            <w:tcW w:type="dxa" w:w="3515"/>
+            <w:tcBorders>
+              <w:top w:val="nil"/>
+              <w:left w:val="nil"/>
+              <w:bottom w:val="single" w:sz="4" w:color="E6EAF0" w:space="0"/>
+              <w:right w:val="nil"/>
+            </w:tcBorders>
+          </w:tcPr>
+          <w:p>
+            <w:pPr>
+              <w:spacing w:before="0" w:after="0"/>
+            </w:pPr>
+            <w:r>
+              <w:rPr>
+                <w:b w:val="0"/>
+                <w:sz w:val="17"/>
+              </w:rPr>
+              <w:t>6-month Euribor</w:t>
+            </w:r>
+          </w:p>
+        </w:tc>
+        <w:tc>
+          <w:tcPr>
+            <w:tcW w:type="dxa" w:w="1814"/>
+            <w:tcBorders>
+              <w:top w:val="nil"/>
+              <w:left w:val="nil"/>
+              <w:bottom w:val="single" w:sz="4" w:color="E6EAF0" w:space="0"/>
+              <w:right w:val="nil"/>
+            </w:tcBorders>
+          </w:tcPr>
+          <w:p>
+            <w:pPr>
+              <w:spacing w:before="0" w:after="0"/>
+              <w:jc w:val="right"/>
+            </w:pPr>
+            <w:r>
+              <w:rPr>
+                <w:b w:val="0"/>
+                <w:sz w:val="17"/>
+              </w:rPr>
+              <w:t>2.92% (2026-09)</w:t>
+            </w:r>
+          </w:p>
+        </w:tc>
+        <w:tc>
+          <w:tcPr>
+            <w:tcW w:type="dxa" w:w="1361"/>
+            <w:tcBorders>
+              <w:top w:val="nil"/>
+              <w:left w:val="nil"/>
+              <w:bottom w:val="single" w:sz="4" w:color="E6EAF0" w:space="0"/>
+              <w:right w:val="nil"/>
+            </w:tcBorders>
+          </w:tcPr>
+          <w:p>
+            <w:pPr>
+              <w:spacing w:before="0" w:after="0"/>
+              <w:jc w:val="right"/>
+            </w:pPr>
+            <w:r>
+              <w:rPr>
+                <w:b w:val="0"/>
+                <w:sz w:val="17"/>
+              </w:rPr>
+              <w:t>2.60%</w:t>
+            </w:r>
+          </w:p>
+        </w:tc>
+        <w:tc>
+          <w:tcPr>
+            <w:tcW w:type="dxa" w:w="1361"/>
+            <w:tcBorders>
+              <w:top w:val="nil"/>
+              <w:left w:val="nil"/>
+              <w:bottom w:val="single" w:sz="4" w:color="E6EAF0" w:space="0"/>
+              <w:right w:val="nil"/>
+            </w:tcBorders>
+          </w:tcPr>
+          <w:p>
+            <w:pPr>
+              <w:spacing w:before="0" w:after="0"/>
+              <w:jc w:val="right"/>
+            </w:pPr>
+            <w:r>
+              <w:rPr>
+                <w:b w:val="0"/>
+                <w:sz w:val="17"/>
+              </w:rPr>
+              <w:t>2.10%</w:t>
+            </w:r>
+          </w:p>
+        </w:tc>
+        <w:tc>
+          <w:tcPr>
+            <w:tcW w:type="dxa" w:w="1587"/>
+            <w:tcBorders>
+              <w:top w:val="nil"/>
+              <w:left w:val="nil"/>
+              <w:bottom w:val="single" w:sz="4" w:color="E6EAF0" w:space="0"/>
+              <w:right w:val="nil"/>
+            </w:tcBorders>
+          </w:tcPr>
+          <w:p>
+            <w:pPr>
+              <w:spacing w:before="0" w:after="0"/>
+              <w:jc w:val="right"/>
+            </w:pPr>
+            <w:r>
+              <w:rPr>
+                <w:b w:val="0"/>
+                <w:sz w:val="17"/>
+              </w:rPr>
+              <w:t>▲ 0.82 p. p.</w:t>
+            </w:r>
+          </w:p>
+        </w:tc>
+      </w:tr>
+      <w:tr>
+        <w:tc>
+          <w:tcPr>
+            <w:tcW w:type="dxa" w:w="3515"/>
+            <w:tcBorders>
+              <w:top w:val="nil"/>
+              <w:left w:val="nil"/>
+              <w:bottom w:val="single" w:sz="4" w:color="E6EAF0" w:space="0"/>
+              <w:right w:val="nil"/>
+            </w:tcBorders>
+          </w:tcPr>
+          <w:p>
+            <w:pPr>
+              <w:spacing w:before="0" w:after="0"/>
+            </w:pPr>
+            <w:r>
+              <w:rPr>
+                <w:b w:val="0"/>
+                <w:sz w:val="17"/>
+              </w:rPr>
+              <w:t>12-month Euribor</w:t>
+            </w:r>
+          </w:p>
+        </w:tc>
+        <w:tc>
+          <w:tcPr>
+            <w:tcW w:type="dxa" w:w="1814"/>
+            <w:tcBorders>
+              <w:top w:val="nil"/>
+              <w:left w:val="nil"/>
+              <w:bottom w:val="single" w:sz="4" w:color="E6EAF0" w:space="0"/>
+              <w:right w:val="nil"/>
+            </w:tcBorders>
+          </w:tcPr>
+          <w:p>
+            <w:pPr>
+              <w:spacing w:before="0" w:after="0"/>
+              <w:jc w:val="right"/>
+            </w:pPr>
+            <w:r>
+              <w:rPr>
+                <w:b w:val="0"/>
+                <w:sz w:val="17"/>
+              </w:rPr>
+              <w:t>3.25% (2026-09)</w:t>
+            </w:r>
+          </w:p>
+        </w:tc>
+        <w:tc>
+          <w:tcPr>
+            <w:tcW w:type="dxa" w:w="1361"/>
+            <w:tcBorders>
+              <w:top w:val="nil"/>
+              <w:left w:val="nil"/>
+              <w:bottom w:val="single" w:sz="4" w:color="E6EAF0" w:space="0"/>
+              <w:right w:val="nil"/>
+            </w:tcBorders>
+          </w:tcPr>
+          <w:p>
+            <w:pPr>
+              <w:spacing w:before="0" w:after="0"/>
+              <w:jc w:val="right"/>
+            </w:pPr>
+            <w:r>
+              <w:rPr>
+                <w:b w:val="0"/>
+                <w:sz w:val="17"/>
+              </w:rPr>
+              <w:t>2.80%</w:t>
+            </w:r>
+          </w:p>
+        </w:tc>
+        <w:tc>
+          <w:tcPr>
+            <w:tcW w:type="dxa" w:w="1361"/>
+            <w:tcBorders>
+              <w:top w:val="nil"/>
+              <w:left w:val="nil"/>
+              <w:bottom w:val="single" w:sz="4" w:color="E6EAF0" w:space="0"/>
+              <w:right w:val="nil"/>
+            </w:tcBorders>
+          </w:tcPr>
+          <w:p>
+            <w:pPr>
+              <w:spacing w:before="0" w:after="0"/>
+              <w:jc w:val="right"/>
+            </w:pPr>
+            <w:r>
+              <w:rPr>
+                <w:b w:val="0"/>
+                <w:sz w:val="17"/>
+              </w:rPr>
+              <w:t>2.17%</w:t>
+            </w:r>
+          </w:p>
+        </w:tc>
+        <w:tc>
+          <w:tcPr>
+            <w:tcW w:type="dxa" w:w="1587"/>
+            <w:tcBorders>
+              <w:top w:val="nil"/>
+              <w:left w:val="nil"/>
+              <w:bottom w:val="single" w:sz="4" w:color="E6EAF0" w:space="0"/>
+              <w:right w:val="nil"/>
+            </w:tcBorders>
+          </w:tcPr>
+          <w:p>
+            <w:pPr>
+              <w:spacing w:before="0" w:after="0"/>
+              <w:jc w:val="right"/>
+            </w:pPr>
+            <w:r>
+              <w:rPr>
+                <w:b w:val="0"/>
+                <w:sz w:val="17"/>
+              </w:rPr>
+              <w:t>▲ 1.08 p. p.</w:t>
+            </w:r>
+          </w:p>
+        </w:tc>
+      </w:tr>
+      <w:tr>
+        <w:tc>
+          <w:tcPr>
+            <w:tcW w:type="dxa" w:w="3515"/>
+            <w:tcBorders>
+              <w:top w:val="nil"/>
+              <w:left w:val="nil"/>
+              <w:bottom w:val="single" w:sz="4" w:color="E6EAF0" w:space="0"/>
+              <w:right w:val="nil"/>
+            </w:tcBorders>
+          </w:tcPr>
+          <w:p>
+            <w:pPr>
+              <w:spacing w:before="0" w:after="0"/>
+            </w:pPr>
+            <w:r>
+              <w:rPr>
+                <w:b w:val="0"/>
+                <w:sz w:val="17"/>
+              </w:rPr>
+              <w:t>Euro area AAA government 10-year yield</w:t>
+            </w:r>
+          </w:p>
+        </w:tc>
+        <w:tc>
+          <w:tcPr>
+            <w:tcW w:type="dxa" w:w="1814"/>
+            <w:tcBorders>
+              <w:top w:val="nil"/>
+              <w:left w:val="nil"/>
+              <w:bottom w:val="single" w:sz="4" w:color="E6EAF0" w:space="0"/>
+              <w:right w:val="nil"/>
+            </w:tcBorders>
+          </w:tcPr>
+          <w:p>
+            <w:pPr>
+              <w:spacing w:before="0" w:after="0"/>
+              <w:jc w:val="right"/>
+            </w:pPr>
+            <w:r>
+              <w:rPr>
+                <w:b w:val="0"/>
+                <w:sz w:val="17"/>
+              </w:rPr>
+              <w:t>3.43% (2026-10)</w:t>
+            </w:r>
+          </w:p>
+        </w:tc>
+        <w:tc>
+          <w:tcPr>
+            <w:tcW w:type="dxa" w:w="1361"/>
+            <w:tcBorders>
+              <w:top w:val="nil"/>
+              <w:left w:val="nil"/>
+              <w:bottom w:val="single" w:sz="4" w:color="E6EAF0" w:space="0"/>
+              <w:right w:val="nil"/>
+            </w:tcBorders>
+          </w:tcPr>
+          <w:p>
+            <w:pPr>
+              <w:spacing w:before="0" w:after="0"/>
+              <w:jc w:val="right"/>
+            </w:pPr>
+            <w:r>
+              <w:rPr>
+                <w:b w:val="0"/>
+                <w:sz w:val="17"/>
+              </w:rPr>
+              <w:t>3.23%</w:t>
+            </w:r>
+          </w:p>
+        </w:tc>
+        <w:tc>
+          <w:tcPr>
+            <w:tcW w:type="dxa" w:w="1361"/>
+            <w:tcBorders>
+              <w:top w:val="nil"/>
+              <w:left w:val="nil"/>
+              <w:bottom w:val="single" w:sz="4" w:color="E6EAF0" w:space="0"/>
+              <w:right w:val="nil"/>
+            </w:tcBorders>
+          </w:tcPr>
+          <w:p>
+            <w:pPr>
+              <w:spacing w:before="0" w:after="0"/>
+              <w:jc w:val="right"/>
+            </w:pPr>
+            <w:r>
+              <w:rPr>
+                <w:b w:val="0"/>
+                <w:sz w:val="17"/>
+              </w:rPr>
+              <w:t>2.72%</w:t>
+            </w:r>
+          </w:p>
+        </w:tc>
+        <w:tc>
+          <w:tcPr>
+            <w:tcW w:type="dxa" w:w="1587"/>
+            <w:tcBorders>
+              <w:top w:val="nil"/>
+              <w:left w:val="nil"/>
+              <w:bottom w:val="single" w:sz="4" w:color="E6EAF0" w:space="0"/>
+              <w:right w:val="nil"/>
+            </w:tcBorders>
+          </w:tcPr>
+          <w:p>
+            <w:pPr>
+              <w:spacing w:before="0" w:after="0"/>
+              <w:jc w:val="right"/>
+            </w:pPr>
+            <w:r>
+              <w:rPr>
+                <w:b w:val="0"/>
+                <w:sz w:val="17"/>
+              </w:rPr>
+              <w:t>▲ 0.71 p. p.</w:t>
+            </w:r>
+          </w:p>
+        </w:tc>
+      </w:tr>
+      <w:tr>
+        <w:tc>
+          <w:tcPr>
+            <w:tcW w:type="dxa" w:w="3515"/>
+            <w:tcBorders>
+              <w:top w:val="nil"/>
+              <w:left w:val="nil"/>
+              <w:bottom w:val="single" w:sz="4" w:color="E6EAF0" w:space="0"/>
+              <w:right w:val="nil"/>
+            </w:tcBorders>
+          </w:tcPr>
+          <w:p>
+            <w:pPr>
+              <w:spacing w:before="0" w:after="0"/>
+            </w:pPr>
+            <w:r>
+              <w:rPr>
+                <w:b w:val="0"/>
+                <w:sz w:val="17"/>
+              </w:rPr>
+              <w:t>Euro area inflation (HICP, annual)</w:t>
+            </w:r>
+          </w:p>
+        </w:tc>
+        <w:tc>
+          <w:tcPr>
+            <w:tcW w:type="dxa" w:w="1814"/>
+            <w:tcBorders>
+              <w:top w:val="nil"/>
+              <w:left w:val="nil"/>
+              <w:bottom w:val="single" w:sz="4" w:color="E6EAF0" w:space="0"/>
+              <w:right w:val="nil"/>
+            </w:tcBorders>
+          </w:tcPr>
+          <w:p>
+            <w:pPr>
+              <w:spacing w:before="0" w:after="0"/>
+              <w:jc w:val="right"/>
+            </w:pPr>
+            <w:r>
+              <w:rPr>
+                <w:b w:val="0"/>
+                <w:sz w:val="17"/>
+              </w:rPr>
+              <w:t>1.90% (2025-12)</w:t>
+            </w:r>
+          </w:p>
+        </w:tc>
+        <w:tc>
+          <w:tcPr>
+            <w:tcW w:type="dxa" w:w="1361"/>
+            <w:tcBorders>
+              <w:top w:val="nil"/>
+              <w:left w:val="nil"/>
+              <w:bottom w:val="single" w:sz="4" w:color="E6EAF0" w:space="0"/>
+              <w:right w:val="nil"/>
+            </w:tcBorders>
+          </w:tcPr>
+          <w:p>
+            <w:pPr>
+              <w:spacing w:before="0" w:after="0"/>
+              <w:jc w:val="right"/>
+            </w:pPr>
+            <w:r>
+              <w:rPr>
+                <w:b w:val="0"/>
+                <w:sz w:val="17"/>
+              </w:rPr>
+              <w:t>2.20%</w:t>
+            </w:r>
+          </w:p>
+        </w:tc>
+        <w:tc>
+          <w:tcPr>
+            <w:tcW w:type="dxa" w:w="1361"/>
+            <w:tcBorders>
+              <w:top w:val="nil"/>
+              <w:left w:val="nil"/>
+              <w:bottom w:val="single" w:sz="4" w:color="E6EAF0" w:space="0"/>
+              <w:right w:val="nil"/>
+            </w:tcBorders>
+          </w:tcPr>
+          <w:p>
+            <w:pPr>
+              <w:spacing w:before="0" w:after="0"/>
+              <w:jc w:val="right"/>
+            </w:pPr>
+            <w:r>
+              <w:rPr>
+                <w:b w:val="0"/>
+                <w:sz w:val="17"/>
+              </w:rPr>
+              <w:t>2.40%</w:t>
+            </w:r>
+          </w:p>
+        </w:tc>
+        <w:tc>
+          <w:tcPr>
+            <w:tcW w:type="dxa" w:w="1587"/>
+            <w:tcBorders>
+              <w:top w:val="nil"/>
+              <w:left w:val="nil"/>
+              <w:bottom w:val="single" w:sz="4" w:color="E6EAF0" w:space="0"/>
+              <w:right w:val="nil"/>
+            </w:tcBorders>
+          </w:tcPr>
+          <w:p>
+            <w:pPr>
+              <w:spacing w:before="0" w:after="0"/>
+              <w:jc w:val="right"/>
+            </w:pPr>
+            <w:r>
+              <w:rPr>
+                <w:b w:val="0"/>
+                <w:sz w:val="17"/>
+              </w:rPr>
+              <w:t>▼ 0.50 p. p.</w:t>
+            </w:r>
+          </w:p>
+        </w:tc>
+      </w:tr>
+    </w:tbl>
+    <w:p>
+      <w:pPr>
+        <w:spacing w:before="0" w:after="40"/>
+      </w:pPr>
+    </w:p>
+    <w:p>
+      <w:pPr>
+        <w:spacing w:before="40" w:after="60"/>
+      </w:pPr>
+      <w:r>
+        <w:rPr>
+          <w:b w:val="0"/>
+          <w:color w:val="667085"/>
+          <w:sz w:val="16"/>
+        </w:rPr>
+        <w:t>Euro area rates and inflation (ECB data, end-of-month value; Euribor and inflation – monthly average). Relevant for floating-rate and reset bonds and refinancing costs.</w:t>
+      </w:r>
+    </w:p>
+    <w:p>
+      <w:pPr>
+        <w:keepNext/>
+        <w:pBdr>
+          <w:bottom w:val="single" w:sz="8" w:color="12355B" w:space="4"/>
         </w:pBdr>
         <w:tabs>
           <w:tab w:pos="482" w:val="left"/>
@@ -3398,7 +4569,7 @@
       <w:r>
         <w:rPr>
           <w:b/>
-          <w:color w:val="1F4E79"/>
+          <w:color w:val="12355B"/>
           <w:sz w:val="28"/>
         </w:rPr>
         <w:t>In the press</w:t>
@@ -3411,7 +4582,7 @@
       <w:r>
         <w:rPr>
           <w:b w:val="0"/>
-          <w:color w:val="5F6B7A"/>
+          <w:color w:val="667085"/>
           <w:sz w:val="18"/>
         </w:rPr>
         <w:t>Automatic news scan (Google News, LV), 2026-07-24 – 2026-10-22: 2 articles.</w:t>
@@ -3460,7 +4631,7 @@
             <w:r>
               <w:rPr>
                 <w:b w:val="0"/>
-                <w:color w:val="1A1A1A"/>
+                <w:color w:val="1B2430"/>
                 <w:sz w:val="17"/>
               </w:rPr>
               <w:t>2026-10-13</w:t>
@@ -3506,10 +4677,10 @@
             <w:pPr>
               <w:spacing w:before="0" w:after="0"/>
             </w:pPr>
-            <w:hyperlink r:id="rId20">
+            <w:hyperlink r:id="rId22">
               <w:r>
                 <w:rPr>
-                  <w:color w:val="1A1A1A"/>
+                  <w:color w:val="1B2430"/>
                   <w:sz w:val="18"/>
                 </w:rPr>
                 <w:t xml:space="preserve">Alūksnes putnu ferma piesaista 33 miljonus eiro no Swedbank un ALTUM</w:t>
@@ -3518,7 +4689,7 @@
             <w:r>
               <w:rPr>
                 <w:b w:val="0"/>
-                <w:color w:val="5F6B7A"/>
+                <w:color w:val="667085"/>
                 <w:sz w:val="15"/>
               </w:rPr>
               <w:t xml:space="preserve">   Dienas Bizness</w:t>
@@ -3544,7 +4715,7 @@
             <w:r>
               <w:rPr>
                 <w:b w:val="0"/>
-                <w:color w:val="1A1A1A"/>
+                <w:color w:val="1B2430"/>
                 <w:sz w:val="17"/>
               </w:rPr>
               <w:t>2026-10-02</w:t>
@@ -3590,10 +4761,10 @@
             <w:pPr>
               <w:spacing w:before="0" w:after="0"/>
             </w:pPr>
-            <w:hyperlink r:id="rId21">
+            <w:hyperlink r:id="rId23">
               <w:r>
                 <w:rPr>
-                  <w:color w:val="1A1A1A"/>
+                  <w:color w:val="1B2430"/>
                   <w:sz w:val="18"/>
                 </w:rPr>
                 <w:t xml:space="preserve">Lauku uzņēmējiem pieejama jauna "Altum" finansējuma programma</w:t>
@@ -3602,7 +4773,7 @@
             <w:r>
               <w:rPr>
                 <w:b w:val="0"/>
-                <w:color w:val="5F6B7A"/>
+                <w:color w:val="667085"/>
                 <w:sz w:val="15"/>
               </w:rPr>
               <w:t xml:space="preserve">   Lasi.lv</w:t>
@@ -3620,7 +4791,7 @@
       <w:pPr>
         <w:keepNext/>
         <w:pBdr>
-          <w:bottom w:val="single" w:sz="8" w:color="1F4E79" w:space="4"/>
+          <w:bottom w:val="single" w:sz="8" w:color="12355B" w:space="4"/>
         </w:pBdr>
         <w:tabs>
           <w:tab w:pos="482" w:val="left"/>
@@ -3639,7 +4810,7 @@
       <w:r>
         <w:rPr>
           <w:b/>
-          <w:color w:val="1F4E79"/>
+          <w:color w:val="12355B"/>
           <w:sz w:val="28"/>
         </w:rPr>
         <w:t>ESG report</w:t>
@@ -3648,7 +4819,7 @@
     <w:p>
       <w:pPr>
         <w:keepNext/>
-        <w:shd w:val="clear" w:color="auto" w:fill="EAF1F8"/>
+        <w:shd w:val="clear" w:color="auto" w:fill="EEF3F8"/>
         <w:spacing w:before="200" w:after="80"/>
         <w:ind w:left="85"/>
       </w:pPr>
@@ -3656,7 +4827,7 @@
         <w:rPr>
           <w:b/>
           <w:caps/>
-          <w:color w:val="1F4E79"/>
+          <w:color w:val="12355B"/>
           <w:sz w:val="19"/>
         </w:rPr>
         <w:t>Exclusionary screening (companies)</w:t>
@@ -3729,7 +4900,7 @@
             <w:r>
               <w:rPr>
                 <w:b/>
-                <w:color w:val="1A1A1A"/>
+                <w:color w:val="1B2430"/>
                 <w:sz w:val="19"/>
               </w:rPr>
               <w:t>Yes, the company is not involved in excluded sectors: controversial and nuclear weapons, tobacco, gambling and restricted sectors in fossil fuel</w:t>
@@ -3746,7 +4917,7 @@
             <w:r>
               <w:rPr>
                 <w:b w:val="0"/>
-                <w:color w:val="5F6B7A"/>
+                <w:color w:val="667085"/>
                 <w:sz w:val="18"/>
               </w:rPr>
               <w:t>•</w:t>
@@ -3772,7 +4943,7 @@
             <w:r>
               <w:rPr>
                 <w:b w:val="0"/>
-                <w:color w:val="5F6B7A"/>
+                <w:color w:val="667085"/>
                 <w:sz w:val="18"/>
               </w:rPr>
               <w:t>•</w:t>
@@ -3875,7 +5046,7 @@
             <w:r>
               <w:rPr>
                 <w:b/>
-                <w:color w:val="1A1A1A"/>
+                <w:color w:val="1B2430"/>
                 <w:sz w:val="19"/>
               </w:rPr>
               <w:t>Yes, the company does not have red flag/signal related to controversies based on UN Global Compact, OECD Guidelines for Multinational Enterprises or any other relevant principles/standards</w:t>
@@ -3892,7 +5063,7 @@
             <w:r>
               <w:rPr>
                 <w:b w:val="0"/>
-                <w:color w:val="5F6B7A"/>
+                <w:color w:val="667085"/>
                 <w:sz w:val="18"/>
               </w:rPr>
               <w:t>•</w:t>
@@ -3918,7 +5089,7 @@
             <w:r>
               <w:rPr>
                 <w:b w:val="0"/>
-                <w:color w:val="5F6B7A"/>
+                <w:color w:val="667085"/>
                 <w:sz w:val="18"/>
               </w:rPr>
               <w:t>•</w:t>
@@ -4021,7 +5192,7 @@
             <w:r>
               <w:rPr>
                 <w:b/>
-                <w:color w:val="1A1A1A"/>
+                <w:color w:val="1B2430"/>
                 <w:sz w:val="19"/>
               </w:rPr>
               <w:t>Yes, the company is not in the list of sanctions (add a screenshot)</w:t>
@@ -4038,7 +5209,7 @@
             <w:r>
               <w:rPr>
                 <w:b w:val="0"/>
-                <w:color w:val="5F6B7A"/>
+                <w:color w:val="667085"/>
                 <w:sz w:val="18"/>
               </w:rPr>
               <w:t>•</w:t>
@@ -4123,7 +5294,7 @@
             <w:r>
               <w:rPr>
                 <w:b/>
-                <w:color w:val="1A1A1A"/>
+                <w:color w:val="1B2430"/>
                 <w:sz w:val="19"/>
               </w:rPr>
               <w:t>Yes, issues were not identified from adverse media checks (add a screenshot)</w:t>
@@ -4140,7 +5311,7 @@
             <w:r>
               <w:rPr>
                 <w:b w:val="0"/>
-                <w:color w:val="5F6B7A"/>
+                <w:color w:val="667085"/>
                 <w:sz w:val="18"/>
               </w:rPr>
               <w:t>•</w:t>
@@ -4166,7 +5337,7 @@
             <w:r>
               <w:rPr>
                 <w:b w:val="0"/>
-                <w:color w:val="5F6B7A"/>
+                <w:color w:val="667085"/>
                 <w:sz w:val="18"/>
               </w:rPr>
               <w:t>•</w:t>
@@ -4212,7 +5383,7 @@
     <w:p>
       <w:pPr>
         <w:keepNext/>
-        <w:shd w:val="clear" w:color="auto" w:fill="EAF1F8"/>
+        <w:shd w:val="clear" w:color="auto" w:fill="EEF3F8"/>
         <w:spacing w:before="200" w:after="80"/>
         <w:ind w:left="85"/>
       </w:pPr>
@@ -4220,7 +5391,7 @@
         <w:rPr>
           <w:b/>
           <w:caps/>
-          <w:color w:val="1F4E79"/>
+          <w:color w:val="12355B"/>
           <w:sz w:val="19"/>
         </w:rPr>
         <w:t>ESG integration and positive screening (positive answers imply higher allocation)</w:t>
@@ -4293,7 +5464,7 @@
             <w:r>
               <w:rPr>
                 <w:b/>
-                <w:color w:val="1A1A1A"/>
+                <w:color w:val="1B2430"/>
                 <w:sz w:val="19"/>
               </w:rPr>
               <w:t>Yes, the company is promoting environmental or social characteristics (activities, ESG policy, good ESG rating, etc)</w:t>
@@ -4310,7 +5481,7 @@
             <w:r>
               <w:rPr>
                 <w:b w:val="0"/>
-                <w:color w:val="5F6B7A"/>
+                <w:color w:val="667085"/>
                 <w:sz w:val="18"/>
               </w:rPr>
               <w:t>•</w:t>
@@ -4324,14 +5495,14 @@
               </w:rPr>
               <w:t>Transition finance products for SMEs and agriculture, the EIB Green Checker for sustainable loans (pricing discount), a 0% guarantee fee for sustainable projects</w:t>
             </w:r>
-            <w:hyperlink r:id="rId22">
+            <w:hyperlink r:id="rId24">
               <w:r>
                 <w:rPr>
                   <w:color w:val="2A78D6"/>
                   <w:vertAlign w:val="superscript"/>
                   <w:sz w:val="15"/>
                 </w:rPr>
-                <w:t xml:space="preserve">11</w:t>
+                <w:t xml:space="preserve">13</w:t>
               </w:r>
             </w:hyperlink>
             <w:r>
@@ -4413,7 +5584,7 @@
             <w:r>
               <w:rPr>
                 <w:b/>
-                <w:color w:val="1A1A1A"/>
+                <w:color w:val="1B2430"/>
                 <w:sz w:val="19"/>
               </w:rPr>
               <w:t>Yes, the activities of the company or it’s strategy is aligned with the taxonomy and/or Paris agreement targets (e.g. net zero commitment)</w:t>
@@ -4430,7 +5601,7 @@
             <w:r>
               <w:rPr>
                 <w:b w:val="0"/>
-                <w:color w:val="5F6B7A"/>
+                <w:color w:val="667085"/>
                 <w:sz w:val="18"/>
               </w:rPr>
               <w:t>•</w:t>
@@ -4444,14 +5615,14 @@
               </w:rPr>
               <w:t>Aims to reduce CO2 emissions of the financed portfolio</w:t>
             </w:r>
-            <w:hyperlink r:id="rId22">
+            <w:hyperlink r:id="rId24">
               <w:r>
                 <w:rPr>
                   <w:color w:val="2A78D6"/>
                   <w:vertAlign w:val="superscript"/>
                   <w:sz w:val="15"/>
                 </w:rPr>
-                <w:t xml:space="preserve">11</w:t>
+                <w:t xml:space="preserve">13</w:t>
               </w:r>
             </w:hyperlink>
             <w:r>
@@ -4533,7 +5704,7 @@
             <w:r>
               <w:rPr>
                 <w:b/>
-                <w:color w:val="1A1A1A"/>
+                <w:color w:val="1B2430"/>
                 <w:sz w:val="19"/>
               </w:rPr>
               <w:t>Yes, the company does not have yellow flag/signal related to controversies based on UN Global Compact or any other relevant principles/standards</w:t>
@@ -4550,7 +5721,7 @@
             <w:r>
               <w:rPr>
                 <w:b w:val="0"/>
-                <w:color w:val="5F6B7A"/>
+                <w:color w:val="667085"/>
                 <w:sz w:val="18"/>
               </w:rPr>
               <w:t>•</w:t>
@@ -4635,7 +5806,7 @@
             <w:r>
               <w:rPr>
                 <w:b/>
-                <w:color w:val="1A1A1A"/>
+                <w:color w:val="1B2430"/>
                 <w:sz w:val="19"/>
               </w:rPr>
               <w:t>Yes, the company fulfills the expectations from SEB thematic and sector policies</w:t>
@@ -4665,7 +5836,7 @@
             <w:r>
               <w:rPr>
                 <w:b w:val="0"/>
-                <w:color w:val="5F6B7A"/>
+                <w:color w:val="667085"/>
                 <w:sz w:val="18"/>
               </w:rPr>
               <w:t>•</w:t>
@@ -4679,14 +5850,14 @@
               </w:rPr>
               <w:t>The Investments policy and the Environmental and Social &amp; Human Rights policies</w:t>
             </w:r>
-            <w:hyperlink r:id="rId23">
+            <w:hyperlink r:id="rId25">
               <w:r>
                 <w:rPr>
                   <w:color w:val="2A78D6"/>
                   <w:vertAlign w:val="superscript"/>
                   <w:sz w:val="15"/>
                 </w:rPr>
-                <w:t xml:space="preserve">12</w:t>
+                <w:t xml:space="preserve">14</w:t>
               </w:r>
             </w:hyperlink>
             <w:r>
@@ -4722,7 +5893,7 @@
             <w:r>
               <w:rPr>
                 <w:b w:val="0"/>
-                <w:color w:val="5F6B7A"/>
+                <w:color w:val="667085"/>
                 <w:sz w:val="18"/>
               </w:rPr>
               <w:t>•</w:t>
@@ -4736,14 +5907,14 @@
               </w:rPr>
               <w:t>State-controlled development institution, sustainability criteria in financing</w:t>
             </w:r>
-            <w:hyperlink r:id="rId22">
+            <w:hyperlink r:id="rId24">
               <w:r>
                 <w:rPr>
                   <w:color w:val="2A78D6"/>
                   <w:vertAlign w:val="superscript"/>
                   <w:sz w:val="15"/>
                 </w:rPr>
-                <w:t xml:space="preserve">11</w:t>
+                <w:t xml:space="preserve">13</w:t>
               </w:r>
             </w:hyperlink>
             <w:r>
@@ -4791,7 +5962,7 @@
     <w:p>
       <w:pPr>
         <w:keepNext/>
-        <w:shd w:val="clear" w:color="auto" w:fill="EAF1F8"/>
+        <w:shd w:val="clear" w:color="auto" w:fill="EEF3F8"/>
         <w:spacing w:before="200" w:after="80"/>
         <w:ind w:left="85"/>
       </w:pPr>
@@ -4799,7 +5970,7 @@
         <w:rPr>
           <w:b/>
           <w:caps/>
-          <w:color w:val="1F4E79"/>
+          <w:color w:val="12355B"/>
           <w:sz w:val="19"/>
         </w:rPr>
         <w:t>Engagement</w:t>
@@ -4872,7 +6043,7 @@
             <w:r>
               <w:rPr>
                 <w:b/>
-                <w:color w:val="1A1A1A"/>
+                <w:color w:val="1B2430"/>
                 <w:sz w:val="19"/>
               </w:rPr>
               <w:t>Is there a need for pro-active engagement with the company?</w:t>
@@ -4889,7 +6060,7 @@
             <w:r>
               <w:rPr>
                 <w:b w:val="0"/>
-                <w:color w:val="5F6B7A"/>
+                <w:color w:val="667085"/>
                 <w:sz w:val="18"/>
               </w:rPr>
               <w:t>•</w:t>
@@ -4922,7 +6093,7 @@
     <w:p>
       <w:pPr>
         <w:keepNext/>
-        <w:shd w:val="clear" w:color="auto" w:fill="EAF1F8"/>
+        <w:shd w:val="clear" w:color="auto" w:fill="EEF3F8"/>
         <w:spacing w:before="200" w:after="80"/>
         <w:ind w:left="85"/>
       </w:pPr>
@@ -4930,7 +6101,7 @@
         <w:rPr>
           <w:b/>
           <w:caps/>
-          <w:color w:val="1F4E79"/>
+          <w:color w:val="12355B"/>
           <w:sz w:val="19"/>
         </w:rPr>
         <w:t>Indicators</w:t>
@@ -5003,7 +6174,7 @@
             <w:r>
               <w:rPr>
                 <w:b/>
-                <w:color w:val="1A1A1A"/>
+                <w:color w:val="1B2430"/>
                 <w:sz w:val="19"/>
               </w:rPr>
               <w:t>Yes, the indicators of the company support the targets of sustainability and PAI indicators followed by the Fund</w:t>
@@ -5020,7 +6191,7 @@
             <w:r>
               <w:rPr>
                 <w:b w:val="0"/>
-                <w:color w:val="5F6B7A"/>
+                <w:color w:val="667085"/>
                 <w:sz w:val="18"/>
               </w:rPr>
               <w:t>•</w:t>
@@ -5034,14 +6205,14 @@
               </w:rPr>
               <w:t>Sustainable loans assessed with the EIB Green Checker and a portfolio emission reduction goal</w:t>
             </w:r>
-            <w:hyperlink r:id="rId22">
+            <w:hyperlink r:id="rId24">
               <w:r>
                 <w:rPr>
                   <w:color w:val="2A78D6"/>
                   <w:vertAlign w:val="superscript"/>
                   <w:sz w:val="15"/>
                 </w:rPr>
-                <w:t xml:space="preserve">11</w:t>
+                <w:t xml:space="preserve">13</w:t>
               </w:r>
             </w:hyperlink>
             <w:r>
@@ -5094,7 +6265,7 @@
       <w:r>
         <w:rPr>
           <w:b w:val="0"/>
-          <w:color w:val="5F6B7A"/>
+          <w:color w:val="667085"/>
           <w:sz w:val="16"/>
         </w:rPr>
         <w:t>SEB policies applied: Policy on Sustainability Considerations in Investments (SEB AB); Financial sector - no dedicated SEB sector policy (thematic policies applied); Environmental Policy on Climate, Nature and Water (thematic); Social and Human Rights Policy (thematic); Governance expectations in sector policies (anti-corruption, tax, reporting)</w:t>
@@ -5104,7 +6275,7 @@
       <w:pPr>
         <w:keepNext/>
         <w:pBdr>
-          <w:bottom w:val="single" w:sz="8" w:color="1F4E79" w:space="4"/>
+          <w:bottom w:val="single" w:sz="8" w:color="12355B" w:space="4"/>
         </w:pBdr>
         <w:tabs>
           <w:tab w:pos="482" w:val="left"/>
@@ -5123,7 +6294,7 @@
       <w:r>
         <w:rPr>
           <w:b/>
-          <w:color w:val="1F4E79"/>
+          <w:color w:val="12355B"/>
           <w:sz w:val="28"/>
         </w:rPr>
         <w:t>Sources</w:t>
@@ -5140,7 +6311,7 @@
       <w:r>
         <w:rPr>
           <w:b w:val="0"/>
-          <w:color w:val="5F6B7A"/>
+          <w:color w:val="667085"/>
           <w:sz w:val="17"/>
         </w:rPr>
         <w:t>1.</w:t>
@@ -5167,7 +6338,7 @@
       <w:r>
         <w:rPr>
           <w:b w:val="0"/>
-          <w:color w:val="5F6B7A"/>
+          <w:color w:val="667085"/>
           <w:sz w:val="17"/>
         </w:rPr>
         <w:t>2.</w:t>
@@ -5194,7 +6365,7 @@
       <w:r>
         <w:rPr>
           <w:b w:val="0"/>
-          <w:color w:val="5F6B7A"/>
+          <w:color w:val="667085"/>
           <w:sz w:val="17"/>
         </w:rPr>
         <w:t>3.</w:t>
@@ -5221,7 +6392,7 @@
       <w:r>
         <w:rPr>
           <w:b w:val="0"/>
-          <w:color w:val="5F6B7A"/>
+          <w:color w:val="667085"/>
           <w:sz w:val="17"/>
         </w:rPr>
         <w:t>4.</w:t>
@@ -5248,7 +6419,7 @@
       <w:r>
         <w:rPr>
           <w:b w:val="0"/>
-          <w:color w:val="5F6B7A"/>
+          <w:color w:val="667085"/>
           <w:sz w:val="17"/>
         </w:rPr>
         <w:t>5.</w:t>
@@ -5275,7 +6446,7 @@
       <w:r>
         <w:rPr>
           <w:b w:val="0"/>
-          <w:color w:val="5F6B7A"/>
+          <w:color w:val="667085"/>
           <w:sz w:val="17"/>
         </w:rPr>
         <w:t>6.</w:t>
@@ -5302,7 +6473,7 @@
       <w:r>
         <w:rPr>
           <w:b w:val="0"/>
-          <w:color w:val="5F6B7A"/>
+          <w:color w:val="667085"/>
           <w:sz w:val="17"/>
         </w:rPr>
         <w:t>7.</w:t>
@@ -5329,7 +6500,7 @@
       <w:r>
         <w:rPr>
           <w:b w:val="0"/>
-          <w:color w:val="5F6B7A"/>
+          <w:color w:val="667085"/>
           <w:sz w:val="17"/>
         </w:rPr>
         <w:t>8.</w:t>
@@ -5356,7 +6527,7 @@
       <w:r>
         <w:rPr>
           <w:b w:val="0"/>
-          <w:color w:val="5F6B7A"/>
+          <w:color w:val="667085"/>
           <w:sz w:val="17"/>
         </w:rPr>
         <w:t>9.</w:t>
@@ -5383,7 +6554,7 @@
       <w:r>
         <w:rPr>
           <w:b w:val="0"/>
-          <w:color w:val="5F6B7A"/>
+          <w:color w:val="667085"/>
           <w:sz w:val="17"/>
         </w:rPr>
         <w:t>10.</w:t>
@@ -5410,13 +6581,67 @@
       <w:r>
         <w:rPr>
           <w:b w:val="0"/>
-          <w:color w:val="5F6B7A"/>
+          <w:color w:val="667085"/>
           <w:sz w:val="17"/>
         </w:rPr>
         <w:t>11.</w:t>
         <w:tab/>
       </w:r>
-      <w:hyperlink r:id="rId22">
+      <w:hyperlink r:id="rId20">
+        <w:r>
+          <w:rPr>
+            <w:color w:val="2A78D6"/>
+            <w:sz w:val="17"/>
+          </w:rPr>
+          <w:t xml:space="preserve">Altum - Interim report 6M 2026 (unaudited), p. 5, 2026</w:t>
+        </w:r>
+      </w:hyperlink>
+    </w:p>
+    <w:p>
+      <w:pPr>
+        <w:tabs>
+          <w:tab w:pos="397" w:val="left"/>
+        </w:tabs>
+        <w:spacing w:before="0" w:after="30"/>
+        <w:ind w:left="397" w:hanging="397"/>
+      </w:pPr>
+      <w:r>
+        <w:rPr>
+          <w:b w:val="0"/>
+          <w:color w:val="667085"/>
+          <w:sz w:val="17"/>
+        </w:rPr>
+        <w:t>12.</w:t>
+        <w:tab/>
+      </w:r>
+      <w:hyperlink r:id="rId21">
+        <w:r>
+          <w:rPr>
+            <w:color w:val="2A78D6"/>
+            <w:sz w:val="17"/>
+          </w:rPr>
+          <w:t xml:space="preserve">Altum - Interim report 6M 2026 (unaudited), p. 6, 2026</w:t>
+        </w:r>
+      </w:hyperlink>
+    </w:p>
+    <w:p>
+      <w:pPr>
+        <w:tabs>
+          <w:tab w:pos="397" w:val="left"/>
+        </w:tabs>
+        <w:spacing w:before="0" w:after="30"/>
+        <w:ind w:left="397" w:hanging="397"/>
+      </w:pPr>
+      <w:r>
+        <w:rPr>
+          <w:b w:val="0"/>
+          <w:color w:val="667085"/>
+          <w:sz w:val="17"/>
+        </w:rPr>
+        <w:t>13.</w:t>
+        <w:tab/>
+      </w:r>
+      <w:hyperlink r:id="rId24">
         <w:r>
           <w:rPr>
             <w:color w:val="2A78D6"/>
@@ -5437,13 +6662,13 @@
       <w:r>
         <w:rPr>
           <w:b w:val="0"/>
-          <w:color w:val="5F6B7A"/>
+          <w:color w:val="667085"/>
           <w:sz w:val="17"/>
         </w:rPr>
-        <w:t>12.</w:t>
+        <w:t>14.</w:t>
         <w:tab/>
       </w:r>
-      <w:hyperlink r:id="rId23">
+      <w:hyperlink r:id="rId25">
         <w:r>
           <w:rPr>
             <w:color w:val="2A78D6"/>
@@ -5460,7 +6685,7 @@
       <w:r>
         <w:rPr>
           <w:b w:val="0"/>
-          <w:color w:val="5F6B7A"/>
+          <w:color w:val="667085"/>
           <w:sz w:val="16"/>
         </w:rPr>
         <w:t>Report prepared from public sources. Figures are as published by the issuer; small numbers next to the text point to the source list.</w:t>
@@ -5485,7 +6710,7 @@
   <w:p>
     <w:pPr>
       <w:pBdr>
-        <w:top w:val="single" w:sz="4" w:color="C9D3DE" w:space="4"/>
+        <w:top w:val="single" w:sz="4" w:color="D5DCE4" w:space="4"/>
       </w:pBdr>
       <w:tabs>
         <w:tab w:pos="9638" w:val="right"/>
@@ -5494,7 +6719,7 @@
     <w:r>
       <w:rPr>
         <w:b w:val="0"/>
-        <w:color w:val="5F6B7A"/>
+        <w:color w:val="667085"/>
         <w:sz w:val="16"/>
       </w:rPr>
       <w:t>Altum · 6M2026 · 2026-10-22</w:t>
@@ -5503,7 +6728,7 @@
     <w:r>
       <w:rPr>
         <w:b/>
-        <w:color w:val="1F4E79"/>
+        <w:color w:val="12355B"/>
         <w:sz w:val="16"/>
       </w:rPr>
       <w:fldChar w:fldCharType="begin"/>
@@ -5519,7 +6744,7 @@
   <w:p>
     <w:pPr>
       <w:pBdr>
-        <w:top w:val="single" w:sz="4" w:color="C9D3DE" w:space="4"/>
+        <w:top w:val="single" w:sz="4" w:color="D5DCE4" w:space="4"/>
       </w:pBdr>
       <w:tabs>
         <w:tab w:pos="9638" w:val="right"/>
@@ -5528,7 +6753,7 @@
     <w:r>
       <w:rPr>
         <w:b w:val="0"/>
-        <w:color w:val="5F6B7A"/>
+        <w:color w:val="667085"/>
         <w:sz w:val="16"/>
       </w:rPr>
       <w:t>Altum · 6M2026 · 2026-10-22</w:t>
@@ -5537,7 +6762,7 @@
     <w:r>
       <w:rPr>
         <w:b/>
-        <w:color w:val="1F4E79"/>
+        <w:color w:val="12355B"/>
         <w:sz w:val="16"/>
       </w:rPr>
       <w:fldChar w:fldCharType="begin"/>
@@ -5553,7 +6778,7 @@
   <w:p>
     <w:pPr>
       <w:pBdr>
-        <w:bottom w:val="single" w:sz="4" w:color="C9D3DE" w:space="4"/>
+        <w:bottom w:val="single" w:sz="4" w:color="D5DCE4" w:space="4"/>
       </w:pBdr>
       <w:tabs>
         <w:tab w:pos="9638" w:val="right"/>
@@ -5562,7 +6787,7 @@
     <w:r>
       <w:rPr>
         <w:b/>
-        <w:color w:val="1F4E79"/>
+        <w:color w:val="12355B"/>
         <w:sz w:val="16"/>
       </w:rPr>
       <w:t>Altum</w:t>
@@ -5570,7 +6795,7 @@
     <w:r>
       <w:rPr>
         <w:b w:val="0"/>
-        <w:color w:val="5F6B7A"/>
+        <w:color w:val="667085"/>
         <w:sz w:val="16"/>
       </w:rPr>
       <w:tab/>
@@ -5948,7 +7173,7 @@
     </w:pPr>
     <w:rPr>
       <w:rFonts w:ascii="Calibri" w:hAnsi="Calibri" w:eastAsia="Calibri"/>
-      <w:color w:val="1A1A1A"/>
+      <w:color w:val="1B2430"/>
       <w:sz w:val="21"/>
     </w:rPr>
   </w:style>

--- a/docs/files/altum/altum_6M2026_en.docx
+++ b/docs/files/altum/altum_6M2026_en.docx
@@ -4585,7 +4585,7 @@
           <w:color w:val="667085"/>
           <w:sz w:val="18"/>
         </w:rPr>
-        <w:t>Automatic news scan (Google News, LV), 2026-07-24 – 2026-10-22: 2 articles.</w:t>
+        <w:t>Automatic news scan (Google News, LV), 2026-07-25 – 2026-10-23: 2 articles.</w:t>
       </w:r>
     </w:p>
     <w:tbl>
@@ -5349,7 +5349,7 @@
                 <w:color w:val="333333"/>
                 <w:sz w:val="18"/>
               </w:rPr>
-              <w:t>News summary 2026-07-24 – 2026-10-22: 2 articles, 0 with an adverse keyword in the headline (details in the section "In the press").</w:t>
+              <w:t>News summary 2026-07-25 – 2026-10-23: 2 articles, 0 with an adverse keyword in the headline (details in the section "In the press").</w:t>
             </w:r>
           </w:p>
         </w:tc>

--- a/docs/files/altum/altum_6M2026_en.docx
+++ b/docs/files/altum/altum_6M2026_en.docx
@@ -426,7 +426,7 @@
                 <w:color w:val="1B2430"/>
                 <w:sz w:val="21"/>
               </w:rPr>
-              <w:t>. 1H profit EUR 10.1m (+15%), equity ratio about 25% (calculated by the tool), 180-day liquidity ratio 227%</w:t>
+              <w:t>. 1H profit EUR 10.1m (+15%), equity ratio about 25% (own calculation), 180-day liquidity ratio 227%</w:t>
             </w:r>
             <w:hyperlink r:id="rId12">
               <w:r>
@@ -865,7 +865,7 @@
         <w:rPr>
           <w:b w:val="0"/>
         </w:rPr>
-        <w:t xml:space="preserve"> loans EUR 707.1m (+32% year on year), guarantees EUR 737.7m; total portfolio EUR 1,704.8m (+26%; changes calculated by the tool)</w:t>
+        <w:t xml:space="preserve"> loans EUR 707.1m (+32% year on year), guarantees EUR 737.7m; total portfolio EUR 1,704.8m (+26%; changes are own calculation)</w:t>
       </w:r>
       <w:hyperlink r:id="rId12">
         <w:r>
@@ -2595,7 +2595,7 @@
           <w:color w:val="667085"/>
           <w:sz w:val="16"/>
         </w:rPr>
-        <w:t>Colours: green change – the metric is improving, red – worsening. Latest-period cell background: green – good level, amber – average, red – weak (tool benchmarks, config/metric_rules.yaml).</w:t>
+        <w:t>Colours: green change – the metric is improving, red – worsening. Latest-period cell background: green – good level, amber – average, red – weak (internal benchmarks, config/metric_rules.yaml).</w:t>
       </w:r>
     </w:p>
     <w:p>
@@ -2608,7 +2608,7 @@
           <w:color w:val="667085"/>
           <w:sz w:val="16"/>
         </w:rPr>
-        <w:t>* – taken from the report summary;  ᶜ – calculated by the tool. Small numbers next to text link to the source (opens the document at the cited page).</w:t>
+        <w:t>* – taken from the report summary;  ᶜ – own calculation. Small numbers next to text link to the source (opens the document at the cited page).</w:t>
       </w:r>
     </w:p>
     <w:p>

--- a/docs/files/altum/altum_6M2026_en.docx
+++ b/docs/files/altum/altum_6M2026_en.docx
@@ -4329,7 +4329,7 @@
                 <w:b w:val="0"/>
                 <w:sz w:val="17"/>
               </w:rPr>
-              <w:t>3.43% (2026-10)</w:t>
+              <w:t>3.38% (2026-10)</w:t>
             </w:r>
           </w:p>
         </w:tc>
@@ -4401,7 +4401,7 @@
                 <w:b w:val="0"/>
                 <w:sz w:val="17"/>
               </w:rPr>
-              <w:t>▲ 0.71 p. p.</w:t>
+              <w:t>▲ 0.66 p. p.</w:t>
             </w:r>
           </w:p>
         </w:tc>
@@ -5221,7 +5221,7 @@
                 <w:color w:val="333333"/>
                 <w:sz w:val="18"/>
               </w:rPr>
-              <w:t>Not found on the EU, UN, UK, US OFAC consolidated sanctions lists (automatic check 2026-10-22).</w:t>
+              <w:t>Not found on the EU, UN, UK, US OFAC consolidated sanctions lists (automatic check 2026-10-23).</w:t>
             </w:r>
           </w:p>
         </w:tc>

--- a/docs/files/altum/altum_6M2026_en.docx
+++ b/docs/files/altum/altum_6M2026_en.docx
@@ -5224,6 +5224,117 @@
               <w:t>Not found on the EU, UN, UK, US OFAC consolidated sanctions lists (automatic check 2026-10-23).</w:t>
             </w:r>
           </w:p>
+          <w:p>
+            <w:pPr>
+              <w:spacing w:before="40" w:after="0"/>
+            </w:pPr>
+            <w:r>
+              <w:rPr>
+                <w:b/>
+                <w:color w:val="333333"/>
+                <w:sz w:val="18"/>
+              </w:rPr>
+              <w:t>Manual check</w:t>
+            </w:r>
+          </w:p>
+          <w:p>
+            <w:pPr>
+              <w:tabs>
+                <w:tab w:pos="198" w:val="left"/>
+              </w:tabs>
+              <w:spacing w:before="0" w:after="20"/>
+              <w:ind w:left="198" w:hanging="198"/>
+            </w:pPr>
+            <w:r>
+              <w:rPr>
+                <w:b w:val="0"/>
+                <w:color w:val="667085"/>
+                <w:sz w:val="18"/>
+              </w:rPr>
+              <w:t>•</w:t>
+              <w:tab/>
+            </w:r>
+            <w:r>
+              <w:rPr>
+                <w:b w:val="0"/>
+                <w:color w:val="333333"/>
+                <w:sz w:val="18"/>
+              </w:rPr>
+              <w:t>OFAC sanctions search</w:t>
+            </w:r>
+            <w:hyperlink r:id="rId24">
+              <w:r>
+                <w:rPr>
+                  <w:color w:val="2A78D6"/>
+                  <w:vertAlign w:val="superscript"/>
+                  <w:sz w:val="15"/>
+                </w:rPr>
+                <w:t xml:space="preserve">13</w:t>
+              </w:r>
+            </w:hyperlink>
+          </w:p>
+          <w:p>
+            <w:pPr>
+              <w:tabs>
+                <w:tab w:pos="198" w:val="left"/>
+              </w:tabs>
+              <w:spacing w:before="0" w:after="20"/>
+              <w:ind w:left="198" w:hanging="198"/>
+            </w:pPr>
+            <w:r>
+              <w:rPr>
+                <w:b w:val="0"/>
+                <w:color w:val="667085"/>
+                <w:sz w:val="18"/>
+              </w:rPr>
+              <w:t>•</w:t>
+              <w:tab/>
+            </w:r>
+            <w:r>
+              <w:rPr>
+                <w:b w:val="0"/>
+                <w:color w:val="333333"/>
+                <w:sz w:val="18"/>
+              </w:rPr>
+              <w:t>EU Sanctions Map</w:t>
+            </w:r>
+            <w:hyperlink r:id="rId25">
+              <w:r>
+                <w:rPr>
+                  <w:color w:val="2A78D6"/>
+                  <w:vertAlign w:val="superscript"/>
+                  <w:sz w:val="15"/>
+                </w:rPr>
+                <w:t xml:space="preserve">14</w:t>
+              </w:r>
+            </w:hyperlink>
+          </w:p>
+          <w:p>
+            <w:pPr>
+              <w:tabs>
+                <w:tab w:pos="198" w:val="left"/>
+              </w:tabs>
+              <w:spacing w:before="0" w:after="20"/>
+              <w:ind w:left="198" w:hanging="198"/>
+            </w:pPr>
+            <w:r>
+              <w:rPr>
+                <w:b w:val="0"/>
+                <w:color w:val="667085"/>
+                <w:sz w:val="18"/>
+              </w:rPr>
+              <w:t>•</w:t>
+              <w:tab/>
+            </w:r>
+            <w:r>
+              <w:rPr>
+                <w:b w:val="0"/>
+                <w:color w:val="333333"/>
+                <w:sz w:val="18"/>
+              </w:rPr>
+              <w:t>SEB eNameChecker (internal SEB system).</w:t>
+            </w:r>
+          </w:p>
         </w:tc>
       </w:tr>
     </w:tbl>
@@ -5495,14 +5606,14 @@
               </w:rPr>
               <w:t>Transition finance products for SMEs and agriculture, the EIB Green Checker for sustainable loans (pricing discount), a 0% guarantee fee for sustainable projects</w:t>
             </w:r>
-            <w:hyperlink r:id="rId24">
+            <w:hyperlink r:id="rId26">
               <w:r>
                 <w:rPr>
                   <w:color w:val="2A78D6"/>
                   <w:vertAlign w:val="superscript"/>
                   <w:sz w:val="15"/>
                 </w:rPr>
-                <w:t xml:space="preserve">13</w:t>
+                <w:t xml:space="preserve">15</w:t>
               </w:r>
             </w:hyperlink>
             <w:r>
@@ -5615,14 +5726,14 @@
               </w:rPr>
               <w:t>Aims to reduce CO2 emissions of the financed portfolio</w:t>
             </w:r>
-            <w:hyperlink r:id="rId24">
+            <w:hyperlink r:id="rId26">
               <w:r>
                 <w:rPr>
                   <w:color w:val="2A78D6"/>
                   <w:vertAlign w:val="superscript"/>
                   <w:sz w:val="15"/>
                 </w:rPr>
-                <w:t xml:space="preserve">13</w:t>
+                <w:t xml:space="preserve">15</w:t>
               </w:r>
             </w:hyperlink>
             <w:r>
@@ -5850,14 +5961,14 @@
               </w:rPr>
               <w:t>The Investments policy and the Environmental and Social &amp; Human Rights policies</w:t>
             </w:r>
-            <w:hyperlink r:id="rId25">
+            <w:hyperlink r:id="rId27">
               <w:r>
                 <w:rPr>
                   <w:color w:val="2A78D6"/>
                   <w:vertAlign w:val="superscript"/>
                   <w:sz w:val="15"/>
                 </w:rPr>
-                <w:t xml:space="preserve">14</w:t>
+                <w:t xml:space="preserve">16</w:t>
               </w:r>
             </w:hyperlink>
             <w:r>
@@ -5907,14 +6018,14 @@
               </w:rPr>
               <w:t>State-controlled development institution, sustainability criteria in financing</w:t>
             </w:r>
-            <w:hyperlink r:id="rId24">
+            <w:hyperlink r:id="rId26">
               <w:r>
                 <w:rPr>
                   <w:color w:val="2A78D6"/>
                   <w:vertAlign w:val="superscript"/>
                   <w:sz w:val="15"/>
                 </w:rPr>
-                <w:t xml:space="preserve">13</w:t>
+                <w:t xml:space="preserve">15</w:t>
               </w:r>
             </w:hyperlink>
             <w:r>
@@ -6205,14 +6316,14 @@
               </w:rPr>
               <w:t>Sustainable loans assessed with the EIB Green Checker and a portfolio emission reduction goal</w:t>
             </w:r>
-            <w:hyperlink r:id="rId24">
+            <w:hyperlink r:id="rId26">
               <w:r>
                 <w:rPr>
                   <w:color w:val="2A78D6"/>
                   <w:vertAlign w:val="superscript"/>
                   <w:sz w:val="15"/>
                 </w:rPr>
-                <w:t xml:space="preserve">13</w:t>
+                <w:t xml:space="preserve">15</w:t>
               </w:r>
             </w:hyperlink>
             <w:r>
@@ -6647,7 +6758,7 @@
             <w:color w:val="2A78D6"/>
             <w:sz w:val="17"/>
           </w:rPr>
-          <w:t xml:space="preserve">Altum - Interim report 6M 2026 (unaudited), p. 14-15, 2026</w:t>
+          <w:t xml:space="preserve">OFAC Sanctions List Search (US Treasury)</w:t>
         </w:r>
       </w:hyperlink>
     </w:p>
@@ -6669,6 +6780,60 @@
         <w:tab/>
       </w:r>
       <w:hyperlink r:id="rId25">
+        <w:r>
+          <w:rPr>
+            <w:color w:val="2A78D6"/>
+            <w:sz w:val="17"/>
+          </w:rPr>
+          <w:t xml:space="preserve">EU Sanctions Map</w:t>
+        </w:r>
+      </w:hyperlink>
+    </w:p>
+    <w:p>
+      <w:pPr>
+        <w:tabs>
+          <w:tab w:pos="397" w:val="left"/>
+        </w:tabs>
+        <w:spacing w:before="0" w:after="30"/>
+        <w:ind w:left="397" w:hanging="397"/>
+      </w:pPr>
+      <w:r>
+        <w:rPr>
+          <w:b w:val="0"/>
+          <w:color w:val="667085"/>
+          <w:sz w:val="17"/>
+        </w:rPr>
+        <w:t>15.</w:t>
+        <w:tab/>
+      </w:r>
+      <w:hyperlink r:id="rId26">
+        <w:r>
+          <w:rPr>
+            <w:color w:val="2A78D6"/>
+            <w:sz w:val="17"/>
+          </w:rPr>
+          <w:t xml:space="preserve">Altum - Interim report 6M 2026 (unaudited), p. 14-15, 2026</w:t>
+        </w:r>
+      </w:hyperlink>
+    </w:p>
+    <w:p>
+      <w:pPr>
+        <w:tabs>
+          <w:tab w:pos="397" w:val="left"/>
+        </w:tabs>
+        <w:spacing w:before="0" w:after="30"/>
+        <w:ind w:left="397" w:hanging="397"/>
+      </w:pPr>
+      <w:r>
+        <w:rPr>
+          <w:b w:val="0"/>
+          <w:color w:val="667085"/>
+          <w:sz w:val="17"/>
+        </w:rPr>
+        <w:t>16.</w:t>
+        <w:tab/>
+      </w:r>
+      <w:hyperlink r:id="rId27">
         <w:r>
           <w:rPr>
             <w:color w:val="2A78D6"/>

--- a/docs/files/altum/altum_6M2026_en.docx
+++ b/docs/files/altum/altum_6M2026_en.docx
@@ -4585,7 +4585,7 @@
           <w:color w:val="667085"/>
           <w:sz w:val="18"/>
         </w:rPr>
-        <w:t>Automatic news scan (Google News, LV), 2026-07-25 – 2026-10-23: 2 articles.</w:t>
+        <w:t>Automatic news scan (Google News, LV), 2026-07-26 – 2026-10-24: 2 articles.</w:t>
       </w:r>
     </w:p>
     <w:tbl>
@@ -5221,7 +5221,7 @@
                 <w:color w:val="333333"/>
                 <w:sz w:val="18"/>
               </w:rPr>
-              <w:t>Not found on the EU, UN, UK, US OFAC consolidated sanctions lists (automatic check 2026-10-23).</w:t>
+              <w:t>Not found on the EU, UN, UK, US OFAC consolidated sanctions lists (automatic check 2026-10-24).</w:t>
             </w:r>
           </w:p>
           <w:p>
@@ -5460,7 +5460,7 @@
                 <w:color w:val="333333"/>
                 <w:sz w:val="18"/>
               </w:rPr>
-              <w:t>News summary 2026-07-25 – 2026-10-23: 2 articles, 0 with an adverse keyword in the headline (details in the section "In the press").</w:t>
+              <w:t>News summary 2026-07-26 – 2026-10-24: 2 articles, 0 with an adverse keyword in the headline (details in the section "In the press").</w:t>
             </w:r>
           </w:p>
         </w:tc>

--- a/docs/files/altum/altum_6M2026_en.docx
+++ b/docs/files/altum/altum_6M2026_en.docx
@@ -4585,7 +4585,7 @@
           <w:color w:val="667085"/>
           <w:sz w:val="18"/>
         </w:rPr>
-        <w:t>Automatic news scan (Google News, LV), 2026-07-26 – 2026-10-24: 2 articles.</w:t>
+        <w:t>Automatic news scan (Google News, LV), 2026-07-27 – 2026-10-25: 2 articles.</w:t>
       </w:r>
     </w:p>
     <w:tbl>
@@ -5221,7 +5221,7 @@
                 <w:color w:val="333333"/>
                 <w:sz w:val="18"/>
               </w:rPr>
-              <w:t>Not found on the EU, UN, UK, US OFAC consolidated sanctions lists (automatic check 2026-10-24).</w:t>
+              <w:t>Not found on the EU, UN, UK, US OFAC consolidated sanctions lists (automatic check 2026-10-25).</w:t>
             </w:r>
           </w:p>
           <w:p>
@@ -5460,7 +5460,7 @@
                 <w:color w:val="333333"/>
                 <w:sz w:val="18"/>
               </w:rPr>
-              <w:t>News summary 2026-07-26 – 2026-10-24: 2 articles, 0 with an adverse keyword in the headline (details in the section "In the press").</w:t>
+              <w:t>News summary 2026-07-27 – 2026-10-25: 2 articles, 0 with an adverse keyword in the headline (details in the section "In the press").</w:t>
             </w:r>
           </w:p>
         </w:tc>

--- a/docs/files/altum/altum_6M2026_en.docx
+++ b/docs/files/altum/altum_6M2026_en.docx
@@ -4329,7 +4329,7 @@
                 <w:b w:val="0"/>
                 <w:sz w:val="17"/>
               </w:rPr>
-              <w:t>3.38% (2026-10)</w:t>
+              <w:t>3.37% (2026-10)</w:t>
             </w:r>
           </w:p>
         </w:tc>
@@ -4401,7 +4401,7 @@
                 <w:b w:val="0"/>
                 <w:sz w:val="17"/>
               </w:rPr>
-              <w:t>▲ 0.66 p. p.</w:t>
+              <w:t>▲ 0.65 p. p.</w:t>
             </w:r>
           </w:p>
         </w:tc>
@@ -4585,7 +4585,7 @@
           <w:color w:val="667085"/>
           <w:sz w:val="18"/>
         </w:rPr>
-        <w:t>Automatic news scan (Google News, LV), 2026-07-27 – 2026-10-25: 2 articles.</w:t>
+        <w:t>Automatic news scan (Google News, LV), 2026-07-28 – 2026-10-26: 2 articles.</w:t>
       </w:r>
     </w:p>
     <w:tbl>
@@ -5221,7 +5221,7 @@
                 <w:color w:val="333333"/>
                 <w:sz w:val="18"/>
               </w:rPr>
-              <w:t>Not found on the EU, UN, UK, US OFAC consolidated sanctions lists (automatic check 2026-10-25).</w:t>
+              <w:t>Not found on the EU, UN, US OFAC consolidated sanctions lists (automatic check 2026-10-26).</w:t>
             </w:r>
           </w:p>
           <w:p>
@@ -5460,7 +5460,7 @@
                 <w:color w:val="333333"/>
                 <w:sz w:val="18"/>
               </w:rPr>
-              <w:t>News summary 2026-07-27 – 2026-10-25: 2 articles, 0 with an adverse keyword in the headline (details in the section "In the press").</w:t>
+              <w:t>News summary 2026-07-28 – 2026-10-26: 2 articles, 0 with an adverse keyword in the headline (details in the section "In the press").</w:t>
             </w:r>
           </w:p>
         </w:tc>

--- a/docs/files/altum/altum_6M2026_en.docx
+++ b/docs/files/altum/altum_6M2026_en.docx
@@ -4585,7 +4585,7 @@
           <w:color w:val="667085"/>
           <w:sz w:val="18"/>
         </w:rPr>
-        <w:t>Automatic news scan (Google News, LV), 2026-07-28 – 2026-10-26: 2 articles.</w:t>
+        <w:t>Automatic news scan (Google News, LV), 2026-07-29 – 2026-10-27: 2 articles.</w:t>
       </w:r>
     </w:p>
     <w:tbl>
@@ -5221,7 +5221,7 @@
                 <w:color w:val="333333"/>
                 <w:sz w:val="18"/>
               </w:rPr>
-              <w:t>Not found on the EU, UN, US OFAC consolidated sanctions lists (automatic check 2026-10-26).</w:t>
+              <w:t>Not found on the EU, UN, US OFAC consolidated sanctions lists (automatic check 2026-10-27).</w:t>
             </w:r>
           </w:p>
           <w:p>
@@ -5460,7 +5460,7 @@
                 <w:color w:val="333333"/>
                 <w:sz w:val="18"/>
               </w:rPr>
-              <w:t>News summary 2026-07-28 – 2026-10-26: 2 articles, 0 with an adverse keyword in the headline (details in the section "In the press").</w:t>
+              <w:t>News summary 2026-07-29 – 2026-10-27: 2 articles, 0 with an adverse keyword in the headline (details in the section "In the press").</w:t>
             </w:r>
           </w:p>
         </w:tc>

--- a/docs/files/altum/altum_6M2026_en.docx
+++ b/docs/files/altum/altum_6M2026_en.docx
@@ -4585,7 +4585,7 @@
           <w:color w:val="667085"/>
           <w:sz w:val="18"/>
         </w:rPr>
-        <w:t>Automatic news scan (Google News, LV), 2026-07-29 – 2026-10-27: 2 articles.</w:t>
+        <w:t>Automatic news scan (Google News, LV), 2026-07-30 – 2026-10-28: 2 articles.</w:t>
       </w:r>
     </w:p>
     <w:tbl>
@@ -5221,7 +5221,7 @@
                 <w:color w:val="333333"/>
                 <w:sz w:val="18"/>
               </w:rPr>
-              <w:t>Not found on the EU, UN, US OFAC consolidated sanctions lists (automatic check 2026-10-27).</w:t>
+              <w:t>Not found on the EU, UN, US OFAC consolidated sanctions lists (automatic check 2026-10-28).</w:t>
             </w:r>
           </w:p>
           <w:p>
@@ -5460,7 +5460,7 @@
                 <w:color w:val="333333"/>
                 <w:sz w:val="18"/>
               </w:rPr>
-              <w:t>News summary 2026-07-29 – 2026-10-27: 2 articles, 0 with an adverse keyword in the headline (details in the section "In the press").</w:t>
+              <w:t>News summary 2026-07-30 – 2026-10-28: 2 articles, 0 with an adverse keyword in the headline (details in the section "In the press").</w:t>
             </w:r>
           </w:p>
         </w:tc>

--- a/docs/files/altum/altum_6M2026_en.docx
+++ b/docs/files/altum/altum_6M2026_en.docx
@@ -4585,7 +4585,7 @@
           <w:color w:val="667085"/>
           <w:sz w:val="18"/>
         </w:rPr>
-        <w:t>Automatic news scan (Google News, LV), 2026-07-30 – 2026-10-28: 2 articles.</w:t>
+        <w:t>Automatic news scan (Google News, LV), 2026-08-01 – 2026-10-30: 2 articles.</w:t>
       </w:r>
     </w:p>
     <w:tbl>
@@ -5221,7 +5221,7 @@
                 <w:color w:val="333333"/>
                 <w:sz w:val="18"/>
               </w:rPr>
-              <w:t>Not found on the EU, UN, US OFAC consolidated sanctions lists (automatic check 2026-10-28).</w:t>
+              <w:t>Not found on the EU, UN, US OFAC consolidated sanctions lists (automatic check 2026-10-30).</w:t>
             </w:r>
           </w:p>
           <w:p>
@@ -5460,7 +5460,7 @@
                 <w:color w:val="333333"/>
                 <w:sz w:val="18"/>
               </w:rPr>
-              <w:t>News summary 2026-07-30 – 2026-10-28: 2 articles, 0 with an adverse keyword in the headline (details in the section "In the press").</w:t>
+              <w:t>News summary 2026-08-01 – 2026-10-30: 2 articles, 0 with an adverse keyword in the headline (details in the section "In the press").</w:t>
             </w:r>
           </w:p>
         </w:tc>

--- a/docs/files/altum/altum_6M2026_en.docx
+++ b/docs/files/altum/altum_6M2026_en.docx
@@ -4585,7 +4585,7 @@
           <w:color w:val="667085"/>
           <w:sz w:val="18"/>
         </w:rPr>
-        <w:t>Automatic news scan (Google News, LV), 2026-08-01 – 2026-10-30: 2 articles.</w:t>
+        <w:t>Automatic news scan (Google News, LV), 2026-08-02 – 2026-10-31: 2 articles.</w:t>
       </w:r>
     </w:p>
     <w:tbl>
@@ -5221,7 +5221,7 @@
                 <w:color w:val="333333"/>
                 <w:sz w:val="18"/>
               </w:rPr>
-              <w:t>Not found on the EU, UN, US OFAC consolidated sanctions lists (automatic check 2026-10-30).</w:t>
+              <w:t>Not found on the EU, UN, US OFAC consolidated sanctions lists (automatic check 2026-10-31).</w:t>
             </w:r>
           </w:p>
           <w:p>
@@ -5460,7 +5460,7 @@
                 <w:color w:val="333333"/>
                 <w:sz w:val="18"/>
               </w:rPr>
-              <w:t>News summary 2026-08-01 – 2026-10-30: 2 articles, 0 with an adverse keyword in the headline (details in the section "In the press").</w:t>
+              <w:t>News summary 2026-08-02 – 2026-10-31: 2 articles, 0 with an adverse keyword in the headline (details in the section "In the press").</w:t>
             </w:r>
           </w:p>
         </w:tc>
